--- a/GIOS 設備助手 現場快速架站手冊.docx
+++ b/GIOS 設備助手 現場快速架站手冊.docx
@@ -45,158 +45,153 @@
         <w:rPr>
           <w:lang w:eastAsia="zh-TW"/>
         </w:rPr>
-        <w:t>Android</w:t>
-      </w:r>
-      <w:r>
-        <w:rPr>
-          <w:rFonts w:hint="eastAsia"/>
-          <w:lang w:eastAsia="zh-TW"/>
-        </w:rPr>
-        <w:t>/iOS</w:t>
-      </w:r>
-      <w:r>
-        <w:rPr>
-          <w:lang w:eastAsia="zh-TW"/>
-        </w:rPr>
-        <w:t xml:space="preserve"> 1.0.11 Build 51</w:t>
+        <w:t>適用一對一配置與監控　畫面版本 Android 1.0.11 Build 64</w:t>
       </w:r>
     </w:p>
     <w:p>
       <w:pPr>
-        <w:pStyle w:val="1"/>
-        <w:rPr>
-          <w:rFonts w:eastAsia="新細明體"/>
-          <w:lang w:eastAsia="zh-TW"/>
-        </w:rPr>
-      </w:pPr>
-      <w:r>
-        <w:rPr>
-          <w:lang w:eastAsia="zh-TW"/>
-        </w:rPr>
-        <w:t>00</w:t>
-      </w:r>
-      <w:r>
-        <w:rPr>
-          <w:lang w:eastAsia="zh-TW"/>
-        </w:rPr>
-        <w:t xml:space="preserve">　</w:t>
-      </w:r>
-      <w:r>
-        <w:rPr>
-          <w:lang w:eastAsia="zh-TW"/>
-        </w:rPr>
-        <w:t xml:space="preserve"> APP</w:t>
+        <w:rPr>
+          <w:lang w:eastAsia="zh-TW"/>
+        </w:rPr>
+      </w:pPr>
+      <w:r>
+        <w:rPr>
+          <w:b/>
+          <w:lang w:eastAsia="zh-TW"/>
+        </w:rPr>
+        <w:t>照第 1 → 5 頁依序做，看到資料上雲才算架站完成。</w:t>
+      </w:r>
+      <w:r>
+        <w:rPr>
+          <w:lang w:eastAsia="zh-TW"/>
+        </w:rPr>
+        <w:br/>
+        <w:t>流程：選一對一 → 連藍牙、設 Wi-Fi → 網路檢查、選站號 → 確認 PTU → 看到資料上傳</w:t>
       </w:r>
     </w:p>
     <w:p>
       <w:pPr>
-        <w:rPr>
-          <w:rFonts w:hint="eastAsia"/>
-          <w:b/>
-          <w:bCs/>
-          <w:lang w:eastAsia="zh-TW"/>
-        </w:rPr>
-      </w:pPr>
-      <w:r>
-        <w:rPr>
-          <w:rFonts w:hint="eastAsia"/>
-          <w:b/>
-          <w:bCs/>
-          <w:lang w:eastAsia="zh-TW"/>
-        </w:rPr>
-        <w:t>下載點</w:t>
+        <w:pStyle w:val="1"/>
+        <w:rPr>
+          <w:lang w:eastAsia="zh-TW"/>
+        </w:rPr>
+      </w:pPr>
+      <w:r>
+        <w:rPr>
+          <w:lang w:eastAsia="zh-TW"/>
+        </w:rPr>
+        <w:t xml:space="preserve">1  </w:t>
+      </w:r>
+      <w:r>
+        <w:rPr>
+          <w:lang w:eastAsia="zh-TW"/>
+        </w:rPr>
+        <w:t>從現場配置開始</w:t>
       </w:r>
     </w:p>
     <w:p>
       <w:pPr>
         <w:rPr>
+          <w:lang w:eastAsia="zh-TW"/>
+        </w:rPr>
+      </w:pPr>
+      <w:r>
+        <w:rPr>
+          <w:lang w:eastAsia="zh-TW"/>
+        </w:rPr>
+        <w:t>1. 先備妥</w:t>
+      </w:r>
+      <w:r>
+        <w:rPr>
           <w:b/>
-          <w:bCs/>
-          <w:lang w:eastAsia="zh-TW"/>
-        </w:rPr>
-      </w:pPr>
-      <w:hyperlink r:id="rId8" w:history="1">
-        <w:r>
-          <w:rPr>
-            <w:rStyle w:val="affa"/>
-            <w:lang w:eastAsia="zh-TW"/>
-          </w:rPr>
-          <w:t>Android版</w:t>
-        </w:r>
-      </w:hyperlink>
-      <w:r>
-        <w:rPr>
-          <w:lang w:eastAsia="zh-TW"/>
-        </w:rPr>
-        <w:t xml:space="preserve">        </w:t>
-      </w:r>
-      <w:hyperlink r:id="rId9" w:history="1">
-        <w:r>
-          <w:rPr>
-            <w:rStyle w:val="affa"/>
-            <w:lang w:eastAsia="zh-TW"/>
-          </w:rPr>
-          <w:t>iO</w:t>
-        </w:r>
-        <w:r>
-          <w:rPr>
-            <w:rStyle w:val="affa"/>
-            <w:lang w:eastAsia="zh-TW"/>
-          </w:rPr>
-          <w:t>S</w:t>
-        </w:r>
-        <w:r>
-          <w:rPr>
-            <w:rStyle w:val="affa"/>
-            <w:lang w:eastAsia="zh-TW"/>
-          </w:rPr>
-          <w:t>版</w:t>
-        </w:r>
-      </w:hyperlink>
-      <w:r>
-        <w:rPr>
-          <w:rFonts w:hint="eastAsia"/>
-          <w:lang w:eastAsia="zh-TW"/>
-        </w:rPr>
-        <w:t xml:space="preserve">( </w:t>
+          <w:lang w:eastAsia="zh-TW"/>
+        </w:rPr>
+        <w:t>站號</w:t>
+      </w:r>
+      <w:r>
+        <w:rPr>
+          <w:lang w:eastAsia="zh-TW"/>
+        </w:rPr>
+        <w:t>、</w:t>
       </w:r>
       <w:r>
         <w:rPr>
           <w:b/>
-          <w:bCs/>
-          <w:lang w:eastAsia="zh-TW"/>
-        </w:rPr>
-        <w:t>TestFlight </w:t>
-      </w:r>
-      <w:r>
-        <w:rPr>
-          <w:rFonts w:hint="eastAsia"/>
-          <w:lang w:eastAsia="zh-TW"/>
-        </w:rPr>
-        <w:t xml:space="preserve">有效2026/10/5 ~ </w:t>
-      </w:r>
-      <w:r>
-        <w:rPr>
-          <w:lang w:eastAsia="zh-TW"/>
-        </w:rPr>
-        <w:t>2027/1/2</w:t>
-      </w:r>
-      <w:r>
-        <w:rPr>
-          <w:rFonts w:hint="eastAsia"/>
-          <w:lang w:eastAsia="zh-TW"/>
-        </w:rPr>
-        <w:t>)</w:t>
+          <w:lang w:eastAsia="zh-TW"/>
+        </w:rPr>
+        <w:t>2.4 GHz Wi-Fi 名稱與密碼</w:t>
+      </w:r>
+      <w:r>
+        <w:rPr>
+          <w:lang w:eastAsia="zh-TW"/>
+        </w:rPr>
+        <w:t>。閘道器通電，手機開啟藍牙。</w:t>
       </w:r>
     </w:p>
     <w:p>
       <w:pPr>
         <w:rPr>
+          <w:lang w:eastAsia="zh-TW"/>
+        </w:rPr>
+      </w:pPr>
+      <w:r>
+        <w:rPr>
+          <w:lang w:eastAsia="zh-TW"/>
+        </w:rPr>
+        <w:t>2. 首頁選</w:t>
+      </w:r>
+      <w:r>
+        <w:rPr>
           <w:b/>
-          <w:bCs/>
-          <w:lang w:eastAsia="zh-TW"/>
-        </w:rPr>
-      </w:pPr>
+          <w:lang w:eastAsia="zh-TW"/>
+        </w:rPr>
+        <w:t>現場配置</w:t>
+      </w:r>
+      <w:r>
+        <w:rPr>
+          <w:lang w:eastAsia="zh-TW"/>
+        </w:rPr>
+        <w:t>，右上角須顯示</w:t>
+      </w:r>
+      <w:r>
+        <w:rPr>
+          <w:b/>
+          <w:lang w:eastAsia="zh-TW"/>
+        </w:rPr>
+        <w:t>正式站</w:t>
+      </w:r>
+      <w:r>
+        <w:rPr>
+          <w:lang w:eastAsia="zh-TW"/>
+        </w:rPr>
+        <w:t xml:space="preserve">。按 </w:t>
+      </w:r>
+      <w:r>
+        <w:rPr>
+          <w:b/>
+          <w:lang w:eastAsia="zh-TW"/>
+        </w:rPr>
+        <w:t>⋮ → 連接模式 → 直連模式（一對一）</w:t>
+      </w:r>
+      <w:r>
+        <w:rPr>
+          <w:lang w:eastAsia="zh-TW"/>
+        </w:rPr>
+        <w:t>，關閉設定後按</w:t>
+      </w:r>
+      <w:r>
+        <w:rPr>
+          <w:b/>
+          <w:lang w:eastAsia="zh-TW"/>
+        </w:rPr>
+        <w:t>檢查並開始</w:t>
+      </w:r>
+      <w:r>
+        <w:rPr>
+          <w:lang w:eastAsia="zh-TW"/>
+        </w:rPr>
+        <w:t>。</w:t>
+      </w:r>
     </w:p>
     <w:p>
       <w:pPr>
@@ -206,128 +201,30 @@
       </w:pPr>
       <w:r>
         <w:rPr>
-          <w:rFonts w:hint="eastAsia"/>
+          <w:lang w:eastAsia="zh-TW"/>
+        </w:rPr>
+        <w:t>3. 若提示閘道器目前是星狀模式，選</w:t>
+      </w:r>
+      <w:r>
+        <w:rPr>
           <w:b/>
-          <w:bCs/>
-          <w:lang w:eastAsia="zh-TW"/>
-        </w:rPr>
-        <w:t>iOS安裝流程</w:t>
-      </w:r>
-      <w:r>
-        <w:rPr>
-          <w:b/>
-          <w:bCs/>
-          <w:lang w:eastAsia="zh-TW"/>
-        </w:rPr>
-        <w:br/>
-      </w:r>
-      <w:r>
-        <w:rPr>
-          <w:rFonts w:hint="eastAsia"/>
-          <w:lang w:eastAsia="zh-TW"/>
-        </w:rPr>
-        <w:t>1.點擊iOS版下載連結後</w:t>
-      </w:r>
-      <w:r>
-        <w:rPr>
-          <w:rFonts w:hint="eastAsia"/>
-          <w:lang w:eastAsia="zh-TW"/>
-        </w:rPr>
-        <w:t>步驟一中</w:t>
-      </w:r>
-      <w:r>
-        <w:rPr>
-          <w:rFonts w:hint="eastAsia"/>
-          <w:lang w:eastAsia="zh-TW"/>
-        </w:rPr>
-        <w:t>取得</w:t>
-      </w:r>
-      <w:r>
-        <w:rPr>
-          <w:lang w:eastAsia="zh-TW"/>
-        </w:rPr>
-        <w:t>TestFlight</w:t>
-      </w:r>
-      <w:r>
-        <w:rPr>
-          <w:rFonts w:hint="eastAsia"/>
-          <w:lang w:eastAsia="zh-TW"/>
-        </w:rPr>
-        <w:t xml:space="preserve"> 後 ;</w:t>
+          <w:lang w:eastAsia="zh-TW"/>
+        </w:rPr>
+        <w:t>改成一對一</w:t>
+      </w:r>
+      <w:r>
+        <w:rPr>
+          <w:lang w:eastAsia="zh-TW"/>
+        </w:rPr>
+        <w:t>。</w:t>
       </w:r>
     </w:p>
     <w:p>
       <w:pPr>
-        <w:rPr>
-          <w:lang w:eastAsia="zh-TW"/>
-        </w:rPr>
-      </w:pPr>
-      <w:r>
-        <w:rPr>
-          <w:rFonts w:hint="eastAsia"/>
-          <w:lang w:eastAsia="zh-TW"/>
-        </w:rPr>
-        <w:t>2.再從步驟二中將GIOS現場開通加入到</w:t>
-      </w:r>
-      <w:r>
-        <w:rPr>
-          <w:lang w:eastAsia="zh-TW"/>
-        </w:rPr>
-        <w:t>TestFlight</w:t>
-      </w:r>
-      <w:r>
-        <w:rPr>
-          <w:rFonts w:hint="eastAsia"/>
-          <w:lang w:eastAsia="zh-TW"/>
-        </w:rPr>
-        <w:t>內</w:t>
-      </w:r>
-    </w:p>
-    <w:p>
-      <w:pPr>
-        <w:rPr>
-          <w:rFonts w:hint="eastAsia"/>
-          <w:b/>
-          <w:bCs/>
-          <w:lang w:eastAsia="zh-TW"/>
-        </w:rPr>
-      </w:pPr>
-      <w:r>
-        <w:rPr>
-          <w:rFonts w:hint="eastAsia"/>
-          <w:b/>
-          <w:bCs/>
-          <w:lang w:eastAsia="zh-TW"/>
-        </w:rPr>
-        <w:t>3.安裝完成後</w:t>
-      </w:r>
-      <w:r>
-        <w:rPr>
-          <w:lang w:eastAsia="zh-TW"/>
-        </w:rPr>
-        <w:t>，</w:t>
-      </w:r>
-      <w:r>
-        <w:rPr>
-          <w:rFonts w:hint="eastAsia"/>
-          <w:lang w:eastAsia="zh-TW"/>
-        </w:rPr>
-        <w:t xml:space="preserve">APP名稱為 </w:t>
-      </w:r>
-      <w:r>
-        <w:rPr>
-          <w:rFonts w:hint="eastAsia"/>
-          <w:color w:val="EE0000"/>
-          <w:lang w:eastAsia="zh-TW"/>
-        </w:rPr>
-        <w:t>GIOS設備助手</w:t>
-      </w:r>
-    </w:p>
-    <w:p>
-      <w:pPr>
-        <w:rPr>
-          <w:b/>
-          <w:bCs/>
+        <w:keepNext/>
+        <w:spacing w:before="80" w:after="60"/>
+        <w:jc w:val="center"/>
+        <w:rPr>
           <w:lang w:eastAsia="zh-TW"/>
         </w:rPr>
       </w:pPr>
@@ -336,10 +233,10 @@
           <w:noProof/>
         </w:rPr>
         <w:drawing>
-          <wp:inline distT="0" distB="0" distL="0" distR="0" wp14:anchorId="3D8F9CA4" wp14:editId="7E14C12E">
-            <wp:extent cx="1657350" cy="3254427"/>
-            <wp:effectExtent l="0" t="0" r="0" b="3175"/>
-            <wp:docPr id="534164803" name="圖片 1"/>
+          <wp:inline distT="0" distB="0" distL="0" distR="0" wp14:anchorId="14F76C5C" wp14:editId="7304B84C">
+            <wp:extent cx="2194560" cy="4284617"/>
+            <wp:effectExtent l="0" t="0" r="0" b="0"/>
+            <wp:docPr id="1" name="Picture 1" descr="左：架站選現場配置，日常監控選查看數據。右：確認直連模式下方顯示一對一。"/>
             <wp:cNvGraphicFramePr>
               <a:graphicFrameLocks xmlns:a="http://schemas.openxmlformats.org/drawingml/2006/main" noChangeAspect="1"/>
             </wp:cNvGraphicFramePr>
@@ -347,7 +244,317 @@
               <a:graphicData uri="http://schemas.openxmlformats.org/drawingml/2006/picture">
                 <pic:pic xmlns:pic="http://schemas.openxmlformats.org/drawingml/2006/picture">
                   <pic:nvPicPr>
-                    <pic:cNvPr id="534164803" name=""/>
+                    <pic:cNvPr id="0" name="00_home.png"/>
+                    <pic:cNvPicPr/>
+                  </pic:nvPicPr>
+                  <pic:blipFill>
+                    <a:blip r:embed="rId8"/>
+                    <a:stretch>
+                      <a:fillRect/>
+                    </a:stretch>
+                  </pic:blipFill>
+                  <pic:spPr>
+                    <a:xfrm>
+                      <a:off x="0" y="0"/>
+                      <a:ext cx="2194560" cy="4284617"/>
+                    </a:xfrm>
+                    <a:prstGeom prst="rect">
+                      <a:avLst/>
+                    </a:prstGeom>
+                  </pic:spPr>
+                </pic:pic>
+              </a:graphicData>
+            </a:graphic>
+          </wp:inline>
+        </w:drawing>
+      </w:r>
+      <w:r>
+        <w:rPr>
+          <w:lang w:eastAsia="zh-TW"/>
+        </w:rPr>
+        <w:t xml:space="preserve">    </w:t>
+      </w:r>
+      <w:r>
+        <w:rPr>
+          <w:noProof/>
+        </w:rPr>
+        <w:drawing>
+          <wp:inline distT="0" distB="0" distL="0" distR="0" wp14:anchorId="171F2244" wp14:editId="2072387D">
+            <wp:extent cx="2194560" cy="4284617"/>
+            <wp:effectExtent l="0" t="0" r="0" b="0"/>
+            <wp:docPr id="2" name="Picture 2" descr="左：架站選現場配置，日常監控選查看數據。右：確認直連模式下方顯示一對一。"/>
+            <wp:cNvGraphicFramePr>
+              <a:graphicFrameLocks xmlns:a="http://schemas.openxmlformats.org/drawingml/2006/main" noChangeAspect="1"/>
+            </wp:cNvGraphicFramePr>
+            <a:graphic xmlns:a="http://schemas.openxmlformats.org/drawingml/2006/main">
+              <a:graphicData uri="http://schemas.openxmlformats.org/drawingml/2006/picture">
+                <pic:pic xmlns:pic="http://schemas.openxmlformats.org/drawingml/2006/picture">
+                  <pic:nvPicPr>
+                    <pic:cNvPr id="0" name="02_mode.png"/>
+                    <pic:cNvPicPr/>
+                  </pic:nvPicPr>
+                  <pic:blipFill>
+                    <a:blip r:embed="rId9"/>
+                    <a:stretch>
+                      <a:fillRect/>
+                    </a:stretch>
+                  </pic:blipFill>
+                  <pic:spPr>
+                    <a:xfrm>
+                      <a:off x="0" y="0"/>
+                      <a:ext cx="2194560" cy="4284617"/>
+                    </a:xfrm>
+                    <a:prstGeom prst="rect">
+                      <a:avLst/>
+                    </a:prstGeom>
+                  </pic:spPr>
+                </pic:pic>
+              </a:graphicData>
+            </a:graphic>
+          </wp:inline>
+        </w:drawing>
+      </w:r>
+    </w:p>
+    <w:p>
+      <w:pPr>
+        <w:pStyle w:val="af7"/>
+        <w:jc w:val="center"/>
+        <w:rPr>
+          <w:lang w:eastAsia="zh-TW"/>
+        </w:rPr>
+      </w:pPr>
+      <w:r>
+        <w:rPr>
+          <w:lang w:eastAsia="zh-TW"/>
+        </w:rPr>
+        <w:t>左：架站選現場配置，日常監控選查看數據。右：確認直連模式下方顯示一對一。</w:t>
+      </w:r>
+    </w:p>
+    <w:p>
+      <w:pPr>
+        <w:rPr>
+          <w:lang w:eastAsia="zh-TW"/>
+        </w:rPr>
+      </w:pPr>
+      <w:r>
+        <w:rPr>
+          <w:b/>
+          <w:lang w:eastAsia="zh-TW"/>
+        </w:rPr>
+        <w:t>不要勾「先離線配置，稍後驗證資料」。</w:t>
+      </w:r>
+    </w:p>
+    <w:p>
+      <w:pPr>
+        <w:pStyle w:val="af7"/>
+        <w:rPr>
+          <w:lang w:eastAsia="zh-TW"/>
+        </w:rPr>
+      </w:pPr>
+      <w:r>
+        <w:rPr>
+          <w:lang w:eastAsia="zh-TW"/>
+        </w:rPr>
+        <w:t>尚未安裝 APP 請看第 7 頁。圖中站號、網路名稱與數值只是範例。</w:t>
+      </w:r>
+    </w:p>
+    <w:p>
+      <w:pPr>
+        <w:rPr>
+          <w:lang w:eastAsia="zh-TW"/>
+        </w:rPr>
+      </w:pPr>
+      <w:r>
+        <w:rPr>
+          <w:lang w:eastAsia="zh-TW"/>
+        </w:rPr>
+        <w:br w:type="page"/>
+      </w:r>
+    </w:p>
+    <w:p>
+      <w:pPr>
+        <w:pStyle w:val="1"/>
+        <w:rPr>
+          <w:lang w:eastAsia="zh-TW"/>
+        </w:rPr>
+      </w:pPr>
+      <w:r>
+        <w:rPr>
+          <w:lang w:eastAsia="zh-TW"/>
+        </w:rPr>
+        <w:lastRenderedPageBreak/>
+        <w:t xml:space="preserve">2  </w:t>
+      </w:r>
+      <w:r>
+        <w:rPr>
+          <w:lang w:eastAsia="zh-TW"/>
+        </w:rPr>
+        <w:t>連上設備並設定</w:t>
+      </w:r>
+      <w:r>
+        <w:rPr>
+          <w:lang w:eastAsia="zh-TW"/>
+        </w:rPr>
+        <w:t xml:space="preserve"> Wi-Fi</w:t>
+      </w:r>
+    </w:p>
+    <w:p>
+      <w:pPr>
+        <w:rPr>
+          <w:lang w:eastAsia="zh-TW"/>
+        </w:rPr>
+      </w:pPr>
+      <w:r>
+        <w:rPr>
+          <w:b/>
+          <w:lang w:eastAsia="zh-TW"/>
+        </w:rPr>
+        <w:t>藍牙只用來設定；資料要靠現場 Wi-Fi 上傳。</w:t>
+      </w:r>
+    </w:p>
+    <w:p>
+      <w:pPr>
+        <w:rPr>
+          <w:lang w:eastAsia="zh-TW"/>
+        </w:rPr>
+      </w:pPr>
+      <w:r>
+        <w:rPr>
+          <w:lang w:eastAsia="zh-TW"/>
+        </w:rPr>
+        <w:t>1. 靠近閘道器，按</w:t>
+      </w:r>
+      <w:r>
+        <w:rPr>
+          <w:b/>
+          <w:lang w:eastAsia="zh-TW"/>
+        </w:rPr>
+        <w:t>藍牙連線</w:t>
+      </w:r>
+      <w:r>
+        <w:rPr>
+          <w:lang w:eastAsia="zh-TW"/>
+        </w:rPr>
+        <w:t>。按</w:t>
+      </w:r>
+      <w:r>
+        <w:rPr>
+          <w:b/>
+          <w:lang w:eastAsia="zh-TW"/>
+        </w:rPr>
+        <w:t>燈泡</w:t>
+      </w:r>
+      <w:r>
+        <w:rPr>
+          <w:lang w:eastAsia="zh-TW"/>
+        </w:rPr>
+        <w:t>，確認閃燈的是這一樁，再按</w:t>
+      </w:r>
+      <w:r>
+        <w:rPr>
+          <w:b/>
+          <w:lang w:eastAsia="zh-TW"/>
+        </w:rPr>
+        <w:t>開始開通</w:t>
+      </w:r>
+      <w:r>
+        <w:rPr>
+          <w:lang w:eastAsia="zh-TW"/>
+        </w:rPr>
+        <w:t>。</w:t>
+      </w:r>
+    </w:p>
+    <w:p>
+      <w:pPr>
+        <w:rPr>
+          <w:lang w:eastAsia="zh-TW"/>
+        </w:rPr>
+      </w:pPr>
+      <w:r>
+        <w:rPr>
+          <w:lang w:eastAsia="zh-TW"/>
+        </w:rPr>
+        <w:t xml:space="preserve">2. 輸入現場 </w:t>
+      </w:r>
+      <w:r>
+        <w:rPr>
+          <w:b/>
+          <w:lang w:eastAsia="zh-TW"/>
+        </w:rPr>
+        <w:t>2.4 GHz Wi-Fi</w:t>
+      </w:r>
+      <w:r>
+        <w:rPr>
+          <w:lang w:eastAsia="zh-TW"/>
+        </w:rPr>
+        <w:t xml:space="preserve"> 的名稱與密碼（可按</w:t>
+      </w:r>
+      <w:r>
+        <w:rPr>
+          <w:b/>
+          <w:lang w:eastAsia="zh-TW"/>
+        </w:rPr>
+        <w:t>使用手機目前的 Wi-Fi</w:t>
+      </w:r>
+      <w:r>
+        <w:rPr>
+          <w:lang w:eastAsia="zh-TW"/>
+        </w:rPr>
+        <w:t>帶入名稱），按</w:t>
+      </w:r>
+      <w:r>
+        <w:rPr>
+          <w:b/>
+          <w:lang w:eastAsia="zh-TW"/>
+        </w:rPr>
+        <w:t>儲存並繼續</w:t>
+      </w:r>
+      <w:r>
+        <w:rPr>
+          <w:lang w:eastAsia="zh-TW"/>
+        </w:rPr>
+        <w:t>。若閘道器已有網路，APP 可能略過這一頁。</w:t>
+      </w:r>
+    </w:p>
+    <w:p>
+      <w:pPr>
+        <w:rPr>
+          <w:lang w:eastAsia="zh-TW"/>
+        </w:rPr>
+      </w:pPr>
+      <w:r>
+        <w:rPr>
+          <w:lang w:eastAsia="zh-TW"/>
+        </w:rPr>
+        <w:t>3. 等 APP 顯示網路檢查結果。</w:t>
+      </w:r>
+    </w:p>
+    <w:p>
+      <w:pPr>
+        <w:keepNext/>
+        <w:spacing w:before="80" w:after="60"/>
+        <w:jc w:val="center"/>
+        <w:rPr>
+          <w:lang w:eastAsia="zh-TW"/>
+        </w:rPr>
+      </w:pPr>
+      <w:r>
+        <w:rPr>
+          <w:noProof/>
+        </w:rPr>
+        <w:drawing>
+          <wp:inline distT="0" distB="0" distL="0" distR="0" wp14:anchorId="58EDC636" wp14:editId="34D9E54D">
+            <wp:extent cx="2377440" cy="4641669"/>
+            <wp:effectExtent l="0" t="0" r="0" b="0"/>
+            <wp:docPr id="3" name="Picture 3" descr="左：藍牙連線後先辨識設備。右：核對 Wi-Fi 名稱、密碼，再儲存並繼續。"/>
+            <wp:cNvGraphicFramePr>
+              <a:graphicFrameLocks xmlns:a="http://schemas.openxmlformats.org/drawingml/2006/main" noChangeAspect="1"/>
+            </wp:cNvGraphicFramePr>
+            <a:graphic xmlns:a="http://schemas.openxmlformats.org/drawingml/2006/main">
+              <a:graphicData uri="http://schemas.openxmlformats.org/drawingml/2006/picture">
+                <pic:pic xmlns:pic="http://schemas.openxmlformats.org/drawingml/2006/picture">
+                  <pic:nvPicPr>
+                    <pic:cNvPr id="0" name="04_connected.png"/>
                     <pic:cNvPicPr/>
                   </pic:nvPicPr>
                   <pic:blipFill>
@@ -359,7 +566,7 @@
                   <pic:spPr>
                     <a:xfrm>
                       <a:off x="0" y="0"/>
-                      <a:ext cx="1663638" cy="3266774"/>
+                      <a:ext cx="2377440" cy="4641669"/>
                     </a:xfrm>
                     <a:prstGeom prst="rect">
                       <a:avLst/>
@@ -373,21 +580,19 @@
       </w:r>
       <w:r>
         <w:rPr>
-          <w:rFonts w:hint="eastAsia"/>
+          <w:lang w:eastAsia="zh-TW"/>
+        </w:rPr>
+        <w:t xml:space="preserve">    </w:t>
+      </w:r>
+      <w:r>
+        <w:rPr>
           <w:noProof/>
-          <w:lang w:eastAsia="zh-TW"/>
-        </w:rPr>
-        <w:t xml:space="preserve">     </w:t>
-      </w:r>
-      <w:r>
-        <w:rPr>
-          <w:noProof/>
         </w:rPr>
         <w:drawing>
-          <wp:inline distT="0" distB="0" distL="0" distR="0" wp14:anchorId="1A055B41" wp14:editId="741D3DEE">
-            <wp:extent cx="1603326" cy="3286125"/>
+          <wp:inline distT="0" distB="0" distL="0" distR="0" wp14:anchorId="263E9317" wp14:editId="499DA435">
+            <wp:extent cx="2377440" cy="4641669"/>
             <wp:effectExtent l="0" t="0" r="0" b="0"/>
-            <wp:docPr id="1789218848" name="圖片 1"/>
+            <wp:docPr id="4" name="Picture 4" descr="左：藍牙連線後先辨識設備。右：核對 Wi-Fi 名稱、密碼，再儲存並繼續。"/>
             <wp:cNvGraphicFramePr>
               <a:graphicFrameLocks xmlns:a="http://schemas.openxmlformats.org/drawingml/2006/main" noChangeAspect="1"/>
             </wp:cNvGraphicFramePr>
@@ -395,7 +600,7 @@
               <a:graphicData uri="http://schemas.openxmlformats.org/drawingml/2006/picture">
                 <pic:pic xmlns:pic="http://schemas.openxmlformats.org/drawingml/2006/picture">
                   <pic:nvPicPr>
-                    <pic:cNvPr id="1789218848" name=""/>
+                    <pic:cNvPr id="0" name="05_wifi.png"/>
                     <pic:cNvPicPr/>
                   </pic:nvPicPr>
                   <pic:blipFill>
@@ -407,7 +612,7 @@
                   <pic:spPr>
                     <a:xfrm>
                       <a:off x="0" y="0"/>
-                      <a:ext cx="1614634" cy="3309302"/>
+                      <a:ext cx="2377440" cy="4641669"/>
                     </a:xfrm>
                     <a:prstGeom prst="rect">
                       <a:avLst/>
@@ -419,23 +624,200 @@
           </wp:inline>
         </w:drawing>
       </w:r>
-      <w:r>
-        <w:rPr>
-          <w:rFonts w:hint="eastAsia"/>
+    </w:p>
+    <w:p>
+      <w:pPr>
+        <w:pStyle w:val="af7"/>
+        <w:jc w:val="center"/>
+        <w:rPr>
+          <w:lang w:eastAsia="zh-TW"/>
+        </w:rPr>
+      </w:pPr>
+      <w:r>
+        <w:rPr>
+          <w:lang w:eastAsia="zh-TW"/>
+        </w:rPr>
+        <w:t>左：藍牙連線後先辨識設備。右：核對 Wi-Fi 名稱、密碼，再儲存並繼續。</w:t>
+      </w:r>
+    </w:p>
+    <w:p>
+      <w:pPr>
+        <w:rPr>
+          <w:lang w:eastAsia="zh-TW"/>
+        </w:rPr>
+      </w:pPr>
+      <w:r>
+        <w:rPr>
+          <w:b/>
+          <w:lang w:eastAsia="zh-TW"/>
+        </w:rPr>
+        <w:t>按了儲存不等於連線成功</w:t>
+      </w:r>
+      <w:r>
+        <w:rPr>
+          <w:lang w:eastAsia="zh-TW"/>
+        </w:rPr>
+        <w:t>，要等網路檢查通過。</w:t>
+      </w:r>
+    </w:p>
+    <w:p>
+      <w:pPr>
+        <w:rPr>
+          <w:lang w:eastAsia="zh-TW"/>
+        </w:rPr>
+      </w:pPr>
+      <w:r>
+        <w:rPr>
+          <w:lang w:eastAsia="zh-TW"/>
+        </w:rPr>
+        <w:br w:type="page"/>
+      </w:r>
+    </w:p>
+    <w:p>
+      <w:pPr>
+        <w:pStyle w:val="1"/>
+        <w:rPr>
+          <w:lang w:eastAsia="zh-TW"/>
+        </w:rPr>
+      </w:pPr>
+      <w:r>
+        <w:rPr>
+          <w:lang w:eastAsia="zh-TW"/>
+        </w:rPr>
+        <w:lastRenderedPageBreak/>
+        <w:t xml:space="preserve">3  </w:t>
+      </w:r>
+      <w:r>
+        <w:rPr>
+          <w:lang w:eastAsia="zh-TW"/>
+        </w:rPr>
+        <w:t>確認可以上雲再選站號</w:t>
+      </w:r>
+    </w:p>
+    <w:p>
+      <w:pPr>
+        <w:rPr>
+          <w:lang w:eastAsia="zh-TW"/>
+        </w:rPr>
+      </w:pPr>
+      <w:r>
+        <w:rPr>
+          <w:b/>
+          <w:lang w:eastAsia="zh-TW"/>
+        </w:rPr>
+        <w:t>資料路徑：PTU → 閘道器 → 2.4 GHz Wi-Fi → 網際網路 → 雲端</w:t>
+      </w:r>
+    </w:p>
+    <w:p>
+      <w:pPr>
+        <w:rPr>
+          <w:lang w:eastAsia="zh-TW"/>
+        </w:rPr>
+      </w:pPr>
+      <w:r>
+        <w:rPr>
+          <w:lang w:eastAsia="zh-TW"/>
+        </w:rPr>
+        <w:t>1. 網路體檢三項都要通過：</w:t>
+      </w:r>
+      <w:r>
+        <w:rPr>
+          <w:b/>
+          <w:lang w:eastAsia="zh-TW"/>
+        </w:rPr>
+        <w:t>已連上 Wi-Fi、資料送到正式站、資料上傳中</w:t>
+      </w:r>
+      <w:r>
+        <w:rPr>
+          <w:lang w:eastAsia="zh-TW"/>
+        </w:rPr>
+        <w:t>。</w:t>
+      </w:r>
+    </w:p>
+    <w:p>
+      <w:pPr>
+        <w:rPr>
+          <w:lang w:eastAsia="zh-TW"/>
+        </w:rPr>
+      </w:pPr>
+      <w:r>
+        <w:rPr>
+          <w:lang w:eastAsia="zh-TW"/>
+        </w:rPr>
+        <w:t>2. 有一項沒過：確認路由器能上網，依畫面重新檢查；仍失敗請後台協助（第 6 頁）。</w:t>
+      </w:r>
+    </w:p>
+    <w:p>
+      <w:pPr>
+        <w:rPr>
+          <w:lang w:eastAsia="zh-TW"/>
+        </w:rPr>
+      </w:pPr>
+      <w:r>
+        <w:rPr>
+          <w:lang w:eastAsia="zh-TW"/>
+        </w:rPr>
+        <w:t>3. 通過後核對站號：正確按</w:t>
+      </w:r>
+      <w:r>
+        <w:rPr>
+          <w:b/>
+          <w:lang w:eastAsia="zh-TW"/>
+        </w:rPr>
+        <w:t>使用此站點</w:t>
+      </w:r>
+      <w:r>
+        <w:rPr>
+          <w:lang w:eastAsia="zh-TW"/>
+        </w:rPr>
+        <w:t>；不對按</w:t>
+      </w:r>
+      <w:r>
+        <w:rPr>
+          <w:b/>
+          <w:lang w:eastAsia="zh-TW"/>
+        </w:rPr>
+        <w:t>改用其他站號</w:t>
+      </w:r>
+      <w:r>
+        <w:rPr>
+          <w:lang w:eastAsia="zh-TW"/>
+        </w:rPr>
+        <w:t>，</w:t>
+      </w:r>
+      <w:proofErr w:type="gramStart"/>
+      <w:r>
+        <w:rPr>
+          <w:lang w:eastAsia="zh-TW"/>
+        </w:rPr>
+        <w:t>輸站號</w:t>
+      </w:r>
+      <w:proofErr w:type="gramEnd"/>
+      <w:r>
+        <w:rPr>
+          <w:lang w:eastAsia="zh-TW"/>
+        </w:rPr>
+        <w:t>。閘道器編號由 APP 分配。</w:t>
+      </w:r>
+    </w:p>
+    <w:p>
+      <w:pPr>
+        <w:keepNext/>
+        <w:spacing w:before="80" w:after="60"/>
+        <w:jc w:val="center"/>
+        <w:rPr>
+          <w:lang w:eastAsia="zh-TW"/>
+        </w:rPr>
+      </w:pPr>
+      <w:r>
+        <w:rPr>
           <w:noProof/>
-          <w:lang w:eastAsia="zh-TW"/>
-        </w:rPr>
-        <w:t xml:space="preserve">     </w:t>
-      </w:r>
-      <w:r>
-        <w:rPr>
-          <w:noProof/>
         </w:rPr>
         <w:drawing>
-          <wp:inline distT="0" distB="0" distL="0" distR="0" wp14:anchorId="10808AF6" wp14:editId="45FDFF27">
-            <wp:extent cx="1835649" cy="3276600"/>
+          <wp:inline distT="0" distB="0" distL="0" distR="0" wp14:anchorId="3FB170B4" wp14:editId="153D6F00">
+            <wp:extent cx="2377440" cy="4641669"/>
             <wp:effectExtent l="0" t="0" r="0" b="0"/>
-            <wp:docPr id="1362099792" name="圖片 1"/>
+            <wp:docPr id="5" name="Picture 5" descr="左：網路體檢三項都要通過。右：站 50 只是範例，請以工單站號為準。"/>
             <wp:cNvGraphicFramePr>
               <a:graphicFrameLocks xmlns:a="http://schemas.openxmlformats.org/drawingml/2006/main" noChangeAspect="1"/>
             </wp:cNvGraphicFramePr>
@@ -443,7 +825,7 @@
               <a:graphicData uri="http://schemas.openxmlformats.org/drawingml/2006/picture">
                 <pic:pic xmlns:pic="http://schemas.openxmlformats.org/drawingml/2006/picture">
                   <pic:nvPicPr>
-                    <pic:cNvPr id="1362099792" name=""/>
+                    <pic:cNvPr id="0" name="05b_network.png"/>
                     <pic:cNvPicPr/>
                   </pic:nvPicPr>
                   <pic:blipFill>
@@ -455,7 +837,7 @@
                   <pic:spPr>
                     <a:xfrm>
                       <a:off x="0" y="0"/>
-                      <a:ext cx="1859721" cy="3319567"/>
+                      <a:ext cx="2377440" cy="4641669"/>
                     </a:xfrm>
                     <a:prstGeom prst="rect">
                       <a:avLst/>
@@ -467,345 +849,21 @@
           </wp:inline>
         </w:drawing>
       </w:r>
-    </w:p>
-    <w:p>
-      <w:pPr>
-        <w:rPr>
-          <w:rFonts w:hint="eastAsia"/>
-          <w:lang w:eastAsia="zh-TW"/>
-        </w:rPr>
-      </w:pPr>
-    </w:p>
-    <w:p>
-      <w:pPr>
-        <w:rPr>
-          <w:rFonts w:hint="eastAsia"/>
-          <w:lang w:eastAsia="zh-TW"/>
-        </w:rPr>
-      </w:pPr>
-      <w:r>
-        <w:rPr>
-          <w:lang w:eastAsia="zh-TW"/>
-        </w:rPr>
-        <w:br w:type="page"/>
-      </w:r>
-    </w:p>
-    <w:p>
-      <w:pPr>
-        <w:pStyle w:val="1"/>
-        <w:rPr>
-          <w:rFonts w:eastAsia="新細明體" w:hint="eastAsia"/>
-          <w:lang w:eastAsia="zh-TW"/>
-        </w:rPr>
-      </w:pPr>
-      <w:r>
-        <w:rPr>
-          <w:lang w:eastAsia="zh-TW"/>
-        </w:rPr>
-        <w:lastRenderedPageBreak/>
-        <w:t>01</w:t>
-      </w:r>
-      <w:r>
-        <w:rPr>
-          <w:lang w:eastAsia="zh-TW"/>
-        </w:rPr>
-        <w:t xml:space="preserve">　</w:t>
-      </w:r>
-      <w:r>
-        <w:rPr>
-          <w:lang w:eastAsia="zh-TW"/>
-        </w:rPr>
-        <w:t>開啟</w:t>
-      </w:r>
-      <w:r>
-        <w:rPr>
-          <w:lang w:eastAsia="zh-TW"/>
-        </w:rPr>
-        <w:t xml:space="preserve"> APP</w:t>
-      </w:r>
-    </w:p>
-    <w:p>
-      <w:pPr>
-        <w:rPr>
-          <w:rFonts w:hint="eastAsia"/>
-          <w:lang w:eastAsia="zh-TW"/>
-        </w:rPr>
-      </w:pPr>
-      <w:r>
-        <w:rPr>
-          <w:lang w:eastAsia="zh-TW"/>
-        </w:rPr>
-        <w:t>本手冊適用：</w:t>
-      </w:r>
-      <w:r>
-        <w:rPr>
-          <w:b/>
-          <w:lang w:eastAsia="zh-TW"/>
-        </w:rPr>
-        <w:t>一個閘道器配一個</w:t>
-      </w:r>
-      <w:r>
-        <w:rPr>
-          <w:b/>
-          <w:lang w:eastAsia="zh-TW"/>
-        </w:rPr>
-        <w:t xml:space="preserve"> PTU</w:t>
-      </w:r>
-      <w:r>
-        <w:rPr>
-          <w:b/>
-          <w:lang w:eastAsia="zh-TW"/>
-        </w:rPr>
-        <w:t>（直連／</w:t>
-      </w:r>
-      <w:r>
-        <w:rPr>
-          <w:b/>
-          <w:lang w:eastAsia="zh-TW"/>
-        </w:rPr>
-        <w:t>一對一</w:t>
-      </w:r>
-      <w:r>
-        <w:rPr>
-          <w:b/>
-          <w:lang w:eastAsia="zh-TW"/>
-        </w:rPr>
-        <w:t>）</w:t>
-      </w:r>
-      <w:r>
-        <w:rPr>
-          <w:lang w:eastAsia="zh-TW"/>
-        </w:rPr>
-        <w:t>。</w:t>
-      </w:r>
-    </w:p>
-    <w:p>
-      <w:pPr>
-        <w:rPr>
-          <w:lang w:eastAsia="zh-TW"/>
-        </w:rPr>
-      </w:pPr>
-      <w:r>
-        <w:rPr>
-          <w:lang w:eastAsia="zh-TW"/>
-        </w:rPr>
-        <w:t xml:space="preserve">1. </w:t>
-      </w:r>
-      <w:r>
-        <w:rPr>
-          <w:lang w:eastAsia="zh-TW"/>
-        </w:rPr>
-        <w:t>確認閘道器、</w:t>
-      </w:r>
-      <w:r>
-        <w:rPr>
-          <w:lang w:eastAsia="zh-TW"/>
-        </w:rPr>
-        <w:t xml:space="preserve">PTU </w:t>
-      </w:r>
-      <w:r>
-        <w:rPr>
-          <w:lang w:eastAsia="zh-TW"/>
-        </w:rPr>
-        <w:t>與現場</w:t>
-      </w:r>
-      <w:r>
-        <w:rPr>
-          <w:lang w:eastAsia="zh-TW"/>
-        </w:rPr>
-        <w:t xml:space="preserve"> Wi-Fi </w:t>
-      </w:r>
-      <w:r>
-        <w:rPr>
-          <w:lang w:eastAsia="zh-TW"/>
-        </w:rPr>
-        <w:t>路由器已通電；備妥</w:t>
-      </w:r>
-      <w:r>
-        <w:rPr>
-          <w:b/>
-          <w:color w:val="EE0000"/>
-          <w:lang w:eastAsia="zh-TW"/>
-        </w:rPr>
-        <w:t>站號</w:t>
-      </w:r>
-      <w:r>
-        <w:rPr>
-          <w:b/>
-          <w:lang w:eastAsia="zh-TW"/>
-        </w:rPr>
-        <w:t>與</w:t>
-      </w:r>
-      <w:r>
-        <w:rPr>
-          <w:b/>
-          <w:lang w:eastAsia="zh-TW"/>
-        </w:rPr>
-        <w:t xml:space="preserve"> </w:t>
-      </w:r>
-      <w:r>
-        <w:rPr>
-          <w:b/>
-          <w:color w:val="EE0000"/>
-          <w:lang w:eastAsia="zh-TW"/>
-        </w:rPr>
-        <w:t xml:space="preserve">Wi-Fi </w:t>
-      </w:r>
-      <w:r>
-        <w:rPr>
-          <w:b/>
-          <w:color w:val="EE0000"/>
-          <w:lang w:eastAsia="zh-TW"/>
-        </w:rPr>
-        <w:t>密碼</w:t>
-      </w:r>
-      <w:r>
-        <w:rPr>
-          <w:lang w:eastAsia="zh-TW"/>
-        </w:rPr>
-        <w:t>。</w:t>
-      </w:r>
-    </w:p>
-    <w:p>
-      <w:pPr>
-        <w:rPr>
-          <w:lang w:eastAsia="zh-TW"/>
-        </w:rPr>
-      </w:pPr>
-      <w:r>
-        <w:rPr>
-          <w:lang w:eastAsia="zh-TW"/>
-        </w:rPr>
-        <w:t xml:space="preserve">2. </w:t>
-      </w:r>
-      <w:r>
-        <w:rPr>
-          <w:lang w:eastAsia="zh-TW"/>
-        </w:rPr>
-        <w:t>手機開啟藍牙，允許</w:t>
-      </w:r>
-      <w:r>
-        <w:rPr>
-          <w:lang w:eastAsia="zh-TW"/>
-        </w:rPr>
-        <w:t xml:space="preserve"> APP </w:t>
-      </w:r>
-      <w:r>
-        <w:rPr>
-          <w:lang w:eastAsia="zh-TW"/>
-        </w:rPr>
-        <w:t>要求的附近裝置／位置權限；確認右上角是</w:t>
-      </w:r>
-      <w:r>
-        <w:rPr>
-          <w:b/>
-          <w:lang w:eastAsia="zh-TW"/>
-        </w:rPr>
-        <w:t>正式站</w:t>
-      </w:r>
-      <w:r>
-        <w:rPr>
-          <w:lang w:eastAsia="zh-TW"/>
-        </w:rPr>
-        <w:t>。</w:t>
-      </w:r>
-    </w:p>
-    <w:p>
-      <w:pPr>
-        <w:rPr>
-          <w:lang w:eastAsia="zh-TW"/>
-        </w:rPr>
-      </w:pPr>
-      <w:r>
-        <w:rPr>
-          <w:lang w:eastAsia="zh-TW"/>
-        </w:rPr>
-        <w:t xml:space="preserve">3. </w:t>
-      </w:r>
-      <w:r>
-        <w:rPr>
-          <w:lang w:eastAsia="zh-TW"/>
-        </w:rPr>
-        <w:t>第一次使用：點</w:t>
-      </w:r>
-      <w:r>
-        <w:rPr>
-          <w:lang w:eastAsia="zh-TW"/>
-        </w:rPr>
-        <w:t xml:space="preserve"> </w:t>
-      </w:r>
-      <w:r>
-        <w:rPr>
-          <w:b/>
-          <w:lang w:eastAsia="zh-TW"/>
-        </w:rPr>
-        <w:t>⋮</w:t>
-      </w:r>
-      <w:r>
-        <w:rPr>
-          <w:b/>
-          <w:lang w:eastAsia="zh-TW"/>
-        </w:rPr>
-        <w:t xml:space="preserve"> → </w:t>
-      </w:r>
-      <w:r>
-        <w:rPr>
-          <w:b/>
-          <w:lang w:eastAsia="zh-TW"/>
-        </w:rPr>
-        <w:t>連接模式</w:t>
-      </w:r>
-      <w:r>
-        <w:rPr>
-          <w:b/>
-          <w:lang w:eastAsia="zh-TW"/>
-        </w:rPr>
-        <w:t xml:space="preserve"> → </w:t>
-      </w:r>
-      <w:r>
-        <w:rPr>
-          <w:b/>
-          <w:lang w:eastAsia="zh-TW"/>
-        </w:rPr>
-        <w:t>直連模式</w:t>
-      </w:r>
-      <w:r>
-        <w:rPr>
-          <w:lang w:eastAsia="zh-TW"/>
-        </w:rPr>
-        <w:t>，回首頁後按</w:t>
-      </w:r>
-      <w:r>
-        <w:rPr>
-          <w:b/>
-          <w:lang w:eastAsia="zh-TW"/>
-        </w:rPr>
-        <w:t>檢查並開始</w:t>
-      </w:r>
-      <w:r>
-        <w:rPr>
-          <w:lang w:eastAsia="zh-TW"/>
-        </w:rPr>
-        <w:t>。</w:t>
-      </w:r>
-    </w:p>
-    <w:p>
-      <w:pPr>
-        <w:spacing w:before="100" w:after="60"/>
-        <w:jc w:val="center"/>
-        <w:rPr>
-          <w:lang w:eastAsia="zh-TW"/>
-        </w:rPr>
-      </w:pPr>
+      <w:r>
+        <w:rPr>
+          <w:lang w:eastAsia="zh-TW"/>
+        </w:rPr>
+        <w:t xml:space="preserve">    </w:t>
+      </w:r>
       <w:r>
         <w:rPr>
           <w:noProof/>
         </w:rPr>
         <w:drawing>
-          <wp:inline distT="0" distB="0" distL="0" distR="0" wp14:anchorId="193602BB" wp14:editId="48137715">
-            <wp:extent cx="2395728" cy="4677374"/>
+          <wp:inline distT="0" distB="0" distL="0" distR="0" wp14:anchorId="70D82305" wp14:editId="2EC476B8">
+            <wp:extent cx="2377440" cy="4641669"/>
             <wp:effectExtent l="0" t="0" r="0" b="0"/>
-            <wp:docPr id="1" name="Picture 1" descr="Build 51 APP 介面範例：01_start.png"/>
+            <wp:docPr id="6" name="Picture 6" descr="左：網路體檢三項都要通過。右：站 50 只是範例，請以工單站號為準。"/>
             <wp:cNvGraphicFramePr>
               <a:graphicFrameLocks xmlns:a="http://schemas.openxmlformats.org/drawingml/2006/main" noChangeAspect="1"/>
             </wp:cNvGraphicFramePr>
@@ -813,7 +871,7 @@
               <a:graphicData uri="http://schemas.openxmlformats.org/drawingml/2006/picture">
                 <pic:pic xmlns:pic="http://schemas.openxmlformats.org/drawingml/2006/picture">
                   <pic:nvPicPr>
-                    <pic:cNvPr id="0" name="01_start.png"/>
+                    <pic:cNvPr id="0" name="06_station.png"/>
                     <pic:cNvPicPr/>
                   </pic:nvPicPr>
                   <pic:blipFill>
@@ -825,7 +883,7 @@
                   <pic:spPr>
                     <a:xfrm>
                       <a:off x="0" y="0"/>
-                      <a:ext cx="2395728" cy="4677374"/>
+                      <a:ext cx="2377440" cy="4641669"/>
                     </a:xfrm>
                     <a:prstGeom prst="rect">
                       <a:avLst/>
@@ -837,21 +895,278 @@
           </wp:inline>
         </w:drawing>
       </w:r>
-      <w:r>
-        <w:rPr>
-          <w:lang w:eastAsia="zh-TW"/>
-        </w:rPr>
-        <w:t xml:space="preserve">     </w:t>
-      </w:r>
+    </w:p>
+    <w:p>
+      <w:pPr>
+        <w:pStyle w:val="af7"/>
+        <w:jc w:val="center"/>
+        <w:rPr>
+          <w:lang w:eastAsia="zh-TW"/>
+        </w:rPr>
+      </w:pPr>
+      <w:r>
+        <w:rPr>
+          <w:lang w:eastAsia="zh-TW"/>
+        </w:rPr>
+        <w:t>左：網路體檢三項都要通過。右：站 50 只是範例，請以站號為</w:t>
+      </w:r>
+      <w:proofErr w:type="gramStart"/>
+      <w:r>
+        <w:rPr>
+          <w:lang w:eastAsia="zh-TW"/>
+        </w:rPr>
+        <w:t>準</w:t>
+      </w:r>
+      <w:proofErr w:type="gramEnd"/>
+      <w:r>
+        <w:rPr>
+          <w:lang w:eastAsia="zh-TW"/>
+        </w:rPr>
+        <w:t>。</w:t>
+      </w:r>
+    </w:p>
+    <w:p>
+      <w:pPr>
+        <w:rPr>
+          <w:lang w:eastAsia="zh-TW"/>
+        </w:rPr>
+      </w:pPr>
+      <w:r>
+        <w:rPr>
+          <w:b/>
+          <w:lang w:eastAsia="zh-TW"/>
+        </w:rPr>
+        <w:t>手機有 4G／5G，不代表閘道器有網路。</w:t>
+      </w:r>
+      <w:r>
+        <w:rPr>
+          <w:lang w:eastAsia="zh-TW"/>
+        </w:rPr>
+        <w:t>閘道器連的 Wi-Fi 必須能上網。</w:t>
+      </w:r>
+    </w:p>
+    <w:p>
+      <w:pPr>
+        <w:rPr>
+          <w:lang w:eastAsia="zh-TW"/>
+        </w:rPr>
+      </w:pPr>
+      <w:r>
+        <w:rPr>
+          <w:lang w:eastAsia="zh-TW"/>
+        </w:rPr>
+        <w:t>剛改過 Wi-Fi，先等「正在等待閘道器恢復資料上傳」結束，不要連續重設。</w:t>
+      </w:r>
+    </w:p>
+    <w:p>
+      <w:pPr>
+        <w:rPr>
+          <w:lang w:eastAsia="zh-TW"/>
+        </w:rPr>
+      </w:pPr>
+      <w:r>
+        <w:rPr>
+          <w:lang w:eastAsia="zh-TW"/>
+        </w:rPr>
+        <w:br w:type="page"/>
+      </w:r>
+    </w:p>
+    <w:p>
+      <w:pPr>
+        <w:pStyle w:val="1"/>
+        <w:rPr>
+          <w:lang w:eastAsia="zh-TW"/>
+        </w:rPr>
+      </w:pPr>
+      <w:r>
+        <w:rPr>
+          <w:lang w:eastAsia="zh-TW"/>
+        </w:rPr>
+        <w:lastRenderedPageBreak/>
+        <w:t xml:space="preserve">4  </w:t>
+      </w:r>
+      <w:r>
+        <w:rPr>
+          <w:lang w:eastAsia="zh-TW"/>
+        </w:rPr>
+        <w:t>確認眼前的</w:t>
+      </w:r>
+      <w:r>
+        <w:rPr>
+          <w:lang w:eastAsia="zh-TW"/>
+        </w:rPr>
+        <w:t xml:space="preserve"> PTU </w:t>
+      </w:r>
+      <w:r>
+        <w:rPr>
+          <w:lang w:eastAsia="zh-TW"/>
+        </w:rPr>
+        <w:t>再開始配置</w:t>
+      </w:r>
+    </w:p>
+    <w:p>
+      <w:pPr>
+        <w:rPr>
+          <w:lang w:eastAsia="zh-TW"/>
+        </w:rPr>
+      </w:pPr>
+      <w:r>
+        <w:rPr>
+          <w:lang w:eastAsia="zh-TW"/>
+        </w:rPr>
+        <w:t>閘道器會</w:t>
+      </w:r>
+      <w:proofErr w:type="gramStart"/>
+      <w:r>
+        <w:rPr>
+          <w:lang w:eastAsia="zh-TW"/>
+        </w:rPr>
+        <w:t>自動選</w:t>
+      </w:r>
+      <w:r>
+        <w:rPr>
+          <w:rFonts w:hint="eastAsia"/>
+          <w:lang w:eastAsia="zh-TW"/>
+        </w:rPr>
+        <w:t>離最近</w:t>
+      </w:r>
+      <w:proofErr w:type="gramEnd"/>
+      <w:r>
+        <w:rPr>
+          <w:rFonts w:hint="eastAsia"/>
+          <w:lang w:eastAsia="zh-TW"/>
+        </w:rPr>
+        <w:t>的</w:t>
+      </w:r>
+      <w:r>
+        <w:rPr>
+          <w:lang w:eastAsia="zh-TW"/>
+        </w:rPr>
+        <w:t>一台 PTU</w:t>
+      </w:r>
+      <w:r>
+        <w:rPr>
+          <w:rFonts w:hint="eastAsia"/>
+          <w:lang w:eastAsia="zh-TW"/>
+        </w:rPr>
+        <w:t>做綁定連線</w:t>
+      </w:r>
+      <w:r>
+        <w:rPr>
+          <w:lang w:eastAsia="zh-TW"/>
+        </w:rPr>
+        <w:t>。</w:t>
+      </w:r>
+    </w:p>
+    <w:p>
+      <w:pPr>
+        <w:rPr>
+          <w:lang w:eastAsia="zh-TW"/>
+        </w:rPr>
+      </w:pPr>
+      <w:r>
+        <w:rPr>
+          <w:lang w:eastAsia="zh-TW"/>
+        </w:rPr>
+        <w:t>1. 按</w:t>
+      </w:r>
+      <w:r>
+        <w:rPr>
+          <w:b/>
+          <w:lang w:eastAsia="zh-TW"/>
+        </w:rPr>
+        <w:t>辨識此樁</w:t>
+      </w:r>
+      <w:r>
+        <w:rPr>
+          <w:lang w:eastAsia="zh-TW"/>
+        </w:rPr>
+        <w:t>，看現場哪一樁在閃燈。</w:t>
+      </w:r>
+    </w:p>
+    <w:p>
+      <w:pPr>
+        <w:rPr>
+          <w:lang w:eastAsia="zh-TW"/>
+        </w:rPr>
+      </w:pPr>
+      <w:r>
+        <w:rPr>
+          <w:lang w:eastAsia="zh-TW"/>
+        </w:rPr>
+        <w:t>2. 閃的是眼前這一樁：按</w:t>
+      </w:r>
+      <w:r>
+        <w:rPr>
+          <w:b/>
+          <w:lang w:eastAsia="zh-TW"/>
+        </w:rPr>
+        <w:t>是這台，開始配置</w:t>
+      </w:r>
+      <w:r>
+        <w:rPr>
+          <w:lang w:eastAsia="zh-TW"/>
+        </w:rPr>
+        <w:t>。</w:t>
+      </w:r>
+    </w:p>
+    <w:p>
+      <w:pPr>
+        <w:rPr>
+          <w:lang w:eastAsia="zh-TW"/>
+        </w:rPr>
+      </w:pPr>
+      <w:r>
+        <w:rPr>
+          <w:lang w:eastAsia="zh-TW"/>
+        </w:rPr>
+        <w:t>3. 閃的是別樁、沒有閃或無法確定：</w:t>
+      </w:r>
+      <w:r>
+        <w:rPr>
+          <w:b/>
+          <w:lang w:eastAsia="zh-TW"/>
+        </w:rPr>
+        <w:t>不要確認</w:t>
+      </w:r>
+      <w:r>
+        <w:rPr>
+          <w:lang w:eastAsia="zh-TW"/>
+        </w:rPr>
+        <w:t xml:space="preserve">，按 </w:t>
+      </w:r>
+      <w:r>
+        <w:rPr>
+          <w:b/>
+          <w:lang w:eastAsia="zh-TW"/>
+        </w:rPr>
+        <w:t>⋯ → 不是這台？</w:t>
+      </w:r>
+      <w:r>
+        <w:rPr>
+          <w:lang w:eastAsia="zh-TW"/>
+        </w:rPr>
+        <w:t>重新處理，必要時請後台協助。</w:t>
+      </w:r>
+    </w:p>
+    <w:p>
+      <w:pPr>
+        <w:keepNext/>
+        <w:spacing w:before="80" w:after="60"/>
+        <w:jc w:val="center"/>
+        <w:rPr>
+          <w:lang w:eastAsia="zh-TW"/>
+        </w:rPr>
+      </w:pPr>
       <w:r>
         <w:rPr>
           <w:noProof/>
         </w:rPr>
         <w:drawing>
-          <wp:inline distT="0" distB="0" distL="0" distR="0" wp14:anchorId="2DCC457C" wp14:editId="10926C42">
-            <wp:extent cx="2395728" cy="4677374"/>
+          <wp:inline distT="0" distB="0" distL="0" distR="0" wp14:anchorId="420B4D15" wp14:editId="4698E91C">
+            <wp:extent cx="2377440" cy="4641669"/>
             <wp:effectExtent l="0" t="0" r="0" b="0"/>
-            <wp:docPr id="2" name="Picture 2" descr="Build 51 APP 介面範例：02_mode.png"/>
+            <wp:docPr id="7" name="Picture 7" descr="左：先按辨識此樁並看現場燈號。右：確認是目標設備，才按是這台開始配置。"/>
             <wp:cNvGraphicFramePr>
               <a:graphicFrameLocks xmlns:a="http://schemas.openxmlformats.org/drawingml/2006/main" noChangeAspect="1"/>
             </wp:cNvGraphicFramePr>
@@ -859,7 +1174,7 @@
               <a:graphicData uri="http://schemas.openxmlformats.org/drawingml/2006/picture">
                 <pic:pic xmlns:pic="http://schemas.openxmlformats.org/drawingml/2006/picture">
                   <pic:nvPicPr>
-                    <pic:cNvPr id="0" name="02_mode.png"/>
+                    <pic:cNvPr id="0" name="07_identify.png"/>
                     <pic:cNvPicPr/>
                   </pic:nvPicPr>
                   <pic:blipFill>
@@ -871,7 +1186,7 @@
                   <pic:spPr>
                     <a:xfrm>
                       <a:off x="0" y="0"/>
-                      <a:ext cx="2395728" cy="4677374"/>
+                      <a:ext cx="2377440" cy="4641669"/>
                     </a:xfrm>
                     <a:prstGeom prst="rect">
                       <a:avLst/>
@@ -883,210 +1198,21 @@
           </wp:inline>
         </w:drawing>
       </w:r>
-    </w:p>
-    <w:p>
-      <w:pPr>
-        <w:pStyle w:val="af7"/>
-        <w:jc w:val="center"/>
-        <w:rPr>
-          <w:lang w:eastAsia="zh-TW"/>
-        </w:rPr>
-      </w:pPr>
-      <w:r>
-        <w:rPr>
-          <w:lang w:eastAsia="zh-TW"/>
-        </w:rPr>
-        <w:t>左：按「檢查並開始」。右：一對一安裝選「直連模式」。</w:t>
-      </w:r>
-    </w:p>
-    <w:p>
-      <w:pPr>
-        <w:rPr>
-          <w:lang w:eastAsia="zh-TW"/>
-        </w:rPr>
-      </w:pPr>
-      <w:r>
-        <w:rPr>
-          <w:lang w:eastAsia="zh-TW"/>
-        </w:rPr>
-        <w:br w:type="page"/>
-      </w:r>
-    </w:p>
-    <w:p>
-      <w:pPr>
-        <w:pStyle w:val="1"/>
-        <w:rPr>
-          <w:lang w:eastAsia="zh-TW"/>
-        </w:rPr>
-      </w:pPr>
-      <w:r>
-        <w:rPr>
-          <w:lang w:eastAsia="zh-TW"/>
-        </w:rPr>
-        <w:lastRenderedPageBreak/>
-        <w:t>02</w:t>
-      </w:r>
-      <w:r>
-        <w:rPr>
-          <w:lang w:eastAsia="zh-TW"/>
-        </w:rPr>
-        <w:t xml:space="preserve">　連上正確的閘道器</w:t>
-      </w:r>
-    </w:p>
-    <w:p>
-      <w:pPr>
-        <w:rPr>
-          <w:lang w:eastAsia="zh-TW"/>
-        </w:rPr>
-      </w:pPr>
-      <w:r>
-        <w:rPr>
-          <w:lang w:eastAsia="zh-TW"/>
-        </w:rPr>
-        <w:t>先確認設備，再開始配置。</w:t>
-      </w:r>
-    </w:p>
-    <w:p>
-      <w:pPr>
-        <w:rPr>
-          <w:lang w:eastAsia="zh-TW"/>
-        </w:rPr>
-      </w:pPr>
-      <w:r>
-        <w:rPr>
-          <w:lang w:eastAsia="zh-TW"/>
-        </w:rPr>
-        <w:t xml:space="preserve">1. </w:t>
-      </w:r>
-      <w:r>
-        <w:rPr>
-          <w:lang w:eastAsia="zh-TW"/>
-        </w:rPr>
-        <w:t>靠近本樁的閘道器，在對應卡片按</w:t>
-      </w:r>
-      <w:r>
-        <w:rPr>
-          <w:b/>
-          <w:color w:val="EE0000"/>
-          <w:lang w:eastAsia="zh-TW"/>
-        </w:rPr>
-        <w:t>藍牙連線</w:t>
-      </w:r>
-      <w:r>
-        <w:rPr>
-          <w:lang w:eastAsia="zh-TW"/>
-        </w:rPr>
-        <w:t>，等標籤變成</w:t>
-      </w:r>
-      <w:r>
-        <w:rPr>
-          <w:b/>
-          <w:lang w:eastAsia="zh-TW"/>
-        </w:rPr>
-        <w:t>已連線</w:t>
-      </w:r>
-      <w:r>
-        <w:rPr>
-          <w:lang w:eastAsia="zh-TW"/>
-        </w:rPr>
-        <w:t>。</w:t>
-      </w:r>
-    </w:p>
-    <w:p>
-      <w:pPr>
-        <w:rPr>
-          <w:lang w:eastAsia="zh-TW"/>
-        </w:rPr>
-      </w:pPr>
-      <w:r>
-        <w:rPr>
-          <w:lang w:eastAsia="zh-TW"/>
-        </w:rPr>
-        <w:t xml:space="preserve">2. </w:t>
-      </w:r>
-      <w:r>
-        <w:rPr>
-          <w:lang w:eastAsia="zh-TW"/>
-        </w:rPr>
-        <w:t>按卡片上的</w:t>
-      </w:r>
-      <w:r>
-        <w:rPr>
-          <w:b/>
-          <w:color w:val="EE0000"/>
-          <w:lang w:eastAsia="zh-TW"/>
-        </w:rPr>
-        <w:t>燈泡</w:t>
-      </w:r>
-      <w:r>
-        <w:rPr>
-          <w:lang w:eastAsia="zh-TW"/>
-        </w:rPr>
-        <w:t>，看現場哪一台閃燈，確認是目標設備。</w:t>
-      </w:r>
-    </w:p>
-    <w:p>
-      <w:pPr>
-        <w:rPr>
-          <w:lang w:eastAsia="zh-TW"/>
-        </w:rPr>
-      </w:pPr>
-      <w:r>
-        <w:rPr>
-          <w:lang w:eastAsia="zh-TW"/>
-        </w:rPr>
-        <w:t xml:space="preserve">3. </w:t>
-      </w:r>
-      <w:r>
-        <w:rPr>
-          <w:lang w:eastAsia="zh-TW"/>
-        </w:rPr>
-        <w:t>確認正確後按</w:t>
-      </w:r>
-      <w:r>
-        <w:rPr>
-          <w:b/>
-          <w:lang w:eastAsia="zh-TW"/>
-        </w:rPr>
-        <w:t>開始開通</w:t>
-      </w:r>
-      <w:r>
-        <w:rPr>
-          <w:lang w:eastAsia="zh-TW"/>
-        </w:rPr>
-        <w:t>。若選錯，先按</w:t>
-      </w:r>
-      <w:r>
-        <w:rPr>
-          <w:b/>
-          <w:lang w:eastAsia="zh-TW"/>
-        </w:rPr>
-        <w:t>斷開</w:t>
-      </w:r>
-      <w:r>
-        <w:rPr>
-          <w:lang w:eastAsia="zh-TW"/>
-        </w:rPr>
-        <w:t>，再連另一台。</w:t>
-      </w:r>
-    </w:p>
-    <w:p>
-      <w:pPr>
-        <w:spacing w:before="100" w:after="60"/>
-        <w:jc w:val="center"/>
-        <w:rPr>
-          <w:lang w:eastAsia="zh-TW"/>
-        </w:rPr>
-      </w:pPr>
+      <w:r>
+        <w:rPr>
+          <w:lang w:eastAsia="zh-TW"/>
+        </w:rPr>
+        <w:t xml:space="preserve">    </w:t>
+      </w:r>
       <w:r>
         <w:rPr>
           <w:noProof/>
         </w:rPr>
         <w:drawing>
-          <wp:inline distT="0" distB="0" distL="0" distR="0" wp14:anchorId="5C4FDB05" wp14:editId="7E922DBF">
-            <wp:extent cx="2395728" cy="4677374"/>
+          <wp:inline distT="0" distB="0" distL="0" distR="0" wp14:anchorId="73339FC6" wp14:editId="1E856F82">
+            <wp:extent cx="2377440" cy="4641669"/>
             <wp:effectExtent l="0" t="0" r="0" b="0"/>
-            <wp:docPr id="3" name="Picture 3" descr="Build 51 APP 介面範例：03_gateway.png"/>
+            <wp:docPr id="8" name="Picture 8" descr="左：先按辨識此樁並看現場燈號。右：確認是目標設備，才按是這台開始配置。"/>
             <wp:cNvGraphicFramePr>
               <a:graphicFrameLocks xmlns:a="http://schemas.openxmlformats.org/drawingml/2006/main" noChangeAspect="1"/>
             </wp:cNvGraphicFramePr>
@@ -1094,7 +1220,7 @@
               <a:graphicData uri="http://schemas.openxmlformats.org/drawingml/2006/picture">
                 <pic:pic xmlns:pic="http://schemas.openxmlformats.org/drawingml/2006/picture">
                   <pic:nvPicPr>
-                    <pic:cNvPr id="0" name="03_gateway.png"/>
+                    <pic:cNvPr id="0" name="08_confirm.png"/>
                     <pic:cNvPicPr/>
                   </pic:nvPicPr>
                   <pic:blipFill>
@@ -1106,7 +1232,7 @@
                   <pic:spPr>
                     <a:xfrm>
                       <a:off x="0" y="0"/>
-                      <a:ext cx="2395728" cy="4677374"/>
+                      <a:ext cx="2377440" cy="4641669"/>
                     </a:xfrm>
                     <a:prstGeom prst="rect">
                       <a:avLst/>
@@ -1118,21 +1244,274 @@
           </wp:inline>
         </w:drawing>
       </w:r>
-      <w:r>
-        <w:rPr>
-          <w:lang w:eastAsia="zh-TW"/>
-        </w:rPr>
-        <w:t xml:space="preserve">     </w:t>
-      </w:r>
+    </w:p>
+    <w:p>
+      <w:pPr>
+        <w:pStyle w:val="af7"/>
+        <w:jc w:val="center"/>
+        <w:rPr>
+          <w:lang w:eastAsia="zh-TW"/>
+        </w:rPr>
+      </w:pPr>
+      <w:r>
+        <w:rPr>
+          <w:lang w:eastAsia="zh-TW"/>
+        </w:rPr>
+        <w:t>左：先按辨識此樁並看現場燈號。右：確認是目標設備，才按是這台開始配置。</w:t>
+      </w:r>
+    </w:p>
+    <w:p>
+      <w:pPr>
+        <w:rPr>
+          <w:lang w:eastAsia="zh-TW"/>
+        </w:rPr>
+      </w:pPr>
+      <w:r>
+        <w:rPr>
+          <w:b/>
+          <w:lang w:eastAsia="zh-TW"/>
+        </w:rPr>
+        <w:t>以現場閃燈為準。</w:t>
+      </w:r>
+      <w:r>
+        <w:rPr>
+          <w:rFonts w:hint="eastAsia"/>
+          <w:lang w:eastAsia="zh-TW"/>
+        </w:rPr>
+        <w:t>若</w:t>
+      </w:r>
+      <w:r>
+        <w:rPr>
+          <w:lang w:eastAsia="zh-TW"/>
+        </w:rPr>
+        <w:t>只憑距離最近或訊號最強就確認</w:t>
+      </w:r>
+      <w:r>
+        <w:rPr>
+          <w:rFonts w:hint="eastAsia"/>
+          <w:lang w:eastAsia="zh-TW"/>
+        </w:rPr>
+        <w:t>可能還是發生</w:t>
+      </w:r>
+      <w:r>
+        <w:rPr>
+          <w:lang w:eastAsia="zh-TW"/>
+        </w:rPr>
+        <w:t>閘道器</w:t>
+      </w:r>
+      <w:r>
+        <w:rPr>
+          <w:rFonts w:hint="eastAsia"/>
+          <w:lang w:eastAsia="zh-TW"/>
+        </w:rPr>
+        <w:t>綁定</w:t>
+      </w:r>
+      <w:proofErr w:type="gramStart"/>
+      <w:r>
+        <w:rPr>
+          <w:rFonts w:hint="eastAsia"/>
+          <w:lang w:eastAsia="zh-TW"/>
+        </w:rPr>
+        <w:t>到鄰台</w:t>
+      </w:r>
+      <w:proofErr w:type="gramEnd"/>
+      <w:r>
+        <w:rPr>
+          <w:rFonts w:hint="eastAsia"/>
+          <w:lang w:eastAsia="zh-TW"/>
+        </w:rPr>
+        <w:t>PTU問題</w:t>
+      </w:r>
+      <w:r>
+        <w:rPr>
+          <w:lang w:eastAsia="zh-TW"/>
+        </w:rPr>
+        <w:t>。</w:t>
+      </w:r>
+    </w:p>
+    <w:p>
+      <w:pPr>
+        <w:rPr>
+          <w:lang w:eastAsia="zh-TW"/>
+        </w:rPr>
+      </w:pPr>
+      <w:r>
+        <w:rPr>
+          <w:lang w:eastAsia="zh-TW"/>
+        </w:rPr>
+        <w:br w:type="page"/>
+      </w:r>
+    </w:p>
+    <w:p>
+      <w:pPr>
+        <w:pStyle w:val="1"/>
+        <w:rPr>
+          <w:lang w:eastAsia="zh-TW"/>
+        </w:rPr>
+      </w:pPr>
+      <w:r>
+        <w:rPr>
+          <w:lang w:eastAsia="zh-TW"/>
+        </w:rPr>
+        <w:lastRenderedPageBreak/>
+        <w:t xml:space="preserve">5  </w:t>
+      </w:r>
+      <w:r>
+        <w:rPr>
+          <w:lang w:eastAsia="zh-TW"/>
+        </w:rPr>
+        <w:t>驗證上傳並查看充電數據</w:t>
+      </w:r>
+    </w:p>
+    <w:p>
+      <w:pPr>
+        <w:rPr>
+          <w:lang w:eastAsia="zh-TW"/>
+        </w:rPr>
+      </w:pPr>
+      <w:r>
+        <w:rPr>
+          <w:lang w:eastAsia="zh-TW"/>
+        </w:rPr>
+        <w:t xml:space="preserve">1. 等畫面累計到 </w:t>
+      </w:r>
+      <w:r>
+        <w:rPr>
+          <w:b/>
+          <w:lang w:eastAsia="zh-TW"/>
+        </w:rPr>
+        <w:t>3/3</w:t>
+      </w:r>
+      <w:r>
+        <w:rPr>
+          <w:lang w:eastAsia="zh-TW"/>
+        </w:rPr>
+        <w:t>、顯示</w:t>
+      </w:r>
+      <w:r>
+        <w:rPr>
+          <w:b/>
+          <w:lang w:eastAsia="zh-TW"/>
+        </w:rPr>
+        <w:t>開通完成</w:t>
+      </w:r>
+      <w:r>
+        <w:rPr>
+          <w:lang w:eastAsia="zh-TW"/>
+        </w:rPr>
+        <w:t>。</w:t>
+      </w:r>
+      <w:r>
+        <w:rPr>
+          <w:rFonts w:hint="eastAsia"/>
+          <w:lang w:eastAsia="zh-TW"/>
+        </w:rPr>
+        <w:t>建議可</w:t>
+      </w:r>
+      <w:r>
+        <w:rPr>
+          <w:lang w:eastAsia="zh-TW"/>
+        </w:rPr>
+        <w:t>把站</w:t>
+      </w:r>
+      <w:proofErr w:type="gramStart"/>
+      <w:r>
+        <w:rPr>
+          <w:lang w:eastAsia="zh-TW"/>
+        </w:rPr>
+        <w:t>號與閘道</w:t>
+      </w:r>
+      <w:proofErr w:type="gramEnd"/>
+      <w:r>
+        <w:rPr>
+          <w:lang w:eastAsia="zh-TW"/>
+        </w:rPr>
+        <w:t>器編號標示在設備上。</w:t>
+      </w:r>
+    </w:p>
+    <w:p>
+      <w:pPr>
+        <w:rPr>
+          <w:lang w:eastAsia="zh-TW"/>
+        </w:rPr>
+      </w:pPr>
+      <w:r>
+        <w:rPr>
+          <w:lang w:eastAsia="zh-TW"/>
+        </w:rPr>
+        <w:t>2. 按</w:t>
+      </w:r>
+      <w:r>
+        <w:rPr>
+          <w:b/>
+          <w:lang w:eastAsia="zh-TW"/>
+        </w:rPr>
+        <w:t>查看最近資料</w:t>
+      </w:r>
+      <w:r>
+        <w:rPr>
+          <w:lang w:eastAsia="zh-TW"/>
+        </w:rPr>
+        <w:t>（或回首頁選</w:t>
+      </w:r>
+      <w:r>
+        <w:rPr>
+          <w:b/>
+          <w:lang w:eastAsia="zh-TW"/>
+        </w:rPr>
+        <w:t>查看數據</w:t>
+      </w:r>
+      <w:r>
+        <w:rPr>
+          <w:lang w:eastAsia="zh-TW"/>
+        </w:rPr>
+        <w:t>，再選站號與閘道器）。</w:t>
+      </w:r>
+    </w:p>
+    <w:p>
+      <w:pPr>
+        <w:rPr>
+          <w:lang w:eastAsia="zh-TW"/>
+        </w:rPr>
+      </w:pPr>
+      <w:r>
+        <w:rPr>
+          <w:lang w:eastAsia="zh-TW"/>
+        </w:rPr>
+        <w:t>3. 看到</w:t>
+      </w:r>
+      <w:r>
+        <w:rPr>
+          <w:b/>
+          <w:lang w:eastAsia="zh-TW"/>
+        </w:rPr>
+        <w:t>上傳正常</w:t>
+      </w:r>
+      <w:r>
+        <w:rPr>
+          <w:lang w:eastAsia="zh-TW"/>
+        </w:rPr>
+        <w:t>，且資料時間持續更新，才算架站完成。</w:t>
+      </w:r>
+    </w:p>
+    <w:p>
+      <w:pPr>
+        <w:keepNext/>
+        <w:spacing w:before="80" w:after="60"/>
+        <w:jc w:val="center"/>
+        <w:rPr>
+          <w:lang w:eastAsia="zh-TW"/>
+        </w:rPr>
+      </w:pPr>
       <w:r>
         <w:rPr>
           <w:noProof/>
         </w:rPr>
         <w:drawing>
-          <wp:inline distT="0" distB="0" distL="0" distR="0" wp14:anchorId="48F1FDE9" wp14:editId="06A6A180">
-            <wp:extent cx="2395728" cy="4677374"/>
+          <wp:inline distT="0" distB="0" distL="0" distR="0" wp14:anchorId="00139C62" wp14:editId="0B62FA07">
+            <wp:extent cx="2377440" cy="4641669"/>
             <wp:effectExtent l="0" t="0" r="0" b="0"/>
-            <wp:docPr id="4" name="Picture 4" descr="Build 51 APP 介面範例：04_connected.png"/>
+            <wp:docPr id="9" name="Picture 9" descr="左：資料驗證由 1/3 累計到 3/3。右：先看上傳狀態與資料時間，再看充電數值。"/>
             <wp:cNvGraphicFramePr>
               <a:graphicFrameLocks xmlns:a="http://schemas.openxmlformats.org/drawingml/2006/main" noChangeAspect="1"/>
             </wp:cNvGraphicFramePr>
@@ -1140,7 +1519,7 @@
               <a:graphicData uri="http://schemas.openxmlformats.org/drawingml/2006/picture">
                 <pic:pic xmlns:pic="http://schemas.openxmlformats.org/drawingml/2006/picture">
                   <pic:nvPicPr>
-                    <pic:cNvPr id="0" name="04_connected.png"/>
+                    <pic:cNvPr id="0" name="09_verify.png"/>
                     <pic:cNvPicPr/>
                   </pic:nvPicPr>
                   <pic:blipFill>
@@ -1152,7 +1531,7 @@
                   <pic:spPr>
                     <a:xfrm>
                       <a:off x="0" y="0"/>
-                      <a:ext cx="2395728" cy="4677374"/>
+                      <a:ext cx="2377440" cy="4641669"/>
                     </a:xfrm>
                     <a:prstGeom prst="rect">
                       <a:avLst/>
@@ -1164,389 +1543,21 @@
           </wp:inline>
         </w:drawing>
       </w:r>
-    </w:p>
-    <w:p>
-      <w:pPr>
-        <w:pStyle w:val="af7"/>
-        <w:jc w:val="center"/>
-        <w:rPr>
-          <w:lang w:eastAsia="zh-TW"/>
-        </w:rPr>
-      </w:pPr>
-      <w:r>
-        <w:rPr>
-          <w:lang w:eastAsia="zh-TW"/>
-        </w:rPr>
-        <w:t>左：先按「藍牙連線」。右：連線成功後可按燈泡，再「開始開通」。</w:t>
-      </w:r>
-    </w:p>
-    <w:p>
-      <w:pPr>
-        <w:rPr>
-          <w:lang w:eastAsia="zh-TW"/>
-        </w:rPr>
-      </w:pPr>
-      <w:r>
-        <w:rPr>
-          <w:b/>
-          <w:lang w:eastAsia="zh-TW"/>
-        </w:rPr>
-        <w:t>提醒</w:t>
-      </w:r>
-      <w:r>
-        <w:rPr>
-          <w:rFonts w:hint="eastAsia"/>
-          <w:b/>
-          <w:lang w:eastAsia="zh-TW"/>
-        </w:rPr>
-        <w:t>:</w:t>
-      </w:r>
-      <w:r>
-        <w:rPr>
-          <w:lang w:eastAsia="zh-TW"/>
-        </w:rPr>
-        <w:t>「最近」與</w:t>
-      </w:r>
-      <w:r>
-        <w:rPr>
-          <w:lang w:eastAsia="zh-TW"/>
-        </w:rPr>
-        <w:t xml:space="preserve"> dBm </w:t>
-      </w:r>
-      <w:r>
-        <w:rPr>
-          <w:lang w:eastAsia="zh-TW"/>
-        </w:rPr>
-        <w:t>訊號強弱只能幫助找設備，不能當作身分確認。若燈泡提示尚無可辨識</w:t>
-      </w:r>
-      <w:r>
-        <w:rPr>
-          <w:lang w:eastAsia="zh-TW"/>
-        </w:rPr>
-        <w:t xml:space="preserve"> PTU</w:t>
-      </w:r>
-      <w:r>
-        <w:rPr>
-          <w:lang w:eastAsia="zh-TW"/>
-        </w:rPr>
-        <w:t>，先核對閘道器標示，後續仍須辨識</w:t>
-      </w:r>
-      <w:r>
-        <w:rPr>
-          <w:lang w:eastAsia="zh-TW"/>
-        </w:rPr>
-        <w:t xml:space="preserve"> PTU</w:t>
-      </w:r>
-      <w:r>
-        <w:rPr>
-          <w:lang w:eastAsia="zh-TW"/>
-        </w:rPr>
-        <w:t>。</w:t>
-      </w:r>
-    </w:p>
-    <w:p>
-      <w:pPr>
-        <w:rPr>
-          <w:lang w:eastAsia="zh-TW"/>
-        </w:rPr>
-      </w:pPr>
-      <w:r>
-        <w:rPr>
-          <w:lang w:eastAsia="zh-TW"/>
-        </w:rPr>
-        <w:br w:type="page"/>
-      </w:r>
-    </w:p>
-    <w:p>
-      <w:pPr>
-        <w:pStyle w:val="1"/>
-        <w:rPr>
-          <w:lang w:eastAsia="zh-TW"/>
-        </w:rPr>
-      </w:pPr>
-      <w:r>
-        <w:rPr>
-          <w:lang w:eastAsia="zh-TW"/>
-        </w:rPr>
-        <w:lastRenderedPageBreak/>
-        <w:t>03</w:t>
-      </w:r>
-      <w:r>
-        <w:rPr>
-          <w:lang w:eastAsia="zh-TW"/>
-        </w:rPr>
-        <w:t xml:space="preserve">　設定現場</w:t>
-      </w:r>
-      <w:r>
-        <w:rPr>
-          <w:lang w:eastAsia="zh-TW"/>
-        </w:rPr>
-        <w:t xml:space="preserve"> Wi-Fi</w:t>
-      </w:r>
-    </w:p>
-    <w:p>
-      <w:pPr>
-        <w:rPr>
-          <w:lang w:eastAsia="zh-TW"/>
-        </w:rPr>
-      </w:pPr>
-      <w:r>
-        <w:rPr>
-          <w:lang w:eastAsia="zh-TW"/>
-        </w:rPr>
-        <w:t>閘道器只能連</w:t>
-      </w:r>
-      <w:r>
-        <w:rPr>
-          <w:lang w:eastAsia="zh-TW"/>
-        </w:rPr>
-        <w:t xml:space="preserve"> </w:t>
-      </w:r>
-      <w:r>
-        <w:rPr>
-          <w:b/>
-          <w:color w:val="EE0000"/>
-          <w:lang w:eastAsia="zh-TW"/>
-        </w:rPr>
-        <w:t>2.4 GHz Wi-Fi</w:t>
-      </w:r>
-      <w:r>
-        <w:rPr>
-          <w:lang w:eastAsia="zh-TW"/>
-        </w:rPr>
-        <w:t>。手機先連上現場網路；若</w:t>
-      </w:r>
-      <w:r>
-        <w:rPr>
-          <w:lang w:eastAsia="zh-TW"/>
-        </w:rPr>
-        <w:t xml:space="preserve"> APP </w:t>
-      </w:r>
-      <w:r>
-        <w:rPr>
-          <w:lang w:eastAsia="zh-TW"/>
-        </w:rPr>
-        <w:t>詢問是否重設，按</w:t>
-      </w:r>
-      <w:r>
-        <w:rPr>
-          <w:b/>
-          <w:lang w:eastAsia="zh-TW"/>
-        </w:rPr>
-        <w:t>是，重設</w:t>
-      </w:r>
-      <w:r>
-        <w:rPr>
-          <w:b/>
-          <w:lang w:eastAsia="zh-TW"/>
-        </w:rPr>
-        <w:t xml:space="preserve"> Wi-Fi</w:t>
-      </w:r>
-      <w:r>
-        <w:rPr>
-          <w:lang w:eastAsia="zh-TW"/>
-        </w:rPr>
-        <w:t>，或在網路體檢按</w:t>
-      </w:r>
-      <w:r>
-        <w:rPr>
-          <w:b/>
-          <w:lang w:eastAsia="zh-TW"/>
-        </w:rPr>
-        <w:t>設定</w:t>
-      </w:r>
-      <w:r>
-        <w:rPr>
-          <w:b/>
-          <w:lang w:eastAsia="zh-TW"/>
-        </w:rPr>
-        <w:t xml:space="preserve"> Wi-Fi</w:t>
-      </w:r>
-      <w:r>
-        <w:rPr>
-          <w:b/>
-          <w:lang w:eastAsia="zh-TW"/>
-        </w:rPr>
-        <w:t>／重設</w:t>
-      </w:r>
-      <w:r>
-        <w:rPr>
-          <w:b/>
-          <w:lang w:eastAsia="zh-TW"/>
-        </w:rPr>
-        <w:t xml:space="preserve"> Wi-Fi</w:t>
-      </w:r>
-      <w:r>
-        <w:rPr>
-          <w:lang w:eastAsia="zh-TW"/>
-        </w:rPr>
-        <w:t>進入此頁。</w:t>
-      </w:r>
-    </w:p>
-    <w:p>
-      <w:pPr>
-        <w:rPr>
-          <w:lang w:eastAsia="zh-TW"/>
-        </w:rPr>
-      </w:pPr>
-      <w:r>
-        <w:rPr>
-          <w:lang w:eastAsia="zh-TW"/>
-        </w:rPr>
-        <w:t xml:space="preserve">1. </w:t>
-      </w:r>
-      <w:r>
-        <w:rPr>
-          <w:lang w:eastAsia="zh-TW"/>
-        </w:rPr>
-        <w:t>按</w:t>
-      </w:r>
-      <w:r>
-        <w:rPr>
-          <w:b/>
-          <w:color w:val="EE0000"/>
-          <w:lang w:eastAsia="zh-TW"/>
-        </w:rPr>
-        <w:t>使用手機目前的</w:t>
-      </w:r>
-      <w:r>
-        <w:rPr>
-          <w:b/>
-          <w:color w:val="EE0000"/>
-          <w:lang w:eastAsia="zh-TW"/>
-        </w:rPr>
-        <w:t xml:space="preserve"> Wi-Fi</w:t>
-      </w:r>
-      <w:r>
-        <w:rPr>
-          <w:color w:val="EE0000"/>
-          <w:lang w:eastAsia="zh-TW"/>
-        </w:rPr>
-        <w:t>帶入名稱</w:t>
-      </w:r>
-      <w:r>
-        <w:rPr>
-          <w:lang w:eastAsia="zh-TW"/>
-        </w:rPr>
-        <w:t>；必要時選</w:t>
-      </w:r>
-      <w:r>
-        <w:rPr>
-          <w:b/>
-          <w:lang w:eastAsia="zh-TW"/>
-        </w:rPr>
-        <w:t>手動輸入其他網路</w:t>
-      </w:r>
-      <w:r>
-        <w:rPr>
-          <w:lang w:eastAsia="zh-TW"/>
-        </w:rPr>
-        <w:t>。</w:t>
-      </w:r>
-    </w:p>
-    <w:p>
-      <w:pPr>
-        <w:rPr>
-          <w:lang w:eastAsia="zh-TW"/>
-        </w:rPr>
-      </w:pPr>
-      <w:r>
-        <w:rPr>
-          <w:lang w:eastAsia="zh-TW"/>
-        </w:rPr>
-        <w:t xml:space="preserve">2. </w:t>
-      </w:r>
-      <w:r>
-        <w:rPr>
-          <w:lang w:eastAsia="zh-TW"/>
-        </w:rPr>
-        <w:t>第一次請輸入密碼；按</w:t>
-      </w:r>
-      <w:r>
-        <w:rPr>
-          <w:b/>
-          <w:lang w:eastAsia="zh-TW"/>
-        </w:rPr>
-        <w:t>眼睛</w:t>
-      </w:r>
-      <w:r>
-        <w:rPr>
-          <w:lang w:eastAsia="zh-TW"/>
-        </w:rPr>
-        <w:t>可顯示／隱藏。勾</w:t>
-      </w:r>
-      <w:r>
-        <w:rPr>
-          <w:b/>
-          <w:lang w:eastAsia="zh-TW"/>
-        </w:rPr>
-        <w:t>記住密碼（僅限這支手機）</w:t>
-      </w:r>
-      <w:r>
-        <w:rPr>
-          <w:lang w:eastAsia="zh-TW"/>
-        </w:rPr>
-        <w:t>，成功連線後才記住。</w:t>
-      </w:r>
-    </w:p>
-    <w:p>
-      <w:pPr>
-        <w:rPr>
-          <w:lang w:eastAsia="zh-TW"/>
-        </w:rPr>
-      </w:pPr>
-      <w:r>
-        <w:rPr>
-          <w:lang w:eastAsia="zh-TW"/>
-        </w:rPr>
-        <w:t xml:space="preserve">3. </w:t>
-      </w:r>
-      <w:r>
-        <w:rPr>
-          <w:lang w:eastAsia="zh-TW"/>
-        </w:rPr>
-        <w:t>按</w:t>
-      </w:r>
-      <w:r>
-        <w:rPr>
-          <w:b/>
-          <w:lang w:eastAsia="zh-TW"/>
-        </w:rPr>
-        <w:t>儲存並繼續</w:t>
-      </w:r>
-      <w:r>
-        <w:rPr>
-          <w:lang w:eastAsia="zh-TW"/>
-        </w:rPr>
-        <w:t>，等</w:t>
-      </w:r>
-      <w:r>
-        <w:rPr>
-          <w:lang w:eastAsia="zh-TW"/>
-        </w:rPr>
-        <w:t xml:space="preserve"> APP </w:t>
-      </w:r>
-      <w:r>
-        <w:rPr>
-          <w:lang w:eastAsia="zh-TW"/>
-        </w:rPr>
-        <w:t>確認連線與資料上傳，再進入下一步。</w:t>
-      </w:r>
-    </w:p>
-    <w:p>
-      <w:pPr>
-        <w:spacing w:before="100" w:after="60"/>
-        <w:jc w:val="center"/>
-      </w:pPr>
+      <w:r>
+        <w:rPr>
+          <w:lang w:eastAsia="zh-TW"/>
+        </w:rPr>
+        <w:t xml:space="preserve">    </w:t>
+      </w:r>
       <w:r>
         <w:rPr>
           <w:noProof/>
         </w:rPr>
         <w:drawing>
-          <wp:inline distT="0" distB="0" distL="0" distR="0" wp14:anchorId="418E5469" wp14:editId="0C4920BB">
-            <wp:extent cx="2660904" cy="5195098"/>
+          <wp:inline distT="0" distB="0" distL="0" distR="0" wp14:anchorId="6F1E8847" wp14:editId="015EF9F6">
+            <wp:extent cx="2377440" cy="4641669"/>
             <wp:effectExtent l="0" t="0" r="0" b="0"/>
-            <wp:docPr id="5" name="Picture 5" descr="Build 51 APP 介面範例：05_wifi.png"/>
+            <wp:docPr id="10" name="Picture 10" descr="左：資料驗證由 1/3 累計到 3/3。右：先看上傳狀態與資料時間，再看充電數值。"/>
             <wp:cNvGraphicFramePr>
               <a:graphicFrameLocks xmlns:a="http://schemas.openxmlformats.org/drawingml/2006/main" noChangeAspect="1"/>
             </wp:cNvGraphicFramePr>
@@ -1554,7 +1565,7 @@
               <a:graphicData uri="http://schemas.openxmlformats.org/drawingml/2006/picture">
                 <pic:pic xmlns:pic="http://schemas.openxmlformats.org/drawingml/2006/picture">
                   <pic:nvPicPr>
-                    <pic:cNvPr id="0" name="05_wifi.png"/>
+                    <pic:cNvPr id="0" name="12_recent.png"/>
                     <pic:cNvPicPr/>
                   </pic:nvPicPr>
                   <pic:blipFill>
@@ -1566,7 +1577,7 @@
                   <pic:spPr>
                     <a:xfrm>
                       <a:off x="0" y="0"/>
-                      <a:ext cx="2660904" cy="5195098"/>
+                      <a:ext cx="2377440" cy="4641669"/>
                     </a:xfrm>
                     <a:prstGeom prst="rect">
                       <a:avLst/>
@@ -1591,1449 +1602,53 @@
         <w:rPr>
           <w:lang w:eastAsia="zh-TW"/>
         </w:rPr>
-        <w:t>圖為「保留原站點、只更新</w:t>
-      </w:r>
-      <w:r>
-        <w:rPr>
-          <w:lang w:eastAsia="zh-TW"/>
-        </w:rPr>
-        <w:t xml:space="preserve"> Wi-Fi</w:t>
-      </w:r>
-      <w:r>
-        <w:rPr>
-          <w:lang w:eastAsia="zh-TW"/>
-        </w:rPr>
-        <w:t>」的範例；新機同樣先帶入網路名稱。</w:t>
+        <w:t>左：資料驗證由 1/3 累計到 3/3。右：先看上傳狀態與資料時間，再看充電數值。</w:t>
       </w:r>
     </w:p>
     <w:p>
       <w:pPr>
         <w:rPr>
-          <w:lang w:eastAsia="zh-TW"/>
-        </w:rPr>
-      </w:pPr>
-      <w:r>
-        <w:rPr>
           <w:b/>
           <w:lang w:eastAsia="zh-TW"/>
         </w:rPr>
-        <w:t>提醒</w:t>
-      </w:r>
-      <w:r>
-        <w:rPr>
-          <w:rFonts w:hint="eastAsia"/>
-          <w:b/>
-          <w:lang w:eastAsia="zh-TW"/>
-        </w:rPr>
-        <w:t xml:space="preserve">: </w:t>
-      </w:r>
-      <w:r>
-        <w:rPr>
-          <w:lang w:eastAsia="zh-TW"/>
-        </w:rPr>
-        <w:t>手機系統的</w:t>
-      </w:r>
-      <w:r>
-        <w:rPr>
-          <w:lang w:eastAsia="zh-TW"/>
-        </w:rPr>
-        <w:t xml:space="preserve"> Wi-Fi </w:t>
-      </w:r>
-      <w:r>
-        <w:rPr>
-          <w:lang w:eastAsia="zh-TW"/>
-        </w:rPr>
-        <w:t>密碼不會自動讀出；同一支手機在</w:t>
-      </w:r>
-      <w:r>
-        <w:rPr>
-          <w:lang w:eastAsia="zh-TW"/>
-        </w:rPr>
-        <w:t xml:space="preserve"> APP </w:t>
-      </w:r>
-      <w:r>
-        <w:rPr>
-          <w:lang w:eastAsia="zh-TW"/>
-        </w:rPr>
-        <w:t>記住的密碼才能帶入。若原</w:t>
-      </w:r>
-      <w:r>
-        <w:rPr>
-          <w:rFonts w:hint="eastAsia"/>
-          <w:lang w:eastAsia="zh-TW"/>
-        </w:rPr>
-        <w:t>本</w:t>
-      </w:r>
-      <w:r>
-        <w:rPr>
-          <w:lang w:eastAsia="zh-TW"/>
-        </w:rPr>
-        <w:t>網路正常，流程可能直接略過此頁。</w:t>
-      </w:r>
+      </w:pPr>
     </w:p>
     <w:p>
       <w:pPr>
         <w:rPr>
-          <w:lang w:eastAsia="zh-TW"/>
-        </w:rPr>
-      </w:pPr>
-      <w:r>
-        <w:rPr>
-          <w:lang w:eastAsia="zh-TW"/>
-        </w:rPr>
-        <w:br w:type="page"/>
-      </w:r>
+          <w:rFonts w:hint="eastAsia"/>
+          <w:lang w:eastAsia="zh-TW"/>
+        </w:rPr>
+      </w:pPr>
     </w:p>
     <w:p>
       <w:pPr>
-        <w:pStyle w:val="1"/>
-        <w:rPr>
-          <w:lang w:eastAsia="zh-TW"/>
-        </w:rPr>
-      </w:pPr>
-      <w:r>
-        <w:rPr>
-          <w:lang w:eastAsia="zh-TW"/>
-        </w:rPr>
-        <w:lastRenderedPageBreak/>
-        <w:t>04</w:t>
-      </w:r>
-      <w:r>
-        <w:rPr>
-          <w:lang w:eastAsia="zh-TW"/>
-        </w:rPr>
-        <w:t xml:space="preserve">　</w:t>
-      </w:r>
-      <w:r>
-        <w:rPr>
-          <w:lang w:eastAsia="zh-TW"/>
-        </w:rPr>
-        <w:t>站號</w:t>
+        <w:rPr>
+          <w:lang w:eastAsia="zh-TW"/>
+        </w:rPr>
+      </w:pPr>
+      <w:r>
+        <w:rPr>
+          <w:lang w:eastAsia="zh-TW"/>
+        </w:rPr>
+        <w:br w:type="page"/>
       </w:r>
     </w:p>
     <w:p>
       <w:pPr>
-        <w:rPr>
-          <w:lang w:eastAsia="zh-TW"/>
-        </w:rPr>
-      </w:pPr>
-      <w:r>
-        <w:rPr>
-          <w:b/>
-          <w:lang w:eastAsia="zh-TW"/>
-        </w:rPr>
-        <w:t>這裡有兩個正確選項，依實際施工地點選擇。</w:t>
-      </w:r>
-      <w:r>
-        <w:rPr>
-          <w:lang w:eastAsia="zh-TW"/>
-        </w:rPr>
-        <w:t xml:space="preserve"> </w:t>
-      </w:r>
-      <w:r>
-        <w:rPr>
-          <w:lang w:eastAsia="zh-TW"/>
-        </w:rPr>
-        <w:t>圖中的站</w:t>
-      </w:r>
-      <w:r>
-        <w:rPr>
-          <w:lang w:eastAsia="zh-TW"/>
-        </w:rPr>
-        <w:t xml:space="preserve"> 50 </w:t>
-      </w:r>
-      <w:r>
-        <w:rPr>
-          <w:lang w:eastAsia="zh-TW"/>
-        </w:rPr>
-        <w:t>只是範例。</w:t>
-      </w:r>
-    </w:p>
-    <w:p>
-      <w:pPr>
-        <w:rPr>
-          <w:lang w:eastAsia="zh-TW"/>
-        </w:rPr>
-      </w:pPr>
-      <w:r>
-        <w:rPr>
-          <w:lang w:eastAsia="zh-TW"/>
-        </w:rPr>
-        <w:t xml:space="preserve">1. </w:t>
-      </w:r>
-      <w:r>
-        <w:rPr>
-          <w:rFonts w:hint="eastAsia"/>
-          <w:lang w:eastAsia="zh-TW"/>
-        </w:rPr>
-        <w:t>使用此站點就是</w:t>
-      </w:r>
-      <w:r>
-        <w:rPr>
-          <w:lang w:eastAsia="zh-TW"/>
-        </w:rPr>
-        <w:t>目前</w:t>
-      </w:r>
-      <w:r>
-        <w:rPr>
-          <w:rFonts w:hint="eastAsia"/>
-          <w:lang w:eastAsia="zh-TW"/>
-        </w:rPr>
-        <w:t>讀取到的</w:t>
-      </w:r>
-      <w:r>
-        <w:rPr>
-          <w:lang w:eastAsia="zh-TW"/>
-        </w:rPr>
-        <w:t>站號</w:t>
-      </w:r>
-      <w:r>
-        <w:rPr>
-          <w:rFonts w:hint="eastAsia"/>
-          <w:lang w:eastAsia="zh-TW"/>
-        </w:rPr>
-        <w:t>不更改</w:t>
-      </w:r>
-      <w:r>
-        <w:rPr>
-          <w:lang w:eastAsia="zh-TW"/>
-        </w:rPr>
-        <w:t>。</w:t>
-      </w:r>
-    </w:p>
-    <w:p>
-      <w:pPr>
-        <w:rPr>
-          <w:lang w:eastAsia="zh-TW"/>
-        </w:rPr>
-      </w:pPr>
-      <w:r>
-        <w:rPr>
-          <w:lang w:eastAsia="zh-TW"/>
-        </w:rPr>
-        <w:t>2.</w:t>
-      </w:r>
-      <w:r>
-        <w:rPr>
-          <w:lang w:eastAsia="zh-TW"/>
-        </w:rPr>
-        <w:t xml:space="preserve"> </w:t>
-      </w:r>
-      <w:r>
-        <w:rPr>
-          <w:b/>
-          <w:lang w:eastAsia="zh-TW"/>
-        </w:rPr>
-        <w:t>改用其他站號</w:t>
-      </w:r>
-      <w:r>
-        <w:rPr>
-          <w:rFonts w:hint="eastAsia"/>
-          <w:bCs/>
-          <w:lang w:eastAsia="zh-TW"/>
-        </w:rPr>
-        <w:t>表示重設新的站號</w:t>
-      </w:r>
-      <w:r>
-        <w:rPr>
-          <w:lang w:eastAsia="zh-TW"/>
-        </w:rPr>
-        <w:t>。</w:t>
-      </w:r>
-    </w:p>
-    <w:p>
-      <w:pPr>
-        <w:rPr>
-          <w:lang w:eastAsia="zh-TW"/>
-        </w:rPr>
-      </w:pPr>
-      <w:r>
-        <w:rPr>
-          <w:lang w:eastAsia="zh-TW"/>
-        </w:rPr>
-        <w:t xml:space="preserve">3. </w:t>
-      </w:r>
-      <w:r>
-        <w:rPr>
-          <w:lang w:eastAsia="zh-TW"/>
-        </w:rPr>
-        <w:t>若剛更新</w:t>
-      </w:r>
-      <w:r>
-        <w:rPr>
-          <w:lang w:eastAsia="zh-TW"/>
-        </w:rPr>
-        <w:t xml:space="preserve"> Wi-Fi</w:t>
-      </w:r>
-      <w:r>
-        <w:rPr>
-          <w:lang w:eastAsia="zh-TW"/>
-        </w:rPr>
-        <w:t>，先等「正在等待閘道器恢復資料上傳」結束；不用一直重設。</w:t>
-      </w:r>
-    </w:p>
-    <w:p>
-      <w:pPr>
-        <w:spacing w:before="100" w:after="60"/>
-        <w:jc w:val="center"/>
-      </w:pPr>
-      <w:r>
-        <w:rPr>
-          <w:noProof/>
-        </w:rPr>
-        <w:drawing>
-          <wp:inline distT="0" distB="0" distL="0" distR="0" wp14:anchorId="6C795E94" wp14:editId="072E39E6">
-            <wp:extent cx="2660904" cy="5195098"/>
-            <wp:effectExtent l="0" t="0" r="0" b="0"/>
-            <wp:docPr id="6" name="Picture 6" descr="Build 51 APP 介面範例：06_station.png"/>
-            <wp:cNvGraphicFramePr>
-              <a:graphicFrameLocks xmlns:a="http://schemas.openxmlformats.org/drawingml/2006/main" noChangeAspect="1"/>
-            </wp:cNvGraphicFramePr>
-            <a:graphic xmlns:a="http://schemas.openxmlformats.org/drawingml/2006/main">
-              <a:graphicData uri="http://schemas.openxmlformats.org/drawingml/2006/picture">
-                <pic:pic xmlns:pic="http://schemas.openxmlformats.org/drawingml/2006/picture">
-                  <pic:nvPicPr>
-                    <pic:cNvPr id="0" name="06_station.png"/>
-                    <pic:cNvPicPr/>
-                  </pic:nvPicPr>
-                  <pic:blipFill>
-                    <a:blip r:embed="rId18"/>
-                    <a:stretch>
-                      <a:fillRect/>
-                    </a:stretch>
-                  </pic:blipFill>
-                  <pic:spPr>
-                    <a:xfrm>
-                      <a:off x="0" y="0"/>
-                      <a:ext cx="2660904" cy="5195098"/>
-                    </a:xfrm>
-                    <a:prstGeom prst="rect">
-                      <a:avLst/>
-                    </a:prstGeom>
-                  </pic:spPr>
-                </pic:pic>
-              </a:graphicData>
-            </a:graphic>
-          </wp:inline>
-        </w:drawing>
-      </w:r>
-    </w:p>
-    <w:p>
-      <w:pPr>
-        <w:pStyle w:val="af7"/>
-        <w:jc w:val="center"/>
-        <w:rPr>
-          <w:lang w:eastAsia="zh-TW"/>
-        </w:rPr>
-      </w:pPr>
-      <w:r>
-        <w:rPr>
-          <w:lang w:eastAsia="zh-TW"/>
-        </w:rPr>
-        <w:t>沿用原站或改站號都可以；請以工單與現場位置為準。</w:t>
-      </w:r>
-    </w:p>
-    <w:p>
-      <w:pPr>
-        <w:rPr>
-          <w:lang w:eastAsia="zh-TW"/>
-        </w:rPr>
-      </w:pPr>
-      <w:r>
-        <w:rPr>
-          <w:b/>
-          <w:lang w:eastAsia="zh-TW"/>
-        </w:rPr>
-        <w:t>提醒</w:t>
-      </w:r>
-      <w:r>
-        <w:rPr>
-          <w:rFonts w:hint="eastAsia"/>
-          <w:b/>
-          <w:lang w:eastAsia="zh-TW"/>
-        </w:rPr>
-        <w:t xml:space="preserve">: </w:t>
-      </w:r>
-      <w:r>
-        <w:rPr>
-          <w:lang w:eastAsia="zh-TW"/>
-        </w:rPr>
-        <w:t>站號不確定時，先請後台確認，勿直接照抄範例站號。完成時再核對並標示實際站號、閘道器編號。</w:t>
-      </w:r>
-    </w:p>
-    <w:p>
-      <w:pPr>
-        <w:rPr>
-          <w:lang w:eastAsia="zh-TW"/>
-        </w:rPr>
-      </w:pPr>
-      <w:r>
-        <w:rPr>
-          <w:lang w:eastAsia="zh-TW"/>
-        </w:rPr>
-        <w:br w:type="page"/>
-      </w:r>
-    </w:p>
-    <w:p>
-      <w:pPr>
         <w:pStyle w:val="1"/>
-        <w:rPr>
-          <w:lang w:eastAsia="zh-TW"/>
-        </w:rPr>
-      </w:pPr>
-      <w:r>
-        <w:rPr>
-          <w:lang w:eastAsia="zh-TW"/>
-        </w:rPr>
+      </w:pPr>
+      <w:proofErr w:type="gramStart"/>
+      <w:r>
         <w:lastRenderedPageBreak/>
-        <w:t>05</w:t>
-      </w:r>
-      <w:r>
-        <w:rPr>
-          <w:lang w:eastAsia="zh-TW"/>
-        </w:rPr>
-        <w:t xml:space="preserve">　辨識</w:t>
-      </w:r>
-      <w:r>
-        <w:rPr>
-          <w:lang w:eastAsia="zh-TW"/>
-        </w:rPr>
-        <w:t xml:space="preserve"> PTU</w:t>
-      </w:r>
-      <w:r>
-        <w:rPr>
-          <w:lang w:eastAsia="zh-TW"/>
-        </w:rPr>
-        <w:t>，確認是眼前這一樁</w:t>
-      </w:r>
-    </w:p>
-    <w:p>
-      <w:pPr>
-        <w:rPr>
-          <w:lang w:eastAsia="zh-TW"/>
-        </w:rPr>
-      </w:pPr>
-      <w:r>
-        <w:rPr>
-          <w:b/>
-          <w:lang w:eastAsia="zh-TW"/>
-        </w:rPr>
-        <w:t>一定要看現場燈號。</w:t>
-      </w:r>
-      <w:r>
-        <w:rPr>
-          <w:lang w:eastAsia="zh-TW"/>
-        </w:rPr>
-        <w:t xml:space="preserve"> </w:t>
-      </w:r>
-      <w:r>
-        <w:rPr>
-          <w:lang w:eastAsia="zh-TW"/>
-        </w:rPr>
-        <w:t>不要只憑訊號最強或</w:t>
-      </w:r>
-      <w:r>
-        <w:rPr>
-          <w:lang w:eastAsia="zh-TW"/>
-        </w:rPr>
-        <w:t xml:space="preserve"> APP </w:t>
-      </w:r>
-      <w:r>
-        <w:rPr>
-          <w:lang w:eastAsia="zh-TW"/>
-        </w:rPr>
-        <w:t>顯示已綁定就直接確認。</w:t>
-      </w:r>
-    </w:p>
-    <w:p>
-      <w:pPr>
-        <w:rPr>
-          <w:lang w:eastAsia="zh-TW"/>
-        </w:rPr>
-      </w:pPr>
-      <w:r>
-        <w:rPr>
-          <w:lang w:eastAsia="zh-TW"/>
-        </w:rPr>
-        <w:t xml:space="preserve">1. </w:t>
-      </w:r>
-      <w:r>
-        <w:rPr>
-          <w:lang w:eastAsia="zh-TW"/>
-        </w:rPr>
-        <w:t>找到</w:t>
-      </w:r>
-      <w:r>
-        <w:rPr>
-          <w:lang w:eastAsia="zh-TW"/>
-        </w:rPr>
-        <w:t xml:space="preserve"> PTU </w:t>
-      </w:r>
-      <w:r>
-        <w:rPr>
-          <w:lang w:eastAsia="zh-TW"/>
-        </w:rPr>
-        <w:t>後，按</w:t>
-      </w:r>
-      <w:r>
-        <w:rPr>
-          <w:b/>
-          <w:color w:val="EE0000"/>
-          <w:lang w:eastAsia="zh-TW"/>
-        </w:rPr>
-        <w:t>辨識此樁</w:t>
-      </w:r>
-      <w:r>
-        <w:rPr>
-          <w:lang w:eastAsia="zh-TW"/>
-        </w:rPr>
-        <w:t>，看眼前充電樁上的</w:t>
-      </w:r>
-      <w:r>
-        <w:rPr>
-          <w:lang w:eastAsia="zh-TW"/>
-        </w:rPr>
-        <w:t xml:space="preserve"> PTU</w:t>
-      </w:r>
-      <w:r>
-        <w:rPr>
-          <w:lang w:eastAsia="zh-TW"/>
-        </w:rPr>
-        <w:t>／閘道器燈號。</w:t>
-      </w:r>
-    </w:p>
-    <w:p>
-      <w:pPr>
-        <w:rPr>
-          <w:lang w:eastAsia="zh-TW"/>
-        </w:rPr>
-      </w:pPr>
-      <w:r>
-        <w:rPr>
-          <w:lang w:eastAsia="zh-TW"/>
-        </w:rPr>
-        <w:t xml:space="preserve">2. </w:t>
-      </w:r>
-      <w:r>
-        <w:rPr>
-          <w:lang w:eastAsia="zh-TW"/>
-        </w:rPr>
-        <w:t>確定目標正確後，按</w:t>
-      </w:r>
-      <w:r>
-        <w:rPr>
-          <w:b/>
-          <w:color w:val="EE0000"/>
-          <w:lang w:eastAsia="zh-TW"/>
-        </w:rPr>
-        <w:t>是這台，開始配置</w:t>
-      </w:r>
-      <w:r>
-        <w:rPr>
-          <w:lang w:eastAsia="zh-TW"/>
-        </w:rPr>
-        <w:t>。</w:t>
-      </w:r>
-      <w:r>
-        <w:rPr>
-          <w:lang w:eastAsia="zh-TW"/>
-        </w:rPr>
-        <w:t xml:space="preserve">APP </w:t>
-      </w:r>
-      <w:r>
-        <w:rPr>
-          <w:lang w:eastAsia="zh-TW"/>
-        </w:rPr>
-        <w:t>會接著配置並驗證資料。</w:t>
-      </w:r>
-    </w:p>
-    <w:p>
-      <w:pPr>
-        <w:rPr>
-          <w:lang w:eastAsia="zh-TW"/>
-        </w:rPr>
-      </w:pPr>
-      <w:r>
-        <w:rPr>
-          <w:lang w:eastAsia="zh-TW"/>
-        </w:rPr>
-        <w:t xml:space="preserve">3. </w:t>
-      </w:r>
-      <w:r>
-        <w:rPr>
-          <w:lang w:eastAsia="zh-TW"/>
-        </w:rPr>
-        <w:t>若亮的是別樁或無法確認：按底部</w:t>
-      </w:r>
-      <w:r>
-        <w:rPr>
-          <w:lang w:eastAsia="zh-TW"/>
-        </w:rPr>
-        <w:t xml:space="preserve"> </w:t>
-      </w:r>
-      <w:r>
-        <w:rPr>
-          <w:b/>
-          <w:lang w:eastAsia="zh-TW"/>
-        </w:rPr>
-        <w:t>⋯</w:t>
-      </w:r>
-      <w:r>
-        <w:rPr>
-          <w:b/>
-          <w:lang w:eastAsia="zh-TW"/>
-        </w:rPr>
-        <w:t xml:space="preserve"> → </w:t>
-      </w:r>
-      <w:r>
-        <w:rPr>
-          <w:b/>
-          <w:lang w:eastAsia="zh-TW"/>
-        </w:rPr>
-        <w:t>不是這台？</w:t>
-      </w:r>
-      <w:r>
-        <w:rPr>
-          <w:lang w:eastAsia="zh-TW"/>
-        </w:rPr>
-        <w:t>，依畫面重新處理；不確定就求助。</w:t>
-      </w:r>
-    </w:p>
-    <w:p>
-      <w:pPr>
-        <w:spacing w:before="100" w:after="60"/>
-        <w:jc w:val="center"/>
-        <w:rPr>
-          <w:lang w:eastAsia="zh-TW"/>
-        </w:rPr>
-      </w:pPr>
-      <w:r>
-        <w:rPr>
-          <w:noProof/>
-        </w:rPr>
-        <w:drawing>
-          <wp:inline distT="0" distB="0" distL="0" distR="0" wp14:anchorId="136FCFD9" wp14:editId="43858083">
-            <wp:extent cx="2395728" cy="4677374"/>
-            <wp:effectExtent l="0" t="0" r="0" b="0"/>
-            <wp:docPr id="7" name="Picture 7" descr="Build 51 APP 介面範例：07_identify.png"/>
-            <wp:cNvGraphicFramePr>
-              <a:graphicFrameLocks xmlns:a="http://schemas.openxmlformats.org/drawingml/2006/main" noChangeAspect="1"/>
-            </wp:cNvGraphicFramePr>
-            <a:graphic xmlns:a="http://schemas.openxmlformats.org/drawingml/2006/main">
-              <a:graphicData uri="http://schemas.openxmlformats.org/drawingml/2006/picture">
-                <pic:pic xmlns:pic="http://schemas.openxmlformats.org/drawingml/2006/picture">
-                  <pic:nvPicPr>
-                    <pic:cNvPr id="0" name="07_identify.png"/>
-                    <pic:cNvPicPr/>
-                  </pic:nvPicPr>
-                  <pic:blipFill>
-                    <a:blip r:embed="rId19"/>
-                    <a:stretch>
-                      <a:fillRect/>
-                    </a:stretch>
-                  </pic:blipFill>
-                  <pic:spPr>
-                    <a:xfrm>
-                      <a:off x="0" y="0"/>
-                      <a:ext cx="2395728" cy="4677374"/>
-                    </a:xfrm>
-                    <a:prstGeom prst="rect">
-                      <a:avLst/>
-                    </a:prstGeom>
-                  </pic:spPr>
-                </pic:pic>
-              </a:graphicData>
-            </a:graphic>
-          </wp:inline>
-        </w:drawing>
-      </w:r>
-      <w:r>
-        <w:rPr>
-          <w:lang w:eastAsia="zh-TW"/>
-        </w:rPr>
-        <w:t xml:space="preserve">     </w:t>
-      </w:r>
-      <w:r>
-        <w:rPr>
-          <w:noProof/>
-        </w:rPr>
-        <w:drawing>
-          <wp:inline distT="0" distB="0" distL="0" distR="0" wp14:anchorId="73A002C5" wp14:editId="5C972FF5">
-            <wp:extent cx="2395728" cy="4677374"/>
-            <wp:effectExtent l="0" t="0" r="0" b="0"/>
-            <wp:docPr id="8" name="Picture 8" descr="Build 51 APP 介面範例：08_confirm.png"/>
-            <wp:cNvGraphicFramePr>
-              <a:graphicFrameLocks xmlns:a="http://schemas.openxmlformats.org/drawingml/2006/main" noChangeAspect="1"/>
-            </wp:cNvGraphicFramePr>
-            <a:graphic xmlns:a="http://schemas.openxmlformats.org/drawingml/2006/main">
-              <a:graphicData uri="http://schemas.openxmlformats.org/drawingml/2006/picture">
-                <pic:pic xmlns:pic="http://schemas.openxmlformats.org/drawingml/2006/picture">
-                  <pic:nvPicPr>
-                    <pic:cNvPr id="0" name="08_confirm.png"/>
-                    <pic:cNvPicPr/>
-                  </pic:nvPicPr>
-                  <pic:blipFill>
-                    <a:blip r:embed="rId20"/>
-                    <a:stretch>
-                      <a:fillRect/>
-                    </a:stretch>
-                  </pic:blipFill>
-                  <pic:spPr>
-                    <a:xfrm>
-                      <a:off x="0" y="0"/>
-                      <a:ext cx="2395728" cy="4677374"/>
-                    </a:xfrm>
-                    <a:prstGeom prst="rect">
-                      <a:avLst/>
-                    </a:prstGeom>
-                  </pic:spPr>
-                </pic:pic>
-              </a:graphicData>
-            </a:graphic>
-          </wp:inline>
-        </w:drawing>
-      </w:r>
-    </w:p>
-    <w:p>
-      <w:pPr>
-        <w:pStyle w:val="af7"/>
-        <w:jc w:val="center"/>
-        <w:rPr>
-          <w:lang w:eastAsia="zh-TW"/>
-        </w:rPr>
-      </w:pPr>
-      <w:r>
-        <w:rPr>
-          <w:lang w:eastAsia="zh-TW"/>
-        </w:rPr>
-        <w:t>左：先「辨識此樁」。右：確認實體設備後，才按「是這台，開始配置」。</w:t>
-      </w:r>
-    </w:p>
-    <w:p>
-      <w:pPr>
-        <w:rPr>
-          <w:rFonts w:hint="eastAsia"/>
-          <w:lang w:eastAsia="zh-TW"/>
-        </w:rPr>
-      </w:pPr>
-    </w:p>
-    <w:p>
-      <w:pPr>
-        <w:rPr>
-          <w:lang w:eastAsia="zh-TW"/>
-        </w:rPr>
-      </w:pPr>
-      <w:r>
-        <w:rPr>
-          <w:lang w:eastAsia="zh-TW"/>
-        </w:rPr>
-        <w:br w:type="page"/>
-      </w:r>
-    </w:p>
-    <w:p>
-      <w:pPr>
-        <w:pStyle w:val="1"/>
-        <w:rPr>
-          <w:rFonts w:eastAsia="新細明體" w:hint="eastAsia"/>
-          <w:lang w:eastAsia="zh-TW"/>
-        </w:rPr>
-      </w:pPr>
-      <w:r>
-        <w:rPr>
-          <w:lang w:eastAsia="zh-TW"/>
-        </w:rPr>
-        <w:lastRenderedPageBreak/>
-        <w:t>06</w:t>
-      </w:r>
-      <w:r>
-        <w:rPr>
-          <w:lang w:eastAsia="zh-TW"/>
-        </w:rPr>
-        <w:t xml:space="preserve">　等驗證完</w:t>
-      </w:r>
-      <w:r>
-        <w:rPr>
-          <w:lang w:eastAsia="zh-TW"/>
-        </w:rPr>
-        <w:t>成</w:t>
-      </w:r>
-    </w:p>
-    <w:p>
-      <w:pPr>
-        <w:rPr>
-          <w:lang w:eastAsia="zh-TW"/>
-        </w:rPr>
-      </w:pPr>
-      <w:r>
-        <w:rPr>
-          <w:lang w:eastAsia="zh-TW"/>
-        </w:rPr>
-        <w:t>配置後會自動驗證。</w:t>
-      </w:r>
-      <w:r>
-        <w:rPr>
-          <w:b/>
-          <w:lang w:eastAsia="zh-TW"/>
-        </w:rPr>
-        <w:t>每台</w:t>
-      </w:r>
-      <w:r>
-        <w:rPr>
-          <w:b/>
-          <w:lang w:eastAsia="zh-TW"/>
-        </w:rPr>
-        <w:t xml:space="preserve"> PTU </w:t>
-      </w:r>
-      <w:r>
-        <w:rPr>
-          <w:b/>
-          <w:lang w:eastAsia="zh-TW"/>
-        </w:rPr>
-        <w:t>收到</w:t>
-      </w:r>
-      <w:r>
-        <w:rPr>
-          <w:b/>
-          <w:lang w:eastAsia="zh-TW"/>
-        </w:rPr>
-        <w:t xml:space="preserve"> 3 </w:t>
-      </w:r>
-      <w:r>
-        <w:rPr>
-          <w:b/>
-          <w:lang w:eastAsia="zh-TW"/>
-        </w:rPr>
-        <w:t>筆正常資料，才算通過。</w:t>
-      </w:r>
-    </w:p>
-    <w:p>
-      <w:pPr>
-        <w:rPr>
-          <w:lang w:eastAsia="zh-TW"/>
-        </w:rPr>
-      </w:pPr>
-      <w:r>
-        <w:rPr>
-          <w:lang w:eastAsia="zh-TW"/>
-        </w:rPr>
-        <w:t xml:space="preserve">1. </w:t>
-      </w:r>
-      <w:r>
-        <w:rPr>
-          <w:lang w:eastAsia="zh-TW"/>
-        </w:rPr>
-        <w:t>保持設備通電並等進度走完；「剩餘秒數」是等待倒數，不是網路延遲。</w:t>
-      </w:r>
-    </w:p>
-    <w:p>
-      <w:pPr>
-        <w:rPr>
-          <w:lang w:eastAsia="zh-TW"/>
-        </w:rPr>
-      </w:pPr>
-      <w:r>
-        <w:rPr>
-          <w:lang w:eastAsia="zh-TW"/>
-        </w:rPr>
-        <w:t xml:space="preserve">2. </w:t>
-      </w:r>
-      <w:r>
-        <w:rPr>
-          <w:lang w:eastAsia="zh-TW"/>
-        </w:rPr>
-        <w:t>看到</w:t>
-      </w:r>
-      <w:r>
-        <w:rPr>
-          <w:b/>
-          <w:lang w:eastAsia="zh-TW"/>
-        </w:rPr>
-        <w:t>開通完成</w:t>
-      </w:r>
-      <w:r>
-        <w:rPr>
-          <w:lang w:eastAsia="zh-TW"/>
-        </w:rPr>
-        <w:t>後，核對站號、閘道器編號與</w:t>
-      </w:r>
-      <w:r>
-        <w:rPr>
-          <w:lang w:eastAsia="zh-TW"/>
-        </w:rPr>
-        <w:t xml:space="preserve"> PTU</w:t>
-      </w:r>
-      <w:r>
-        <w:rPr>
-          <w:lang w:eastAsia="zh-TW"/>
-        </w:rPr>
-        <w:t>，</w:t>
-      </w:r>
-      <w:r>
-        <w:rPr>
-          <w:rFonts w:hint="eastAsia"/>
-          <w:lang w:eastAsia="zh-TW"/>
-        </w:rPr>
-        <w:t>可</w:t>
-      </w:r>
-      <w:r>
-        <w:rPr>
-          <w:lang w:eastAsia="zh-TW"/>
-        </w:rPr>
-        <w:t>把站號／閘道器編號標在機殼上。</w:t>
-      </w:r>
-    </w:p>
-    <w:p>
-      <w:pPr>
-        <w:rPr>
-          <w:lang w:eastAsia="zh-TW"/>
-        </w:rPr>
-      </w:pPr>
-      <w:r>
-        <w:rPr>
-          <w:lang w:eastAsia="zh-TW"/>
-        </w:rPr>
-        <w:t xml:space="preserve">3. </w:t>
-      </w:r>
-      <w:r>
-        <w:rPr>
-          <w:lang w:eastAsia="zh-TW"/>
-        </w:rPr>
-        <w:t>可按</w:t>
-      </w:r>
-      <w:r>
-        <w:rPr>
-          <w:b/>
-          <w:lang w:eastAsia="zh-TW"/>
-        </w:rPr>
-        <w:t>查看最近資料</w:t>
-      </w:r>
-      <w:r>
-        <w:rPr>
-          <w:lang w:eastAsia="zh-TW"/>
-        </w:rPr>
-        <w:t>確認上傳；展開</w:t>
-      </w:r>
-      <w:r>
-        <w:rPr>
-          <w:b/>
-          <w:lang w:eastAsia="zh-TW"/>
-        </w:rPr>
-        <w:t>安裝報告</w:t>
-      </w:r>
-      <w:r>
-        <w:rPr>
-          <w:lang w:eastAsia="zh-TW"/>
-        </w:rPr>
-        <w:t>可分享。最後按</w:t>
-      </w:r>
-      <w:r>
-        <w:rPr>
-          <w:b/>
-          <w:lang w:eastAsia="zh-TW"/>
-        </w:rPr>
-        <w:t>完成</w:t>
-      </w:r>
-      <w:r>
-        <w:rPr>
-          <w:lang w:eastAsia="zh-TW"/>
-        </w:rPr>
-        <w:t>，或</w:t>
-      </w:r>
-      <w:r>
-        <w:rPr>
-          <w:b/>
-          <w:lang w:eastAsia="zh-TW"/>
-        </w:rPr>
-        <w:t>配置下一台</w:t>
-      </w:r>
-      <w:r>
-        <w:rPr>
-          <w:lang w:eastAsia="zh-TW"/>
-        </w:rPr>
-        <w:t>。</w:t>
-      </w:r>
-    </w:p>
-    <w:p>
-      <w:pPr>
-        <w:spacing w:before="100" w:after="60"/>
-        <w:jc w:val="center"/>
-        <w:rPr>
-          <w:lang w:eastAsia="zh-TW"/>
-        </w:rPr>
-      </w:pPr>
-      <w:r>
-        <w:rPr>
-          <w:noProof/>
-        </w:rPr>
-        <w:drawing>
-          <wp:inline distT="0" distB="0" distL="0" distR="0" wp14:anchorId="2F17B587" wp14:editId="3B9BC89F">
-            <wp:extent cx="2395728" cy="4677374"/>
-            <wp:effectExtent l="0" t="0" r="0" b="0"/>
-            <wp:docPr id="9" name="Picture 9" descr="Build 51 APP 介面範例：09_verify.png"/>
-            <wp:cNvGraphicFramePr>
-              <a:graphicFrameLocks xmlns:a="http://schemas.openxmlformats.org/drawingml/2006/main" noChangeAspect="1"/>
-            </wp:cNvGraphicFramePr>
-            <a:graphic xmlns:a="http://schemas.openxmlformats.org/drawingml/2006/main">
-              <a:graphicData uri="http://schemas.openxmlformats.org/drawingml/2006/picture">
-                <pic:pic xmlns:pic="http://schemas.openxmlformats.org/drawingml/2006/picture">
-                  <pic:nvPicPr>
-                    <pic:cNvPr id="0" name="09_verify.png"/>
-                    <pic:cNvPicPr/>
-                  </pic:nvPicPr>
-                  <pic:blipFill>
-                    <a:blip r:embed="rId21"/>
-                    <a:stretch>
-                      <a:fillRect/>
-                    </a:stretch>
-                  </pic:blipFill>
-                  <pic:spPr>
-                    <a:xfrm>
-                      <a:off x="0" y="0"/>
-                      <a:ext cx="2395728" cy="4677374"/>
-                    </a:xfrm>
-                    <a:prstGeom prst="rect">
-                      <a:avLst/>
-                    </a:prstGeom>
-                  </pic:spPr>
-                </pic:pic>
-              </a:graphicData>
-            </a:graphic>
-          </wp:inline>
-        </w:drawing>
-      </w:r>
-      <w:r>
-        <w:rPr>
-          <w:lang w:eastAsia="zh-TW"/>
-        </w:rPr>
-        <w:t xml:space="preserve">     </w:t>
-      </w:r>
-      <w:r>
-        <w:rPr>
-          <w:noProof/>
-        </w:rPr>
-        <w:drawing>
-          <wp:inline distT="0" distB="0" distL="0" distR="0" wp14:anchorId="626C47AA" wp14:editId="6F061EAB">
-            <wp:extent cx="2395728" cy="4677374"/>
-            <wp:effectExtent l="0" t="0" r="0" b="0"/>
-            <wp:docPr id="10" name="Picture 10" descr="Build 51 APP 介面範例：10_done.png"/>
-            <wp:cNvGraphicFramePr>
-              <a:graphicFrameLocks xmlns:a="http://schemas.openxmlformats.org/drawingml/2006/main" noChangeAspect="1"/>
-            </wp:cNvGraphicFramePr>
-            <a:graphic xmlns:a="http://schemas.openxmlformats.org/drawingml/2006/main">
-              <a:graphicData uri="http://schemas.openxmlformats.org/drawingml/2006/picture">
-                <pic:pic xmlns:pic="http://schemas.openxmlformats.org/drawingml/2006/picture">
-                  <pic:nvPicPr>
-                    <pic:cNvPr id="0" name="10_done.png"/>
-                    <pic:cNvPicPr/>
-                  </pic:nvPicPr>
-                  <pic:blipFill>
-                    <a:blip r:embed="rId22"/>
-                    <a:stretch>
-                      <a:fillRect/>
-                    </a:stretch>
-                  </pic:blipFill>
-                  <pic:spPr>
-                    <a:xfrm>
-                      <a:off x="0" y="0"/>
-                      <a:ext cx="2395728" cy="4677374"/>
-                    </a:xfrm>
-                    <a:prstGeom prst="rect">
-                      <a:avLst/>
-                    </a:prstGeom>
-                  </pic:spPr>
-                </pic:pic>
-              </a:graphicData>
-            </a:graphic>
-          </wp:inline>
-        </w:drawing>
-      </w:r>
-    </w:p>
-    <w:p>
-      <w:pPr>
-        <w:pStyle w:val="af7"/>
-        <w:jc w:val="center"/>
-        <w:rPr>
-          <w:lang w:eastAsia="zh-TW"/>
-        </w:rPr>
-      </w:pPr>
-      <w:r>
-        <w:rPr>
-          <w:lang w:eastAsia="zh-TW"/>
-        </w:rPr>
-        <w:t>左：等待</w:t>
-      </w:r>
-      <w:r>
-        <w:rPr>
-          <w:lang w:eastAsia="zh-TW"/>
-        </w:rPr>
-        <w:t xml:space="preserve"> 1/3 → 3/3</w:t>
-      </w:r>
-      <w:r>
-        <w:rPr>
-          <w:lang w:eastAsia="zh-TW"/>
-        </w:rPr>
-        <w:t>；未計入資料可展開查看。右：完成後核對並標示設備。</w:t>
-      </w:r>
-    </w:p>
-    <w:p>
-      <w:pPr>
-        <w:rPr>
-          <w:lang w:eastAsia="zh-TW"/>
-        </w:rPr>
-      </w:pPr>
-      <w:r>
-        <w:rPr>
-          <w:b/>
-          <w:lang w:eastAsia="zh-TW"/>
-        </w:rPr>
-        <w:t>提醒</w:t>
-      </w:r>
-      <w:r>
-        <w:rPr>
-          <w:rFonts w:hint="eastAsia"/>
-          <w:b/>
-          <w:lang w:eastAsia="zh-TW"/>
-        </w:rPr>
-        <w:t xml:space="preserve">: </w:t>
-      </w:r>
-      <w:r>
-        <w:rPr>
-          <w:lang w:eastAsia="zh-TW"/>
-        </w:rPr>
-        <w:t>偶爾一筆「未計入」先等後續正常資料；持續不前進或逾時再求助。「先完成配置／閘道器配置完成」但未驗證</w:t>
-      </w:r>
-      <w:r>
-        <w:rPr>
-          <w:lang w:eastAsia="zh-TW"/>
-        </w:rPr>
-        <w:t xml:space="preserve"> PTU</w:t>
-      </w:r>
-      <w:r>
-        <w:rPr>
-          <w:lang w:eastAsia="zh-TW"/>
-        </w:rPr>
-        <w:t>，不代表整樁驗收完成。</w:t>
-      </w:r>
-    </w:p>
-    <w:p>
-      <w:pPr>
-        <w:rPr>
-          <w:lang w:eastAsia="zh-TW"/>
-        </w:rPr>
-      </w:pPr>
-      <w:r>
-        <w:rPr>
-          <w:lang w:eastAsia="zh-TW"/>
-        </w:rPr>
-        <w:br w:type="page"/>
-      </w:r>
-    </w:p>
-    <w:p>
-      <w:pPr>
-        <w:pStyle w:val="1"/>
-        <w:rPr>
-          <w:lang w:eastAsia="zh-TW"/>
-        </w:rPr>
-      </w:pPr>
-      <w:r>
-        <w:rPr>
-          <w:lang w:eastAsia="zh-TW"/>
-        </w:rPr>
-        <w:lastRenderedPageBreak/>
-        <w:t>07</w:t>
-      </w:r>
-      <w:r>
-        <w:rPr>
-          <w:lang w:eastAsia="zh-TW"/>
-        </w:rPr>
-        <w:t xml:space="preserve">　卡住時，請後台協助</w:t>
-      </w:r>
-    </w:p>
-    <w:p>
-      <w:pPr>
-        <w:rPr>
-          <w:lang w:eastAsia="zh-TW"/>
-        </w:rPr>
-      </w:pPr>
-      <w:r>
-        <w:rPr>
-          <w:b/>
-          <w:lang w:eastAsia="zh-TW"/>
-        </w:rPr>
-        <w:t>先留在目前畫面，不必急著重做。</w:t>
-      </w:r>
-      <w:r>
-        <w:rPr>
-          <w:lang w:eastAsia="zh-TW"/>
-        </w:rPr>
-        <w:t xml:space="preserve"> APP </w:t>
-      </w:r>
-      <w:r>
-        <w:rPr>
-          <w:lang w:eastAsia="zh-TW"/>
-        </w:rPr>
-        <w:t>沒有錯誤也可以主動求助。</w:t>
-      </w:r>
-    </w:p>
-    <w:p>
-      <w:pPr>
-        <w:rPr>
-          <w:lang w:eastAsia="zh-TW"/>
-        </w:rPr>
-      </w:pPr>
-      <w:r>
-        <w:rPr>
-          <w:lang w:eastAsia="zh-TW"/>
-        </w:rPr>
-        <w:t xml:space="preserve">1. </w:t>
-      </w:r>
-      <w:r>
-        <w:rPr>
-          <w:lang w:eastAsia="zh-TW"/>
-        </w:rPr>
-        <w:t>點頂部的</w:t>
-      </w:r>
-      <w:r>
-        <w:rPr>
-          <w:b/>
-          <w:lang w:eastAsia="zh-TW"/>
-        </w:rPr>
-        <w:t>耳機圖示</w:t>
-      </w:r>
-      <w:r>
-        <w:rPr>
-          <w:lang w:eastAsia="zh-TW"/>
-        </w:rPr>
-        <w:t>，開啟</w:t>
-      </w:r>
-      <w:r>
-        <w:rPr>
-          <w:b/>
-          <w:lang w:eastAsia="zh-TW"/>
-        </w:rPr>
-        <w:t>請後台協助</w:t>
-      </w:r>
-      <w:r>
-        <w:rPr>
-          <w:lang w:eastAsia="zh-TW"/>
-        </w:rPr>
-        <w:t>，確認出現</w:t>
-      </w:r>
-      <w:r>
-        <w:rPr>
-          <w:b/>
-          <w:lang w:eastAsia="zh-TW"/>
-        </w:rPr>
-        <w:t>求助已送達後台</w:t>
-      </w:r>
-      <w:r>
-        <w:rPr>
-          <w:lang w:eastAsia="zh-TW"/>
-        </w:rPr>
-        <w:t>。</w:t>
-      </w:r>
-    </w:p>
-    <w:p>
-      <w:pPr>
-        <w:rPr>
-          <w:lang w:eastAsia="zh-TW"/>
-        </w:rPr>
-      </w:pPr>
-      <w:r>
-        <w:t xml:space="preserve">2. </w:t>
+        <w:t xml:space="preserve">6  </w:t>
       </w:r>
       <w:proofErr w:type="spellStart"/>
       <w:r>
-        <w:t>看後台回覆，依指引操作</w:t>
+        <w:t>卡住時先看這一頁</w:t>
       </w:r>
       <w:proofErr w:type="spellEnd"/>
-      <w:r>
-        <w:t>。</w:t>
-      </w:r>
-      <w:r>
-        <w:rPr>
-          <w:lang w:eastAsia="zh-TW"/>
-        </w:rPr>
-        <w:t>若已關閉面板，要再點耳機查看；不要只等背景通知。</w:t>
-      </w:r>
-    </w:p>
-    <w:p>
-      <w:pPr>
-        <w:rPr>
-          <w:lang w:eastAsia="zh-TW"/>
-        </w:rPr>
-      </w:pPr>
-      <w:r>
-        <w:rPr>
-          <w:lang w:eastAsia="zh-TW"/>
-        </w:rPr>
-        <w:t xml:space="preserve">3. </w:t>
-      </w:r>
-      <w:r>
-        <w:rPr>
-          <w:lang w:eastAsia="zh-TW"/>
-        </w:rPr>
-        <w:t>排除後按</w:t>
-      </w:r>
-      <w:r>
-        <w:rPr>
-          <w:b/>
-          <w:lang w:eastAsia="zh-TW"/>
-        </w:rPr>
-        <w:t>已解決</w:t>
-      </w:r>
-      <w:r>
-        <w:rPr>
-          <w:lang w:eastAsia="zh-TW"/>
-        </w:rPr>
-        <w:t>；仍卡住按</w:t>
-      </w:r>
-      <w:r>
-        <w:rPr>
-          <w:b/>
-          <w:lang w:eastAsia="zh-TW"/>
-        </w:rPr>
-        <w:t>仍需協助</w:t>
-      </w:r>
-      <w:r>
-        <w:rPr>
-          <w:lang w:eastAsia="zh-TW"/>
-        </w:rPr>
-        <w:t>。未送達時按</w:t>
-      </w:r>
-      <w:r>
-        <w:rPr>
-          <w:b/>
-          <w:lang w:eastAsia="zh-TW"/>
-        </w:rPr>
-        <w:t>重新傳送</w:t>
-      </w:r>
-      <w:r>
-        <w:rPr>
-          <w:lang w:eastAsia="zh-TW"/>
-        </w:rPr>
-        <w:t>，或直接電話聯絡。</w:t>
-      </w:r>
-    </w:p>
-    <w:p>
-      <w:pPr>
-        <w:spacing w:before="100" w:after="60"/>
-        <w:jc w:val="center"/>
-      </w:pPr>
-      <w:r>
-        <w:rPr>
-          <w:noProof/>
-        </w:rPr>
-        <w:drawing>
-          <wp:inline distT="0" distB="0" distL="0" distR="0" wp14:anchorId="58D38520" wp14:editId="45A6F1F8">
-            <wp:extent cx="2660904" cy="5195098"/>
-            <wp:effectExtent l="0" t="0" r="0" b="0"/>
-            <wp:docPr id="11" name="Picture 11" descr="Build 51 APP 介面範例：11_help.png"/>
-            <wp:cNvGraphicFramePr>
-              <a:graphicFrameLocks xmlns:a="http://schemas.openxmlformats.org/drawingml/2006/main" noChangeAspect="1"/>
-            </wp:cNvGraphicFramePr>
-            <a:graphic xmlns:a="http://schemas.openxmlformats.org/drawingml/2006/main">
-              <a:graphicData uri="http://schemas.openxmlformats.org/drawingml/2006/picture">
-                <pic:pic xmlns:pic="http://schemas.openxmlformats.org/drawingml/2006/picture">
-                  <pic:nvPicPr>
-                    <pic:cNvPr id="0" name="11_help.png"/>
-                    <pic:cNvPicPr/>
-                  </pic:nvPicPr>
-                  <pic:blipFill>
-                    <a:blip r:embed="rId23"/>
-                    <a:stretch>
-                      <a:fillRect/>
-                    </a:stretch>
-                  </pic:blipFill>
-                  <pic:spPr>
-                    <a:xfrm>
-                      <a:off x="0" y="0"/>
-                      <a:ext cx="2660904" cy="5195098"/>
-                    </a:xfrm>
-                    <a:prstGeom prst="rect">
-                      <a:avLst/>
-                    </a:prstGeom>
-                  </pic:spPr>
-                </pic:pic>
-              </a:graphicData>
-            </a:graphic>
-          </wp:inline>
-        </w:drawing>
-      </w:r>
-    </w:p>
-    <w:p>
-      <w:pPr>
-        <w:pStyle w:val="af7"/>
-        <w:jc w:val="center"/>
-        <w:rPr>
-          <w:lang w:eastAsia="zh-TW"/>
-        </w:rPr>
-      </w:pPr>
-      <w:r>
-        <w:rPr>
-          <w:lang w:eastAsia="zh-TW"/>
-        </w:rPr>
-        <w:t>範例：後台回覆站號指引；依現場情況操作，再回報是否解決。</w:t>
-      </w:r>
-    </w:p>
-    <w:p>
-      <w:pPr>
-        <w:rPr>
-          <w:lang w:eastAsia="zh-TW"/>
-        </w:rPr>
-      </w:pPr>
-      <w:r>
-        <w:rPr>
-          <w:lang w:eastAsia="zh-TW"/>
-        </w:rPr>
-        <w:br w:type="page"/>
-      </w:r>
-    </w:p>
-    <w:p>
-      <w:pPr>
-        <w:pStyle w:val="1"/>
-        <w:rPr>
-          <w:lang w:eastAsia="zh-TW"/>
-        </w:rPr>
-      </w:pPr>
-      <w:r>
-        <w:rPr>
-          <w:lang w:eastAsia="zh-TW"/>
-        </w:rPr>
-        <w:lastRenderedPageBreak/>
-        <w:t>08</w:t>
-      </w:r>
-      <w:r>
-        <w:rPr>
-          <w:lang w:eastAsia="zh-TW"/>
-        </w:rPr>
-        <w:t xml:space="preserve">　現場速查</w:t>
-      </w:r>
-    </w:p>
-    <w:p>
-      <w:pPr>
-        <w:rPr>
-          <w:lang w:eastAsia="zh-TW"/>
-        </w:rPr>
-      </w:pPr>
-      <w:r>
-        <w:rPr>
-          <w:lang w:eastAsia="zh-TW"/>
-        </w:rPr>
-        <w:t>遇到問題先做右欄動作；仍無法繼續，就使用第</w:t>
-      </w:r>
-      <w:r>
-        <w:rPr>
-          <w:lang w:eastAsia="zh-TW"/>
-        </w:rPr>
-        <w:t xml:space="preserve"> 7 </w:t>
-      </w:r>
-      <w:r>
-        <w:rPr>
-          <w:lang w:eastAsia="zh-TW"/>
-        </w:rPr>
-        <w:t>頁的後台求助。</w:t>
-      </w:r>
+      <w:proofErr w:type="gramEnd"/>
     </w:p>
     <w:tbl>
       <w:tblPr>
@@ -3048,16 +1663,16 @@
         </w:tblBorders>
         <w:tblLayout w:type="fixed"/>
         <w:tblCellMar>
-          <w:top w:w="90" w:type="dxa"/>
-          <w:left w:w="120" w:type="dxa"/>
-          <w:bottom w:w="90" w:type="dxa"/>
-          <w:right w:w="120" w:type="dxa"/>
+          <w:top w:w="110" w:type="dxa"/>
+          <w:left w:w="110" w:type="dxa"/>
+          <w:bottom w:w="110" w:type="dxa"/>
+          <w:right w:w="110" w:type="dxa"/>
         </w:tblCellMar>
         <w:tblLook w:val="04A0" w:firstRow="1" w:lastRow="0" w:firstColumn="1" w:lastColumn="0" w:noHBand="0" w:noVBand="1"/>
       </w:tblPr>
       <w:tblGrid>
-        <w:gridCol w:w="2520"/>
-        <w:gridCol w:w="7416"/>
+        <w:gridCol w:w="2952"/>
+        <w:gridCol w:w="7056"/>
       </w:tblGrid>
       <w:tr>
         <w:trPr>
@@ -3066,39 +1681,39 @@
         </w:trPr>
         <w:tc>
           <w:tcPr>
-            <w:tcW w:w="2520" w:type="dxa"/>
-            <w:shd w:val="clear" w:color="auto" w:fill="E8EFF3"/>
+            <w:tcW w:w="2952" w:type="dxa"/>
+            <w:shd w:val="clear" w:color="auto" w:fill="E4EEF4"/>
+            <w:vAlign w:val="center"/>
           </w:tcPr>
           <w:p>
             <w:pPr>
-              <w:spacing w:after="20" w:line="259" w:lineRule="auto"/>
+              <w:spacing w:after="60"/>
             </w:pPr>
-            <w:proofErr w:type="spellStart"/>
             <w:r>
               <w:rPr>
                 <w:b/>
-                <w:sz w:val="21"/>
+                <w:sz w:val="22"/>
               </w:rPr>
               <w:t>遇到的情況</w:t>
             </w:r>
-            <w:proofErr w:type="spellEnd"/>
           </w:p>
         </w:tc>
         <w:tc>
           <w:tcPr>
-            <w:tcW w:w="7416" w:type="dxa"/>
-            <w:shd w:val="clear" w:color="auto" w:fill="E8EFF3"/>
+            <w:tcW w:w="7056" w:type="dxa"/>
+            <w:shd w:val="clear" w:color="auto" w:fill="E4EEF4"/>
+            <w:vAlign w:val="center"/>
           </w:tcPr>
           <w:p>
             <w:pPr>
-              <w:spacing w:after="20" w:line="259" w:lineRule="auto"/>
+              <w:spacing w:after="60"/>
             </w:pPr>
             <w:r>
               <w:rPr>
                 <w:b/>
-                <w:sz w:val="21"/>
+                <w:sz w:val="22"/>
               </w:rPr>
-              <w:t>先這樣處理</w:t>
+              <w:t>現場先做什麼</w:t>
             </w:r>
           </w:p>
         </w:tc>
@@ -3109,41 +1724,43 @@
         </w:trPr>
         <w:tc>
           <w:tcPr>
-            <w:tcW w:w="2520" w:type="dxa"/>
+            <w:tcW w:w="2952" w:type="dxa"/>
+            <w:vAlign w:val="center"/>
           </w:tcPr>
           <w:p>
             <w:pPr>
-              <w:spacing w:after="20" w:line="259" w:lineRule="auto"/>
+              <w:spacing w:after="60"/>
               <w:rPr>
                 <w:lang w:eastAsia="zh-TW"/>
               </w:rPr>
             </w:pPr>
             <w:r>
               <w:rPr>
-                <w:sz w:val="21"/>
+                <w:sz w:val="22"/>
                 <w:lang w:eastAsia="zh-TW"/>
               </w:rPr>
-              <w:t>找不到／連不上閘道器</w:t>
+              <w:t>找不到或連不上閘道器</w:t>
             </w:r>
           </w:p>
         </w:tc>
         <w:tc>
           <w:tcPr>
-            <w:tcW w:w="7416" w:type="dxa"/>
+            <w:tcW w:w="7056" w:type="dxa"/>
+            <w:vAlign w:val="center"/>
           </w:tcPr>
           <w:p>
             <w:pPr>
-              <w:spacing w:after="20" w:line="259" w:lineRule="auto"/>
+              <w:spacing w:after="60"/>
               <w:rPr>
                 <w:lang w:eastAsia="zh-TW"/>
               </w:rPr>
             </w:pPr>
             <w:r>
               <w:rPr>
-                <w:sz w:val="21"/>
+                <w:sz w:val="22"/>
                 <w:lang w:eastAsia="zh-TW"/>
               </w:rPr>
-              <w:t>確認通電、手機藍牙與權限，靠近後再試。</w:t>
+              <w:t>確認通電、手機藍牙與權限已開；靠近設備，請其他手機先斷線，再重新搜尋。</w:t>
             </w:r>
           </w:p>
         </w:tc>
@@ -3154,41 +1771,49 @@
         </w:trPr>
         <w:tc>
           <w:tcPr>
-            <w:tcW w:w="2520" w:type="dxa"/>
-            <w:shd w:val="clear" w:color="auto" w:fill="F5F7F9"/>
+            <w:tcW w:w="2952" w:type="dxa"/>
+            <w:shd w:val="clear" w:color="auto" w:fill="F4F6F8"/>
+            <w:vAlign w:val="center"/>
           </w:tcPr>
           <w:p>
             <w:pPr>
-              <w:spacing w:after="20" w:line="259" w:lineRule="auto"/>
+              <w:spacing w:after="60"/>
             </w:pPr>
+            <w:r>
+              <w:rPr>
+                <w:sz w:val="22"/>
+              </w:rPr>
+              <w:t xml:space="preserve">Wi-Fi </w:t>
+            </w:r>
             <w:proofErr w:type="spellStart"/>
             <w:r>
               <w:rPr>
-                <w:sz w:val="21"/>
+                <w:sz w:val="22"/>
               </w:rPr>
-              <w:t>藍牙中途斷線</w:t>
+              <w:t>連線失敗</w:t>
             </w:r>
             <w:proofErr w:type="spellEnd"/>
           </w:p>
         </w:tc>
         <w:tc>
           <w:tcPr>
-            <w:tcW w:w="7416" w:type="dxa"/>
-            <w:shd w:val="clear" w:color="auto" w:fill="F5F7F9"/>
+            <w:tcW w:w="7056" w:type="dxa"/>
+            <w:shd w:val="clear" w:color="auto" w:fill="F4F6F8"/>
+            <w:vAlign w:val="center"/>
           </w:tcPr>
           <w:p>
             <w:pPr>
-              <w:spacing w:after="20" w:line="259" w:lineRule="auto"/>
+              <w:spacing w:after="60"/>
               <w:rPr>
                 <w:lang w:eastAsia="zh-TW"/>
               </w:rPr>
             </w:pPr>
             <w:r>
               <w:rPr>
-                <w:sz w:val="21"/>
+                <w:sz w:val="22"/>
                 <w:lang w:eastAsia="zh-TW"/>
               </w:rPr>
-              <w:t>靠近等自動重連；若出現按鈕，按「重新連線並繼續」或「重試重新連線」。</w:t>
+              <w:t>確認是 2.4 GHz、名稱與密碼大小寫正確；靠近路由器後重新設定。</w:t>
             </w:r>
           </w:p>
         </w:tc>
@@ -3199,90 +1824,74 @@
         </w:trPr>
         <w:tc>
           <w:tcPr>
-            <w:tcW w:w="2520" w:type="dxa"/>
+            <w:tcW w:w="2952" w:type="dxa"/>
+            <w:vAlign w:val="center"/>
           </w:tcPr>
           <w:p>
             <w:pPr>
-              <w:spacing w:after="20" w:line="259" w:lineRule="auto"/>
-            </w:pPr>
-            <w:r>
+              <w:spacing w:after="60"/>
               <w:rPr>
-                <w:sz w:val="21"/>
-              </w:rPr>
-              <w:t xml:space="preserve">Wi-Fi </w:t>
-            </w:r>
-            <w:proofErr w:type="spellStart"/>
-            <w:r>
-              <w:rPr>
-                <w:sz w:val="21"/>
-              </w:rPr>
-              <w:t>連不上</w:t>
-            </w:r>
-            <w:proofErr w:type="spellEnd"/>
-          </w:p>
-        </w:tc>
-        <w:tc>
-          <w:tcPr>
-            <w:tcW w:w="7416" w:type="dxa"/>
-          </w:tcPr>
-          <w:p>
-            <w:pPr>
-              <w:spacing w:after="20" w:line="259" w:lineRule="auto"/>
-              <w:rPr>
-                <w:rFonts w:hint="eastAsia"/>
                 <w:lang w:eastAsia="zh-TW"/>
               </w:rPr>
             </w:pPr>
             <w:r>
               <w:rPr>
-                <w:sz w:val="21"/>
+                <w:sz w:val="22"/>
                 <w:lang w:eastAsia="zh-TW"/>
               </w:rPr>
-              <w:t>核對</w:t>
+              <w:t>Wi-Fi 已連線但沒有上傳</w:t>
             </w:r>
+          </w:p>
+        </w:tc>
+        <w:tc>
+          <w:tcPr>
+            <w:tcW w:w="7056" w:type="dxa"/>
+            <w:vAlign w:val="center"/>
+          </w:tcPr>
+          <w:p>
+            <w:pPr>
+              <w:spacing w:after="60"/>
+              <w:rPr>
+                <w:lang w:eastAsia="zh-TW"/>
+              </w:rPr>
+            </w:pPr>
             <w:r>
               <w:rPr>
-                <w:sz w:val="21"/>
+                <w:sz w:val="22"/>
                 <w:lang w:eastAsia="zh-TW"/>
               </w:rPr>
-              <w:t xml:space="preserve"> 2.4 GHz </w:t>
+              <w:t>確認該 Wi-Fi 能上網、上傳目的地為正式站；依畫面重新檢查，仍</w:t>
             </w:r>
+            <w:proofErr w:type="gramStart"/>
             <w:r>
               <w:rPr>
-                <w:sz w:val="21"/>
+                <w:sz w:val="22"/>
                 <w:lang w:eastAsia="zh-TW"/>
               </w:rPr>
-              <w:t>網路、名稱與密碼；用</w:t>
+              <w:t>不</w:t>
+            </w:r>
+            <w:proofErr w:type="gramEnd"/>
+            <w:r>
+              <w:rPr>
+                <w:sz w:val="22"/>
+                <w:lang w:eastAsia="zh-TW"/>
+              </w:rPr>
+              <w:t>通</w:t>
             </w:r>
             <w:r>
               <w:rPr>
                 <w:rFonts w:hint="eastAsia"/>
-                <w:sz w:val="21"/>
+                <w:sz w:val="22"/>
                 <w:lang w:eastAsia="zh-TW"/>
               </w:rPr>
-              <w:t>打開</w:t>
+              <w:t>則</w:t>
             </w:r>
             <w:r>
               <w:rPr>
-                <w:sz w:val="21"/>
+                <w:sz w:val="22"/>
                 <w:lang w:eastAsia="zh-TW"/>
               </w:rPr>
-              <w:t>眼睛確認輸入</w:t>
-            </w:r>
-            <w:r>
-              <w:rPr>
-                <w:rFonts w:hint="eastAsia"/>
-                <w:sz w:val="21"/>
-                <w:lang w:eastAsia="zh-TW"/>
-              </w:rPr>
-              <w:t>密碼有誤</w:t>
-            </w:r>
-            <w:r>
-              <w:rPr>
-                <w:sz w:val="21"/>
-                <w:lang w:eastAsia="zh-TW"/>
-              </w:rPr>
-              <w:t>。</w:t>
+              <w:t>求助。</w:t>
             </w:r>
           </w:p>
         </w:tc>
@@ -3293,65 +1902,45 @@
         </w:trPr>
         <w:tc>
           <w:tcPr>
-            <w:tcW w:w="2520" w:type="dxa"/>
-            <w:shd w:val="clear" w:color="auto" w:fill="F5F7F9"/>
+            <w:tcW w:w="2952" w:type="dxa"/>
+            <w:shd w:val="clear" w:color="auto" w:fill="F4F6F8"/>
+            <w:vAlign w:val="center"/>
           </w:tcPr>
           <w:p>
             <w:pPr>
-              <w:spacing w:after="20" w:line="259" w:lineRule="auto"/>
+              <w:spacing w:after="60"/>
               <w:rPr>
                 <w:lang w:eastAsia="zh-TW"/>
               </w:rPr>
             </w:pPr>
             <w:r>
               <w:rPr>
-                <w:sz w:val="21"/>
+                <w:sz w:val="22"/>
                 <w:lang w:eastAsia="zh-TW"/>
               </w:rPr>
-              <w:t>一直等待資料／未計入</w:t>
+              <w:t>資料一直停住或驗證逾時</w:t>
             </w:r>
           </w:p>
         </w:tc>
         <w:tc>
           <w:tcPr>
-            <w:tcW w:w="7416" w:type="dxa"/>
-            <w:shd w:val="clear" w:color="auto" w:fill="F5F7F9"/>
+            <w:tcW w:w="7056" w:type="dxa"/>
+            <w:shd w:val="clear" w:color="auto" w:fill="F4F6F8"/>
+            <w:vAlign w:val="center"/>
           </w:tcPr>
           <w:p>
             <w:pPr>
-              <w:spacing w:after="20" w:line="259" w:lineRule="auto"/>
+              <w:spacing w:after="60"/>
               <w:rPr>
                 <w:lang w:eastAsia="zh-TW"/>
               </w:rPr>
             </w:pPr>
             <w:r>
               <w:rPr>
-                <w:sz w:val="21"/>
+                <w:sz w:val="22"/>
                 <w:lang w:eastAsia="zh-TW"/>
               </w:rPr>
-              <w:t>先等後續資料；持續未增加或逾時</w:t>
-            </w:r>
-            <w:r>
-              <w:rPr>
-                <w:rFonts w:hint="eastAsia"/>
-                <w:sz w:val="21"/>
-                <w:lang w:eastAsia="zh-TW"/>
-              </w:rPr>
-              <w:t>請按</w:t>
-            </w:r>
-            <w:r>
-              <w:rPr>
-                <w:sz w:val="21"/>
-                <w:lang w:eastAsia="zh-TW"/>
-              </w:rPr>
-              <w:t>求助</w:t>
-            </w:r>
-            <w:r>
-              <w:rPr>
-                <w:sz w:val="21"/>
-                <w:lang w:eastAsia="zh-TW"/>
-              </w:rPr>
-              <w:t>。</w:t>
+              <w:t>確認設備供電與網路，依畫面等待或重試；仍不行，回報停在哪一步。</w:t>
             </w:r>
           </w:p>
         </w:tc>
@@ -3362,39 +1951,90 @@
         </w:trPr>
         <w:tc>
           <w:tcPr>
-            <w:tcW w:w="2520" w:type="dxa"/>
+            <w:tcW w:w="2952" w:type="dxa"/>
+            <w:vAlign w:val="center"/>
           </w:tcPr>
           <w:p>
             <w:pPr>
-              <w:spacing w:after="20" w:line="259" w:lineRule="auto"/>
+              <w:spacing w:after="60"/>
             </w:pPr>
             <w:proofErr w:type="spellStart"/>
             <w:r>
               <w:rPr>
-                <w:sz w:val="21"/>
+                <w:sz w:val="22"/>
               </w:rPr>
-              <w:t>辨識時別樁亮燈</w:t>
+              <w:t>辨識時亮的是別樁</w:t>
             </w:r>
             <w:proofErr w:type="spellEnd"/>
           </w:p>
         </w:tc>
         <w:tc>
           <w:tcPr>
-            <w:tcW w:w="7416" w:type="dxa"/>
+            <w:tcW w:w="7056" w:type="dxa"/>
+            <w:vAlign w:val="center"/>
           </w:tcPr>
           <w:p>
             <w:pPr>
-              <w:spacing w:after="20" w:line="259" w:lineRule="auto"/>
+              <w:spacing w:after="60"/>
               <w:rPr>
                 <w:lang w:eastAsia="zh-TW"/>
               </w:rPr>
             </w:pPr>
             <w:r>
               <w:rPr>
-                <w:sz w:val="21"/>
+                <w:sz w:val="22"/>
                 <w:lang w:eastAsia="zh-TW"/>
               </w:rPr>
-              <w:t>無法確定時請後台協助。</w:t>
+              <w:t>不要確認。按「⋯ → 不是這台？」重新處理；無法確定就求助。</w:t>
+            </w:r>
+          </w:p>
+        </w:tc>
+      </w:tr>
+      <w:tr>
+        <w:trPr>
+          <w:cantSplit/>
+        </w:trPr>
+        <w:tc>
+          <w:tcPr>
+            <w:tcW w:w="2952" w:type="dxa"/>
+            <w:shd w:val="clear" w:color="auto" w:fill="F4F6F8"/>
+            <w:vAlign w:val="center"/>
+          </w:tcPr>
+          <w:p>
+            <w:pPr>
+              <w:spacing w:after="60"/>
+              <w:rPr>
+                <w:lang w:eastAsia="zh-TW"/>
+              </w:rPr>
+            </w:pPr>
+            <w:r>
+              <w:rPr>
+                <w:sz w:val="22"/>
+                <w:lang w:eastAsia="zh-TW"/>
+              </w:rPr>
+              <w:t>藍牙斷線或 APP 中途關閉</w:t>
+            </w:r>
+          </w:p>
+        </w:tc>
+        <w:tc>
+          <w:tcPr>
+            <w:tcW w:w="7056" w:type="dxa"/>
+            <w:shd w:val="clear" w:color="auto" w:fill="F4F6F8"/>
+            <w:vAlign w:val="center"/>
+          </w:tcPr>
+          <w:p>
+            <w:pPr>
+              <w:spacing w:after="60"/>
+              <w:rPr>
+                <w:lang w:eastAsia="zh-TW"/>
+              </w:rPr>
+            </w:pPr>
+            <w:r>
+              <w:rPr>
+                <w:sz w:val="22"/>
+                <w:lang w:eastAsia="zh-TW"/>
+              </w:rPr>
+              <w:t>回到現場配置、靠近原設備，選「重新連線並繼續」。</w:t>
             </w:r>
           </w:p>
         </w:tc>
@@ -3411,37 +2051,7 @@
         <w:rPr>
           <w:lang w:eastAsia="zh-TW"/>
         </w:rPr>
-        <w:t>只改</w:t>
-      </w:r>
-      <w:r>
-        <w:rPr>
-          <w:lang w:eastAsia="zh-TW"/>
-        </w:rPr>
-        <w:t xml:space="preserve"> Wi-Fi</w:t>
-      </w:r>
-      <w:r>
-        <w:rPr>
-          <w:lang w:eastAsia="zh-TW"/>
-        </w:rPr>
-        <w:t>，</w:t>
-      </w:r>
-      <w:r>
-        <w:rPr>
-          <w:lang w:eastAsia="zh-TW"/>
-        </w:rPr>
-        <w:t>不</w:t>
-      </w:r>
-      <w:r>
-        <w:rPr>
-          <w:lang w:eastAsia="zh-TW"/>
-        </w:rPr>
-        <w:t>改</w:t>
-      </w:r>
-      <w:r>
-        <w:rPr>
-          <w:lang w:eastAsia="zh-TW"/>
-        </w:rPr>
-        <w:t>站</w:t>
+        <w:t>後台協助</w:t>
       </w:r>
     </w:p>
     <w:p>
@@ -3454,53 +2064,49 @@
         <w:rPr>
           <w:lang w:eastAsia="zh-TW"/>
         </w:rPr>
-        <w:t xml:space="preserve">1. </w:t>
-      </w:r>
-      <w:r>
-        <w:rPr>
-          <w:lang w:eastAsia="zh-TW"/>
-        </w:rPr>
-        <w:t>連上原閘道器並進入流程；在網路體檢選</w:t>
+        <w:t>配置流程中按右上角</w:t>
       </w:r>
       <w:r>
         <w:rPr>
           <w:b/>
           <w:lang w:eastAsia="zh-TW"/>
         </w:rPr>
-        <w:t>重設</w:t>
-      </w:r>
-      <w:r>
-        <w:rPr>
-          <w:b/>
-          <w:lang w:eastAsia="zh-TW"/>
-        </w:rPr>
-        <w:t xml:space="preserve"> Wi-Fi</w:t>
-      </w:r>
-      <w:r>
-        <w:rPr>
-          <w:lang w:eastAsia="zh-TW"/>
-        </w:rPr>
-        <w:t>，或在站點頁選</w:t>
-      </w:r>
-      <w:r>
-        <w:rPr>
-          <w:b/>
-          <w:lang w:eastAsia="zh-TW"/>
-        </w:rPr>
-        <w:t>改用其他</w:t>
-      </w:r>
-      <w:r>
-        <w:rPr>
-          <w:b/>
-          <w:lang w:eastAsia="zh-TW"/>
-        </w:rPr>
-        <w:t xml:space="preserve"> Wi-Fi</w:t>
-      </w:r>
-      <w:r>
-        <w:rPr>
-          <w:lang w:eastAsia="zh-TW"/>
-        </w:rPr>
-        <w:t>。</w:t>
+        <w:t>耳機圖示</w:t>
+      </w:r>
+      <w:r>
+        <w:rPr>
+          <w:lang w:eastAsia="zh-TW"/>
+        </w:rPr>
+        <w:t>。看到「求助已送達後台」</w:t>
+      </w:r>
+      <w:r>
+        <w:rPr>
+          <w:rFonts w:hint="eastAsia"/>
+          <w:lang w:eastAsia="zh-TW"/>
+        </w:rPr>
+        <w:t>表示後</w:t>
+      </w:r>
+      <w:proofErr w:type="gramStart"/>
+      <w:r>
+        <w:rPr>
+          <w:rFonts w:hint="eastAsia"/>
+          <w:lang w:eastAsia="zh-TW"/>
+        </w:rPr>
+        <w:t>臺</w:t>
+      </w:r>
+      <w:proofErr w:type="gramEnd"/>
+      <w:r>
+        <w:rPr>
+          <w:rFonts w:hint="eastAsia"/>
+          <w:lang w:eastAsia="zh-TW"/>
+        </w:rPr>
+        <w:t>已經注意到此狀況</w:t>
+      </w:r>
+      <w:r>
+        <w:rPr>
+          <w:lang w:eastAsia="zh-TW"/>
+        </w:rPr>
+        <w:t>；沒送達就直接打電話。</w:t>
       </w:r>
     </w:p>
     <w:p>
@@ -3509,30 +2115,6 @@
           <w:lang w:eastAsia="zh-TW"/>
         </w:rPr>
       </w:pPr>
-      <w:r>
-        <w:rPr>
-          <w:lang w:eastAsia="zh-TW"/>
-        </w:rPr>
-        <w:t xml:space="preserve">2. </w:t>
-      </w:r>
-      <w:r>
-        <w:rPr>
-          <w:lang w:eastAsia="zh-TW"/>
-        </w:rPr>
-        <w:t>依第</w:t>
-      </w:r>
-      <w:r>
-        <w:rPr>
-          <w:lang w:eastAsia="zh-TW"/>
-        </w:rPr>
-        <w:t xml:space="preserve"> 3 </w:t>
-      </w:r>
-      <w:r>
-        <w:rPr>
-          <w:lang w:eastAsia="zh-TW"/>
-        </w:rPr>
-        <w:t>頁帶入名稱、填密碼、儲存；等閘道器恢復上傳。</w:t>
-      </w:r>
     </w:p>
     <w:p>
       <w:pPr>
@@ -3544,52 +2126,418 @@
         <w:rPr>
           <w:lang w:eastAsia="zh-TW"/>
         </w:rPr>
-        <w:t xml:space="preserve">3. </w:t>
-      </w:r>
-      <w:r>
-        <w:rPr>
-          <w:lang w:eastAsia="zh-TW"/>
-        </w:rPr>
-        <w:t>回到站點頁後，站號正確就選</w:t>
-      </w:r>
-      <w:r>
-        <w:rPr>
-          <w:b/>
-          <w:lang w:eastAsia="zh-TW"/>
-        </w:rPr>
-        <w:t>使用此站點</w:t>
-      </w:r>
-      <w:r>
-        <w:rPr>
-          <w:lang w:eastAsia="zh-TW"/>
-        </w:rPr>
-        <w:t>，並跟著</w:t>
-      </w:r>
-      <w:r>
-        <w:rPr>
-          <w:lang w:eastAsia="zh-TW"/>
-        </w:rPr>
-        <w:t xml:space="preserve"> APP </w:t>
-      </w:r>
-      <w:r>
-        <w:rPr>
-          <w:lang w:eastAsia="zh-TW"/>
-        </w:rPr>
-        <w:t>完成後續確認。</w:t>
+        <w:br w:type="page"/>
       </w:r>
     </w:p>
     <w:p>
       <w:pPr>
-        <w:rPr>
-          <w:lang w:eastAsia="zh-TW"/>
-        </w:rPr>
-      </w:pPr>
+        <w:pStyle w:val="1"/>
+        <w:rPr>
+          <w:lang w:eastAsia="zh-TW"/>
+        </w:rPr>
+      </w:pPr>
+      <w:r>
+        <w:rPr>
+          <w:lang w:eastAsia="zh-TW"/>
+        </w:rPr>
+        <w:lastRenderedPageBreak/>
+        <w:t xml:space="preserve">7  </w:t>
+      </w:r>
+      <w:r>
+        <w:rPr>
+          <w:lang w:eastAsia="zh-TW"/>
+        </w:rPr>
+        <w:t>安裝與更新</w:t>
+      </w:r>
+      <w:r>
+        <w:rPr>
+          <w:lang w:eastAsia="zh-TW"/>
+        </w:rPr>
+        <w:t xml:space="preserve"> APP</w:t>
+      </w:r>
+    </w:p>
+    <w:p>
+      <w:pPr>
+        <w:pStyle w:val="21"/>
+        <w:rPr>
+          <w:lang w:eastAsia="zh-TW"/>
+        </w:rPr>
+      </w:pPr>
+      <w:r>
+        <w:rPr>
+          <w:lang w:eastAsia="zh-TW"/>
+        </w:rPr>
+        <w:t>Android</w:t>
+      </w:r>
+    </w:p>
+    <w:p>
+      <w:pPr>
+        <w:rPr>
+          <w:lang w:eastAsia="zh-TW"/>
+        </w:rPr>
+      </w:pPr>
+      <w:hyperlink r:id="rId18">
+        <w:proofErr w:type="gramStart"/>
+        <w:r>
+          <w:rPr>
+            <w:color w:val="235D80"/>
+            <w:u w:val="single"/>
+            <w:lang w:eastAsia="zh-TW"/>
+          </w:rPr>
+          <w:t>點此開啟</w:t>
+        </w:r>
+        <w:proofErr w:type="gramEnd"/>
+        <w:r>
+          <w:rPr>
+            <w:color w:val="235D80"/>
+            <w:u w:val="single"/>
+            <w:lang w:eastAsia="zh-TW"/>
+          </w:rPr>
+          <w:t xml:space="preserve"> Android </w:t>
+        </w:r>
+        <w:proofErr w:type="gramStart"/>
+        <w:r>
+          <w:rPr>
+            <w:color w:val="235D80"/>
+            <w:u w:val="single"/>
+            <w:lang w:eastAsia="zh-TW"/>
+          </w:rPr>
+          <w:t>最</w:t>
+        </w:r>
+        <w:proofErr w:type="gramEnd"/>
+        <w:r>
+          <w:rPr>
+            <w:color w:val="235D80"/>
+            <w:u w:val="single"/>
+            <w:lang w:eastAsia="zh-TW"/>
+          </w:rPr>
+          <w:t>新</w:t>
+        </w:r>
+        <w:r>
+          <w:rPr>
+            <w:color w:val="235D80"/>
+            <w:u w:val="single"/>
+            <w:lang w:eastAsia="zh-TW"/>
+          </w:rPr>
+          <w:t>版下載頁</w:t>
+        </w:r>
+      </w:hyperlink>
+    </w:p>
+    <w:p>
+      <w:pPr>
+        <w:rPr>
+          <w:lang w:eastAsia="zh-TW"/>
+        </w:rPr>
+      </w:pPr>
+      <w:r>
+        <w:rPr>
+          <w:lang w:eastAsia="zh-TW"/>
+        </w:rPr>
+        <w:t xml:space="preserve">1. 下載頁展開 </w:t>
+      </w:r>
+      <w:r>
+        <w:rPr>
+          <w:b/>
+          <w:lang w:eastAsia="zh-TW"/>
+        </w:rPr>
+        <w:t>Assets</w:t>
+      </w:r>
+      <w:r>
+        <w:rPr>
+          <w:lang w:eastAsia="zh-TW"/>
+        </w:rPr>
+        <w:t xml:space="preserve">，點 </w:t>
+      </w:r>
+      <w:r>
+        <w:rPr>
+          <w:b/>
+          <w:lang w:eastAsia="zh-TW"/>
+        </w:rPr>
+        <w:t>.apk</w:t>
+      </w:r>
+      <w:r>
+        <w:rPr>
+          <w:lang w:eastAsia="zh-TW"/>
+        </w:rPr>
+        <w:t xml:space="preserve"> 檔，下載後開啟安裝（系統詢問時允許安裝）。</w:t>
+      </w:r>
+    </w:p>
+    <w:p>
+      <w:pPr>
+        <w:rPr>
+          <w:lang w:eastAsia="zh-TW"/>
+        </w:rPr>
+      </w:pPr>
+      <w:r>
+        <w:rPr>
+          <w:lang w:eastAsia="zh-TW"/>
+        </w:rPr>
+        <w:t xml:space="preserve">2. 已安裝者：APP 內按 </w:t>
+      </w:r>
+      <w:r>
+        <w:rPr>
+          <w:b/>
+          <w:lang w:eastAsia="zh-TW"/>
+        </w:rPr>
+        <w:t>⋮ → 檢查更新 → 立即更新</w:t>
+      </w:r>
+      <w:r>
+        <w:rPr>
+          <w:lang w:eastAsia="zh-TW"/>
+        </w:rPr>
+        <w:t xml:space="preserve">。按鈕不能按時，改從上方連結下載 APK </w:t>
+      </w:r>
+      <w:r>
+        <w:rPr>
+          <w:b/>
+          <w:lang w:eastAsia="zh-TW"/>
+        </w:rPr>
+        <w:t>覆蓋安裝，不用先移除</w:t>
+      </w:r>
+      <w:r>
+        <w:rPr>
+          <w:lang w:eastAsia="zh-TW"/>
+        </w:rPr>
+        <w:t>。</w:t>
+      </w:r>
+    </w:p>
+    <w:p>
+      <w:pPr>
+        <w:pStyle w:val="21"/>
+      </w:pPr>
+      <w:r>
+        <w:t>iPhone</w:t>
+      </w:r>
+    </w:p>
+    <w:p>
+      <w:hyperlink r:id="rId19">
+        <w:r>
+          <w:rPr>
+            <w:color w:val="235D80"/>
+            <w:u w:val="single"/>
+          </w:rPr>
+          <w:t>點此開啟 iPhone TestFlight 邀請</w:t>
+        </w:r>
+      </w:hyperlink>
+    </w:p>
+    <w:p>
+      <w:r>
+        <w:t xml:space="preserve">1. 在邀請頁先取得 </w:t>
+      </w:r>
+      <w:r>
+        <w:rPr>
+          <w:b/>
+        </w:rPr>
+        <w:t>TestFlight</w:t>
+      </w:r>
+      <w:r>
+        <w:t>。</w:t>
+      </w:r>
+      <w:r>
+        <w:br/>
+        <w:t>2. 回到邀請頁，將 GIOS 現場開通加入 TestFlight，再安裝。</w:t>
+      </w:r>
+      <w:r>
+        <w:br/>
+        <w:t xml:space="preserve">3. 安裝後開啟 </w:t>
+      </w:r>
+      <w:r>
+        <w:rPr>
+          <w:b/>
+        </w:rPr>
+        <w:t>GIOS 設備助手</w:t>
+      </w:r>
+      <w:r>
+        <w:t>；若邀請或版本過期，請向管理人員索取新版。</w:t>
+      </w:r>
+    </w:p>
+    <w:p>
+      <w:pPr>
+        <w:keepNext/>
+        <w:spacing w:before="80" w:after="60"/>
+        <w:jc w:val="center"/>
+        <w:rPr>
+          <w:lang w:eastAsia="zh-TW"/>
+        </w:rPr>
+      </w:pPr>
+      <w:r>
+        <w:rPr>
+          <w:noProof/>
+        </w:rPr>
+        <w:drawing>
+          <wp:inline distT="0" distB="0" distL="0" distR="0" wp14:anchorId="33A7FE80" wp14:editId="4EDB4DD1">
+            <wp:extent cx="1783080" cy="2837526"/>
+            <wp:effectExtent l="0" t="0" r="0" b="0"/>
+            <wp:docPr id="11" name="Picture 11" descr="iPhone 安裝順序：取得 TestFlight → 加入測試 → 安裝 GIOS 設備助手。"/>
+            <wp:cNvGraphicFramePr>
+              <a:graphicFrameLocks xmlns:a="http://schemas.openxmlformats.org/drawingml/2006/main" noChangeAspect="1"/>
+            </wp:cNvGraphicFramePr>
+            <a:graphic xmlns:a="http://schemas.openxmlformats.org/drawingml/2006/main">
+              <a:graphicData uri="http://schemas.openxmlformats.org/drawingml/2006/picture">
+                <pic:pic xmlns:pic="http://schemas.openxmlformats.org/drawingml/2006/picture">
+                  <pic:nvPicPr>
+                    <pic:cNvPr id="0" name="install0.png"/>
+                    <pic:cNvPicPr/>
+                  </pic:nvPicPr>
+                  <pic:blipFill>
+                    <a:blip r:embed="rId20"/>
+                    <a:stretch>
+                      <a:fillRect/>
+                    </a:stretch>
+                  </pic:blipFill>
+                  <pic:spPr>
+                    <a:xfrm>
+                      <a:off x="0" y="0"/>
+                      <a:ext cx="1783080" cy="2837526"/>
+                    </a:xfrm>
+                    <a:prstGeom prst="rect">
+                      <a:avLst/>
+                    </a:prstGeom>
+                  </pic:spPr>
+                </pic:pic>
+              </a:graphicData>
+            </a:graphic>
+          </wp:inline>
+        </w:drawing>
+      </w:r>
+      <w:r>
+        <w:rPr>
+          <w:lang w:eastAsia="zh-TW"/>
+        </w:rPr>
+        <w:t xml:space="preserve">    </w:t>
+      </w:r>
+      <w:r>
+        <w:rPr>
+          <w:noProof/>
+        </w:rPr>
+        <w:drawing>
+          <wp:inline distT="0" distB="0" distL="0" distR="0" wp14:anchorId="4E451DAF" wp14:editId="4C90A122">
+            <wp:extent cx="1783080" cy="2960146"/>
+            <wp:effectExtent l="0" t="0" r="0" b="0"/>
+            <wp:docPr id="12" name="Picture 12" descr="iPhone 安裝順序：取得 TestFlight → 加入測試 → 安裝 GIOS 設備助手。"/>
+            <wp:cNvGraphicFramePr>
+              <a:graphicFrameLocks xmlns:a="http://schemas.openxmlformats.org/drawingml/2006/main" noChangeAspect="1"/>
+            </wp:cNvGraphicFramePr>
+            <a:graphic xmlns:a="http://schemas.openxmlformats.org/drawingml/2006/main">
+              <a:graphicData uri="http://schemas.openxmlformats.org/drawingml/2006/picture">
+                <pic:pic xmlns:pic="http://schemas.openxmlformats.org/drawingml/2006/picture">
+                  <pic:nvPicPr>
+                    <pic:cNvPr id="0" name="install1.png"/>
+                    <pic:cNvPicPr/>
+                  </pic:nvPicPr>
+                  <pic:blipFill>
+                    <a:blip r:embed="rId21"/>
+                    <a:stretch>
+                      <a:fillRect/>
+                    </a:stretch>
+                  </pic:blipFill>
+                  <pic:spPr>
+                    <a:xfrm>
+                      <a:off x="0" y="0"/>
+                      <a:ext cx="1783080" cy="2960146"/>
+                    </a:xfrm>
+                    <a:prstGeom prst="rect">
+                      <a:avLst/>
+                    </a:prstGeom>
+                  </pic:spPr>
+                </pic:pic>
+              </a:graphicData>
+            </a:graphic>
+          </wp:inline>
+        </w:drawing>
+      </w:r>
+      <w:r>
+        <w:rPr>
+          <w:lang w:eastAsia="zh-TW"/>
+        </w:rPr>
+        <w:t xml:space="preserve">    </w:t>
+      </w:r>
+      <w:r>
+        <w:rPr>
+          <w:noProof/>
+        </w:rPr>
+        <w:drawing>
+          <wp:inline distT="0" distB="0" distL="0" distR="0" wp14:anchorId="63827808" wp14:editId="756381F3">
+            <wp:extent cx="1783080" cy="2752405"/>
+            <wp:effectExtent l="0" t="0" r="0" b="0"/>
+            <wp:docPr id="13" name="Picture 13" descr="iPhone 安裝順序：取得 TestFlight → 加入測試 → 安裝 GIOS 設備助手。"/>
+            <wp:cNvGraphicFramePr>
+              <a:graphicFrameLocks xmlns:a="http://schemas.openxmlformats.org/drawingml/2006/main" noChangeAspect="1"/>
+            </wp:cNvGraphicFramePr>
+            <a:graphic xmlns:a="http://schemas.openxmlformats.org/drawingml/2006/main">
+              <a:graphicData uri="http://schemas.openxmlformats.org/drawingml/2006/picture">
+                <pic:pic xmlns:pic="http://schemas.openxmlformats.org/drawingml/2006/picture">
+                  <pic:nvPicPr>
+                    <pic:cNvPr id="0" name="install2.png"/>
+                    <pic:cNvPicPr/>
+                  </pic:nvPicPr>
+                  <pic:blipFill>
+                    <a:blip r:embed="rId22"/>
+                    <a:stretch>
+                      <a:fillRect/>
+                    </a:stretch>
+                  </pic:blipFill>
+                  <pic:spPr>
+                    <a:xfrm>
+                      <a:off x="0" y="0"/>
+                      <a:ext cx="1783080" cy="2752405"/>
+                    </a:xfrm>
+                    <a:prstGeom prst="rect">
+                      <a:avLst/>
+                    </a:prstGeom>
+                  </pic:spPr>
+                </pic:pic>
+              </a:graphicData>
+            </a:graphic>
+          </wp:inline>
+        </w:drawing>
+      </w:r>
+    </w:p>
+    <w:p>
+      <w:pPr>
+        <w:pStyle w:val="af7"/>
+        <w:jc w:val="center"/>
+        <w:rPr>
+          <w:lang w:eastAsia="zh-TW"/>
+        </w:rPr>
+      </w:pPr>
+      <w:r>
+        <w:rPr>
+          <w:lang w:eastAsia="zh-TW"/>
+        </w:rPr>
+        <w:t>iPhone 安裝順序：取得 TestFlight → 加入測試 → 安裝 GIOS 設備助手。</w:t>
+      </w:r>
+    </w:p>
+    <w:p>
+      <w:pPr>
+        <w:rPr>
+          <w:lang w:eastAsia="zh-TW"/>
+        </w:rPr>
+      </w:pPr>
+      <w:r>
+        <w:rPr>
+          <w:lang w:eastAsia="zh-TW"/>
+        </w:rPr>
+        <w:t>不同手機的畫面可能略有不同，操作重點相同：</w:t>
+      </w:r>
+      <w:r>
+        <w:rPr>
+          <w:b/>
+          <w:lang w:eastAsia="zh-TW"/>
+        </w:rPr>
+        <w:t>一對一、Wi-Fi 有網路、資料確實上雲</w:t>
+      </w:r>
+      <w:r>
+        <w:rPr>
+          <w:lang w:eastAsia="zh-TW"/>
+        </w:rPr>
+        <w:t>。</w:t>
+      </w:r>
     </w:p>
     <w:sectPr>
-      <w:headerReference w:type="default" r:id="rId24"/>
-      <w:footerReference w:type="default" r:id="rId25"/>
+      <w:footerReference w:type="default" r:id="rId23"/>
       <w:pgSz w:w="11909" w:h="16834"/>
-      <w:pgMar w:top="821" w:right="907" w:bottom="792" w:left="907" w:header="346" w:footer="346" w:gutter="0"/>
+      <w:pgMar w:top="864" w:right="936" w:bottom="864" w:left="936" w:header="720" w:footer="360" w:gutter="0"/>
       <w:cols w:space="720"/>
       <w:docGrid w:linePitch="360"/>
     </w:sectPr>
@@ -3633,37 +2581,51 @@
       <w:rPr>
         <w:sz w:val="16"/>
       </w:rPr>
-      <w:t>1.0.11 Build 51</w:t>
+      <w:t xml:space="preserve">GIOS </w:t>
     </w:r>
+    <w:proofErr w:type="spellStart"/>
+    <w:proofErr w:type="gramStart"/>
     <w:r>
       <w:rPr>
         <w:sz w:val="16"/>
       </w:rPr>
-      <w:t xml:space="preserve">　</w:t>
+      <w:t>設備助手</w:t>
     </w:r>
+    <w:proofErr w:type="spellEnd"/>
     <w:r>
       <w:rPr>
         <w:sz w:val="16"/>
       </w:rPr>
-      <w:t>•</w:t>
+      <w:t xml:space="preserve">  |</w:t>
     </w:r>
+    <w:proofErr w:type="gramEnd"/>
     <w:r>
       <w:rPr>
         <w:sz w:val="16"/>
       </w:rPr>
-      <w:t xml:space="preserve">　</w:t>
+      <w:t xml:space="preserve">  2026-10-06 </w:t>
     </w:r>
+    <w:proofErr w:type="spellStart"/>
+    <w:proofErr w:type="gramStart"/>
     <w:r>
       <w:rPr>
         <w:sz w:val="16"/>
       </w:rPr>
-      <w:t>2026-10-04</w:t>
+      <w:t>更新</w:t>
     </w:r>
+    <w:proofErr w:type="spellEnd"/>
     <w:r>
       <w:rPr>
         <w:sz w:val="16"/>
       </w:rPr>
-      <w:t xml:space="preserve">　｜　</w:t>
+      <w:t xml:space="preserve">  |</w:t>
+    </w:r>
+    <w:proofErr w:type="gramEnd"/>
+    <w:r>
+      <w:rPr>
+        <w:sz w:val="16"/>
+      </w:rPr>
+      <w:t xml:space="preserve">  </w:t>
     </w:r>
     <w:r>
       <w:fldChar w:fldCharType="begin"/>
@@ -3712,33 +2674,6 @@
 </w:footnotes>
 </file>
 
-<file path=word/header1.xml><?xml version="1.0" encoding="utf-8"?>
-<w:hdr xmlns:wpc="http://schemas.microsoft.com/office/word/2010/wordprocessingCanvas" xmlns:cx="http://schemas.microsoft.com/office/drawing/2014/chartex" xmlns:cx1="http://schemas.microsoft.com/office/drawing/2015/9/8/chartex" xmlns:cx2="http://schemas.microsoft.com/office/drawing/2015/10/21/chartex" xmlns:cx3="http://schemas.microsoft.com/office/drawing/2016/5/9/chartex" xmlns:cx4="http://schemas.microsoft.com/office/drawing/2016/5/10/chartex" xmlns:cx5="http://schemas.microsoft.com/office/drawing/2016/5/11/chartex" xmlns:cx6="http://schemas.microsoft.com/office/drawing/2016/5/12/chartex" xmlns:cx7="http://schemas.microsoft.com/office/drawing/2016/5/13/chartex" xmlns:cx8="http://schemas.microsoft.com/office/drawing/2016/5/14/chartex" xmlns:mc="http://schemas.openxmlformats.org/markup-compatibility/2006" xmlns:aink="http://schemas.microsoft.com/office/drawing/2016/ink" xmlns:am3d="http://schemas.microsoft.com/office/drawing/2017/model3d" xmlns:o="urn:schemas-microsoft-com:office:office" xmlns:oel="http://schemas.microsoft.com/office/2019/extlst" xmlns:r="http://schemas.openxmlformats.org/officeDocument/2006/relationships" xmlns:m="http://schemas.openxmlformats.org/officeDocument/2006/math" xmlns:v="urn:schemas-microsoft-com:vml" xmlns:wp14="http://schemas.microsoft.com/office/word/2010/wordprocessingDrawing" xmlns:wp="http://schemas.openxmlformats.org/drawingml/2006/wordprocessingDrawing" xmlns:w10="urn:schemas-microsoft-com:office:word" xmlns:w="http://schemas.openxmlformats.org/wordprocessingml/2006/main" xmlns:w14="http://schemas.microsoft.com/office/word/2010/wordml" xmlns:w15="http://schemas.microsoft.com/office/word/2012/wordml" xmlns:w16cex="http://schemas.microsoft.com/office/word/2018/wordml/cex" xmlns:w16cid="http://schemas.microsoft.com/office/word/2016/wordml/cid" xmlns:w16="http://schemas.microsoft.com/office/word/2018/wordml" xmlns:w16du="http://schemas.microsoft.com/office/word/2023/wordml/word16du" xmlns:w16sdtdh="http://schemas.microsoft.com/office/word/2020/wordml/sdtdatahash" xmlns:w16sdtfl="http://schemas.microsoft.com/office/word/2024/wordml/sdtformatlock" xmlns:w16se="http://schemas.microsoft.com/office/word/2015/wordml/symex" xmlns:wpg="http://schemas.microsoft.com/office/word/2010/wordprocessingGroup" xmlns:wpi="http://schemas.microsoft.com/office/word/2010/wordprocessingInk" xmlns:wne="http://schemas.microsoft.com/office/word/2006/wordml" xmlns:wps="http://schemas.microsoft.com/office/word/2010/wordprocessingShape" mc:Ignorable="w14 w15 w16se w16cid w16 w16cex w16sdtdh w16sdtfl w16du wp14">
-  <w:p>
-    <w:pPr>
-      <w:pStyle w:val="a5"/>
-      <w:rPr>
-        <w:lang w:eastAsia="zh-TW"/>
-      </w:rPr>
-    </w:pPr>
-    <w:r>
-      <w:rPr>
-        <w:sz w:val="16"/>
-        <w:lang w:eastAsia="zh-TW"/>
-      </w:rPr>
-      <w:t xml:space="preserve">GIOS </w:t>
-    </w:r>
-    <w:r>
-      <w:rPr>
-        <w:sz w:val="16"/>
-        <w:lang w:eastAsia="zh-TW"/>
-      </w:rPr>
-      <w:t>設備助手　｜　現場操作</w:t>
-    </w:r>
-  </w:p>
-</w:hdr>
-</file>
-
 <file path=word/numbering.xml><?xml version="1.0" encoding="utf-8"?>
 <w:numbering xmlns:wpc="http://schemas.microsoft.com/office/word/2010/wordprocessingCanvas" xmlns:cx="http://schemas.microsoft.com/office/drawing/2014/chartex" xmlns:cx1="http://schemas.microsoft.com/office/drawing/2015/9/8/chartex" xmlns:cx2="http://schemas.microsoft.com/office/drawing/2015/10/21/chartex" xmlns:cx3="http://schemas.microsoft.com/office/drawing/2016/5/9/chartex" xmlns:cx4="http://schemas.microsoft.com/office/drawing/2016/5/10/chartex" xmlns:cx5="http://schemas.microsoft.com/office/drawing/2016/5/11/chartex" xmlns:cx6="http://schemas.microsoft.com/office/drawing/2016/5/12/chartex" xmlns:cx7="http://schemas.microsoft.com/office/drawing/2016/5/13/chartex" xmlns:cx8="http://schemas.microsoft.com/office/drawing/2016/5/14/chartex" xmlns:mc="http://schemas.openxmlformats.org/markup-compatibility/2006" xmlns:aink="http://schemas.microsoft.com/office/drawing/2016/ink" xmlns:am3d="http://schemas.microsoft.com/office/drawing/2017/model3d" xmlns:o="urn:schemas-microsoft-com:office:office" xmlns:oel="http://schemas.microsoft.com/office/2019/extlst" xmlns:r="http://schemas.openxmlformats.org/officeDocument/2006/relationships" xmlns:m="http://schemas.openxmlformats.org/officeDocument/2006/math" xmlns:v="urn:schemas-microsoft-com:vml" xmlns:wp14="http://schemas.microsoft.com/office/word/2010/wordprocessingDrawing" xmlns:wp="http://schemas.openxmlformats.org/drawingml/2006/wordprocessingDrawing" xmlns:w10="urn:schemas-microsoft-com:office:word" xmlns:w="http://schemas.openxmlformats.org/wordprocessingml/2006/main" xmlns:w14="http://schemas.microsoft.com/office/word/2010/wordml" xmlns:w15="http://schemas.microsoft.com/office/word/2012/wordml" xmlns:w16cex="http://schemas.microsoft.com/office/word/2018/wordml/cex" xmlns:w16cid="http://schemas.microsoft.com/office/word/2016/wordml/cid" xmlns:w16="http://schemas.microsoft.com/office/word/2018/wordml" xmlns:w16du="http://schemas.microsoft.com/office/word/2023/wordml/word16du" xmlns:w16sdtdh="http://schemas.microsoft.com/office/word/2020/wordml/sdtdatahash" xmlns:w16sdtfl="http://schemas.microsoft.com/office/word/2024/wordml/sdtformatlock" xmlns:w16se="http://schemas.microsoft.com/office/word/2015/wordml/symex" xmlns:wpg="http://schemas.microsoft.com/office/word/2010/wordprocessingGroup" xmlns:wpi="http://schemas.microsoft.com/office/word/2010/wordprocessingInk" xmlns:wne="http://schemas.microsoft.com/office/word/2006/wordml" xmlns:wps="http://schemas.microsoft.com/office/word/2010/wordprocessingShape" mc:Ignorable="w14 w15 w16se w16cid w16 w16cex w16sdtdh w16sdtfl w16du wp14">
   <w:abstractNum w:abstractNumId="0" w15:restartNumberingAfterBreak="0">
@@ -3912,31 +2847,31 @@
       </w:rPr>
     </w:lvl>
   </w:abstractNum>
-  <w:num w:numId="1" w16cid:durableId="965937157">
+  <w:num w:numId="1" w16cid:durableId="891580660">
     <w:abstractNumId w:val="8"/>
   </w:num>
-  <w:num w:numId="2" w16cid:durableId="418721874">
+  <w:num w:numId="2" w16cid:durableId="2014600505">
     <w:abstractNumId w:val="6"/>
   </w:num>
-  <w:num w:numId="3" w16cid:durableId="1929997675">
+  <w:num w:numId="3" w16cid:durableId="174224470">
     <w:abstractNumId w:val="5"/>
   </w:num>
-  <w:num w:numId="4" w16cid:durableId="113716216">
+  <w:num w:numId="4" w16cid:durableId="1733770098">
     <w:abstractNumId w:val="4"/>
   </w:num>
-  <w:num w:numId="5" w16cid:durableId="1477187767">
+  <w:num w:numId="5" w16cid:durableId="828326289">
     <w:abstractNumId w:val="7"/>
   </w:num>
-  <w:num w:numId="6" w16cid:durableId="29959980">
+  <w:num w:numId="6" w16cid:durableId="881289127">
     <w:abstractNumId w:val="3"/>
   </w:num>
-  <w:num w:numId="7" w16cid:durableId="434329839">
+  <w:num w:numId="7" w16cid:durableId="1771775169">
     <w:abstractNumId w:val="2"/>
   </w:num>
-  <w:num w:numId="8" w16cid:durableId="830099471">
+  <w:num w:numId="8" w16cid:durableId="762069441">
     <w:abstractNumId w:val="1"/>
   </w:num>
-  <w:num w:numId="9" w16cid:durableId="688412855">
+  <w:num w:numId="9" w16cid:durableId="1012531324">
     <w:abstractNumId w:val="0"/>
   </w:num>
 </w:numbering>
@@ -4333,11 +3268,12 @@
     <w:qFormat/>
     <w:rsid w:val="00FC693F"/>
     <w:pPr>
-      <w:spacing w:after="100" w:line="264" w:lineRule="auto"/>
+      <w:spacing w:after="120" w:line="259" w:lineRule="auto"/>
     </w:pPr>
     <w:rPr>
       <w:rFonts w:ascii="微軟正黑體" w:eastAsia="微軟正黑體" w:hAnsi="微軟正黑體" w:cs="微軟正黑體"/>
       <w:color w:val="000000"/>
+      <w:sz w:val="23"/>
     </w:rPr>
   </w:style>
   <w:style w:type="paragraph" w:styleId="1">
@@ -4351,14 +3287,14 @@
     <w:pPr>
       <w:keepNext/>
       <w:keepLines/>
-      <w:spacing w:after="180"/>
+      <w:spacing w:after="160"/>
       <w:outlineLvl w:val="0"/>
     </w:pPr>
     <w:rPr>
       <w:rFonts w:asciiTheme="majorHAnsi" w:eastAsiaTheme="majorEastAsia" w:hAnsiTheme="majorHAnsi" w:cstheme="majorBidi"/>
       <w:b/>
       <w:bCs/>
-      <w:sz w:val="36"/>
+      <w:sz w:val="34"/>
       <w:szCs w:val="28"/>
     </w:rPr>
   </w:style>
@@ -4374,7 +3310,7 @@
     <w:pPr>
       <w:keepNext/>
       <w:keepLines/>
-      <w:spacing w:before="200" w:after="0"/>
+      <w:spacing w:before="160" w:after="100"/>
       <w:outlineLvl w:val="1"/>
     </w:pPr>
     <w:rPr>
@@ -4678,7 +3614,7 @@
     <w:qFormat/>
     <w:rsid w:val="00FC693F"/>
     <w:pPr>
-      <w:spacing w:after="80" w:line="240" w:lineRule="auto"/>
+      <w:spacing w:line="240" w:lineRule="auto"/>
       <w:contextualSpacing/>
     </w:pPr>
     <w:rPr>
@@ -4686,7 +3622,7 @@
       <w:b/>
       <w:spacing w:val="5"/>
       <w:kern w:val="28"/>
-      <w:sz w:val="46"/>
+      <w:sz w:val="44"/>
       <w:szCs w:val="52"/>
     </w:rPr>
   </w:style>
@@ -4762,9 +3698,6 @@
     <w:uiPriority w:val="99"/>
     <w:unhideWhenUsed/>
     <w:rsid w:val="00AA1D8D"/>
-    <w:pPr>
-      <w:spacing w:after="120"/>
-    </w:pPr>
   </w:style>
   <w:style w:type="character" w:customStyle="1" w:styleId="af0">
     <w:name w:val="本文 字元"/>
@@ -4781,7 +3714,7 @@
     <w:unhideWhenUsed/>
     <w:rsid w:val="00AA1D8D"/>
     <w:pPr>
-      <w:spacing w:after="120" w:line="480" w:lineRule="auto"/>
+      <w:spacing w:line="480" w:lineRule="auto"/>
     </w:pPr>
   </w:style>
   <w:style w:type="character" w:customStyle="1" w:styleId="24">
@@ -4798,9 +3731,6 @@
     <w:uiPriority w:val="99"/>
     <w:unhideWhenUsed/>
     <w:rsid w:val="00AA1D8D"/>
-    <w:pPr>
-      <w:spacing w:after="120"/>
-    </w:pPr>
     <w:rPr>
       <w:sz w:val="16"/>
       <w:szCs w:val="16"/>
@@ -4935,7 +3865,6 @@
     <w:unhideWhenUsed/>
     <w:rsid w:val="0029639D"/>
     <w:pPr>
-      <w:spacing w:after="120"/>
       <w:ind w:left="360"/>
       <w:contextualSpacing/>
     </w:pPr>
@@ -4947,7 +3876,6 @@
     <w:unhideWhenUsed/>
     <w:rsid w:val="0029639D"/>
     <w:pPr>
-      <w:spacing w:after="120"/>
       <w:ind w:left="720"/>
       <w:contextualSpacing/>
     </w:pPr>
@@ -4959,7 +3887,6 @@
     <w:unhideWhenUsed/>
     <w:rsid w:val="0029639D"/>
     <w:pPr>
-      <w:spacing w:after="120"/>
       <w:ind w:left="1080"/>
       <w:contextualSpacing/>
     </w:pPr>
@@ -5125,7 +4052,6 @@
     </w:pPr>
     <w:rPr>
       <w:bCs/>
-      <w:color w:val="4A5560"/>
       <w:sz w:val="18"/>
       <w:szCs w:val="18"/>
     </w:rPr>
@@ -15318,41 +14244,6 @@
         <w:shd w:val="clear" w:color="auto" w:fill="FBCAA2" w:themeFill="accent6" w:themeFillTint="7F"/>
       </w:tcPr>
     </w:tblStylePr>
-  </w:style>
-  <w:style w:type="character" w:styleId="affa">
-    <w:name w:val="Hyperlink"/>
-    <w:basedOn w:val="a2"/>
-    <w:uiPriority w:val="99"/>
-    <w:unhideWhenUsed/>
-    <w:rsid w:val="009D72C3"/>
-    <w:rPr>
-      <w:color w:val="0000FF" w:themeColor="hyperlink"/>
-      <w:u w:val="single"/>
-    </w:rPr>
-  </w:style>
-  <w:style w:type="character" w:styleId="affb">
-    <w:name w:val="Unresolved Mention"/>
-    <w:basedOn w:val="a2"/>
-    <w:uiPriority w:val="99"/>
-    <w:semiHidden/>
-    <w:unhideWhenUsed/>
-    <w:rsid w:val="009D72C3"/>
-    <w:rPr>
-      <w:color w:val="605E5C"/>
-      <w:shd w:val="clear" w:color="auto" w:fill="E1DFDD"/>
-    </w:rPr>
-  </w:style>
-  <w:style w:type="character" w:styleId="affc">
-    <w:name w:val="FollowedHyperlink"/>
-    <w:basedOn w:val="a2"/>
-    <w:uiPriority w:val="99"/>
-    <w:semiHidden/>
-    <w:unhideWhenUsed/>
-    <w:rsid w:val="00542BE8"/>
-    <w:rPr>
-      <w:color w:val="800080" w:themeColor="followedHyperlink"/>
-      <w:u w:val="single"/>
-    </w:rPr>
   </w:style>
 </w:styles>
 </file>
